--- a/Entregables/Formato 2 Control de avances de actividades.docx
+++ b/Entregables/Formato 2 Control de avances de actividades.docx
@@ -4611,62 +4611,39 @@
               <w:rPr>
                 <w:sz w:val="18"/>
                 <w:szCs w:val="18"/>
-                <w:lang w:val="es-EC"/>
-              </w:rPr>
-            </w:pPr>
-            <w:proofErr w:type="spellStart"/>
-            <w:r>
-              <w:rPr>
-                <w:sz w:val="18"/>
-                <w:szCs w:val="18"/>
-                <w:lang w:val="es-EC"/>
-              </w:rPr>
-              <w:t>Implementar</w:t>
-            </w:r>
-            <w:proofErr w:type="spellEnd"/>
-            <w:r>
-              <w:rPr>
-                <w:sz w:val="18"/>
-                <w:szCs w:val="18"/>
-                <w:lang w:val="es-EC"/>
-              </w:rPr>
-              <w:t>/</w:t>
-            </w:r>
-            <w:proofErr w:type="spellStart"/>
-            <w:r>
-              <w:rPr>
-                <w:sz w:val="18"/>
-                <w:szCs w:val="18"/>
-                <w:lang w:val="es-EC"/>
-              </w:rPr>
-              <w:t>corregir</w:t>
-            </w:r>
-            <w:proofErr w:type="spellEnd"/>
-            <w:r>
-              <w:rPr>
-                <w:sz w:val="18"/>
-                <w:szCs w:val="18"/>
-                <w:lang w:val="es-EC"/>
-              </w:rPr>
-              <w:t xml:space="preserve"> GET /</w:t>
-            </w:r>
-            <w:proofErr w:type="spellStart"/>
-            <w:r>
-              <w:rPr>
-                <w:sz w:val="18"/>
-                <w:szCs w:val="18"/>
-                <w:lang w:val="es-EC"/>
-              </w:rPr>
-              <w:t>api</w:t>
-            </w:r>
-            <w:proofErr w:type="spellEnd"/>
-            <w:r>
-              <w:rPr>
-                <w:sz w:val="18"/>
-                <w:szCs w:val="18"/>
-                <w:lang w:val="es-EC"/>
-              </w:rPr>
-              <w:t>/</w:t>
+                <w:lang w:val="en-CA"/>
+              </w:rPr>
+            </w:pPr>
+            <w:r>
+              <w:rPr>
+                <w:sz w:val="18"/>
+                <w:szCs w:val="18"/>
+                <w:lang w:val="en-CA"/>
+              </w:rPr>
+              <w:t>Implementar/corregir GET /api/crm/leads con filtros (source, stage, búsqueda)</w:t>
+            </w:r>
+          </w:p>
+          <w:p>
+            <w:pPr>
+              <w:pStyle w:val="Textoindependiente2"/>
+              <w:numPr>
+                <w:ilvl w:val="0"/>
+                <w:numId w:val="6"/>
+              </w:numPr>
+              <w:spacing w:after="0" w:line="240" w:lineRule="auto"/>
+              <w:rPr>
+                <w:sz w:val="18"/>
+                <w:szCs w:val="18"/>
+                <w:lang w:val="es-EC"/>
+              </w:rPr>
+            </w:pPr>
+            <w:r>
+              <w:rPr>
+                <w:sz w:val="18"/>
+                <w:szCs w:val="18"/>
+                <w:lang w:val="es-EC"/>
+              </w:rPr>
+              <w:t>Implementar POST /api/</w:t>
             </w:r>
             <w:proofErr w:type="spellStart"/>
             <w:r>
@@ -4684,83 +4661,6 @@
                 <w:szCs w:val="18"/>
                 <w:lang w:val="es-EC"/>
               </w:rPr>
-              <w:t xml:space="preserve">/leads con </w:t>
-            </w:r>
-            <w:proofErr w:type="spellStart"/>
-            <w:r>
-              <w:rPr>
-                <w:sz w:val="18"/>
-                <w:szCs w:val="18"/>
-                <w:lang w:val="es-EC"/>
-              </w:rPr>
-              <w:t>filtros</w:t>
-            </w:r>
-            <w:proofErr w:type="spellEnd"/>
-            <w:r>
-              <w:rPr>
-                <w:sz w:val="18"/>
-                <w:szCs w:val="18"/>
-                <w:lang w:val="es-EC"/>
-              </w:rPr>
-              <w:t xml:space="preserve"> (source, stage, </w:t>
-            </w:r>
-            <w:proofErr w:type="spellStart"/>
-            <w:r>
-              <w:rPr>
-                <w:sz w:val="18"/>
-                <w:szCs w:val="18"/>
-                <w:lang w:val="es-EC"/>
-              </w:rPr>
-              <w:t>búsqueda</w:t>
-            </w:r>
-            <w:proofErr w:type="spellEnd"/>
-            <w:r>
-              <w:rPr>
-                <w:sz w:val="18"/>
-                <w:szCs w:val="18"/>
-                <w:lang w:val="es-EC"/>
-              </w:rPr>
-              <w:t>)</w:t>
-            </w:r>
-          </w:p>
-          <w:p>
-            <w:pPr>
-              <w:pStyle w:val="Textoindependiente2"/>
-              <w:numPr>
-                <w:ilvl w:val="0"/>
-                <w:numId w:val="6"/>
-              </w:numPr>
-              <w:spacing w:after="0" w:line="240" w:lineRule="auto"/>
-              <w:rPr>
-                <w:sz w:val="18"/>
-                <w:szCs w:val="18"/>
-                <w:lang w:val="es-EC"/>
-              </w:rPr>
-            </w:pPr>
-            <w:r>
-              <w:rPr>
-                <w:sz w:val="18"/>
-                <w:szCs w:val="18"/>
-                <w:lang w:val="es-EC"/>
-              </w:rPr>
-              <w:t>Implementar POST /api/</w:t>
-            </w:r>
-            <w:proofErr w:type="spellStart"/>
-            <w:r>
-              <w:rPr>
-                <w:sz w:val="18"/>
-                <w:szCs w:val="18"/>
-                <w:lang w:val="es-EC"/>
-              </w:rPr>
-              <w:t>crm</w:t>
-            </w:r>
-            <w:proofErr w:type="spellEnd"/>
-            <w:r>
-              <w:rPr>
-                <w:sz w:val="18"/>
-                <w:szCs w:val="18"/>
-                <w:lang w:val="es-EC"/>
-              </w:rPr>
               <w:t>/leads — crear lead manual con validación</w:t>
             </w:r>
           </w:p>
@@ -4775,80 +4675,16 @@
               <w:rPr>
                 <w:sz w:val="18"/>
                 <w:szCs w:val="18"/>
-                <w:lang w:val="es-EC"/>
-              </w:rPr>
-            </w:pPr>
-            <w:proofErr w:type="spellStart"/>
-            <w:r>
-              <w:rPr>
-                <w:sz w:val="18"/>
-                <w:szCs w:val="18"/>
-                <w:lang w:val="es-EC"/>
-              </w:rPr>
-              <w:t>Implementar</w:t>
-            </w:r>
-            <w:proofErr w:type="spellEnd"/>
-            <w:r>
-              <w:rPr>
-                <w:sz w:val="18"/>
-                <w:szCs w:val="18"/>
-                <w:lang w:val="es-EC"/>
-              </w:rPr>
-              <w:t xml:space="preserve"> PATCH /</w:t>
-            </w:r>
-            <w:proofErr w:type="spellStart"/>
-            <w:r>
-              <w:rPr>
-                <w:sz w:val="18"/>
-                <w:szCs w:val="18"/>
-                <w:lang w:val="es-EC"/>
-              </w:rPr>
-              <w:t>api</w:t>
-            </w:r>
-            <w:proofErr w:type="spellEnd"/>
-            <w:r>
-              <w:rPr>
-                <w:sz w:val="18"/>
-                <w:szCs w:val="18"/>
-                <w:lang w:val="es-EC"/>
-              </w:rPr>
-              <w:t>/</w:t>
-            </w:r>
-            <w:proofErr w:type="spellStart"/>
-            <w:r>
-              <w:rPr>
-                <w:sz w:val="18"/>
-                <w:szCs w:val="18"/>
-                <w:lang w:val="es-EC"/>
-              </w:rPr>
-              <w:t>crm</w:t>
-            </w:r>
-            <w:proofErr w:type="spellEnd"/>
-            <w:r>
-              <w:rPr>
-                <w:sz w:val="18"/>
-                <w:szCs w:val="18"/>
-                <w:lang w:val="es-EC"/>
-              </w:rPr>
-              <w:t xml:space="preserve">/leads/:id — </w:t>
-            </w:r>
-            <w:proofErr w:type="spellStart"/>
-            <w:r>
-              <w:rPr>
-                <w:sz w:val="18"/>
-                <w:szCs w:val="18"/>
-                <w:lang w:val="es-EC"/>
-              </w:rPr>
-              <w:t>editar</w:t>
-            </w:r>
-            <w:proofErr w:type="spellEnd"/>
-            <w:r>
-              <w:rPr>
-                <w:sz w:val="18"/>
-                <w:szCs w:val="18"/>
-                <w:lang w:val="es-EC"/>
-              </w:rPr>
-              <w:t xml:space="preserve"> lead</w:t>
+                <w:lang w:val="en-CA"/>
+              </w:rPr>
+            </w:pPr>
+            <w:r>
+              <w:rPr>
+                <w:sz w:val="18"/>
+                <w:szCs w:val="18"/>
+                <w:lang w:val="en-CA"/>
+              </w:rPr>
+              <w:t>Implementar PATCH /api/crm/leads/:id — editar lead</w:t>
             </w:r>
           </w:p>
           <w:p>
@@ -5346,26 +5182,16 @@
               <w:rPr>
                 <w:sz w:val="18"/>
                 <w:szCs w:val="18"/>
-                <w:lang w:val="es-EC"/>
-              </w:rPr>
-            </w:pPr>
-            <w:proofErr w:type="spellStart"/>
-            <w:r>
-              <w:rPr>
-                <w:sz w:val="18"/>
-                <w:szCs w:val="18"/>
-                <w:lang w:val="es-EC"/>
-              </w:rPr>
-              <w:t>Conectar</w:t>
-            </w:r>
-            <w:proofErr w:type="spellEnd"/>
-            <w:r>
-              <w:rPr>
-                <w:sz w:val="18"/>
-                <w:szCs w:val="18"/>
-                <w:lang w:val="es-EC"/>
-              </w:rPr>
-              <w:t xml:space="preserve"> drag-and-drop con PATCH /stage API (optimistic update)</w:t>
+                <w:lang w:val="en-CA"/>
+              </w:rPr>
+            </w:pPr>
+            <w:r>
+              <w:rPr>
+                <w:sz w:val="18"/>
+                <w:szCs w:val="18"/>
+                <w:lang w:val="en-CA"/>
+              </w:rPr>
+              <w:t>Conectar drag-and-drop con PATCH /stage API (optimistic update)</w:t>
             </w:r>
           </w:p>
           <w:p>
@@ -5798,14 +5624,14 @@
               <w:rPr>
                 <w:sz w:val="18"/>
                 <w:szCs w:val="18"/>
-                <w:lang w:val="es-EC"/>
-              </w:rPr>
-            </w:pPr>
-            <w:r>
-              <w:rPr>
-                <w:sz w:val="18"/>
-                <w:szCs w:val="18"/>
-                <w:lang w:val="es-EC"/>
+                <w:lang w:val="en-CA"/>
+              </w:rPr>
+            </w:pPr>
+            <w:r>
+              <w:rPr>
+                <w:sz w:val="18"/>
+                <w:szCs w:val="18"/>
+                <w:lang w:val="en-CA"/>
               </w:rPr>
               <w:t>"</w:t>
             </w:r>
@@ -5814,7 +5640,7 @@
               <w:rPr>
                 <w:sz w:val="18"/>
                 <w:szCs w:val="18"/>
-                <w:lang w:val="es-EC"/>
+                <w:lang w:val="en-CA"/>
               </w:rPr>
               <w:t>Implementar</w:t>
             </w:r>
@@ -5823,146 +5649,138 @@
               <w:rPr>
                 <w:sz w:val="18"/>
                 <w:szCs w:val="18"/>
+                <w:lang w:val="en-CA"/>
+              </w:rPr>
+              <w:t xml:space="preserve"> lead-</w:t>
+            </w:r>
+            <w:proofErr w:type="spellStart"/>
+            <w:proofErr w:type="gramStart"/>
+            <w:r>
+              <w:rPr>
+                <w:sz w:val="18"/>
+                <w:szCs w:val="18"/>
+                <w:lang w:val="en-CA"/>
+              </w:rPr>
+              <w:t>conversion.service</w:t>
+            </w:r>
+            <w:proofErr w:type="gramEnd"/>
+            <w:r>
+              <w:rPr>
+                <w:sz w:val="18"/>
+                <w:szCs w:val="18"/>
+                <w:lang w:val="en-CA"/>
+              </w:rPr>
+              <w:t>.ts</w:t>
+            </w:r>
+            <w:proofErr w:type="spellEnd"/>
+            <w:r>
+              <w:rPr>
+                <w:sz w:val="18"/>
+                <w:szCs w:val="18"/>
+                <w:lang w:val="en-CA"/>
+              </w:rPr>
+              <w:t>: convert(</w:t>
+            </w:r>
+            <w:proofErr w:type="spellStart"/>
+            <w:r>
+              <w:rPr>
+                <w:sz w:val="18"/>
+                <w:szCs w:val="18"/>
+                <w:lang w:val="en-CA"/>
+              </w:rPr>
+              <w:t>leadId</w:t>
+            </w:r>
+            <w:proofErr w:type="spellEnd"/>
+            <w:r>
+              <w:rPr>
+                <w:sz w:val="18"/>
+                <w:szCs w:val="18"/>
+                <w:lang w:val="en-CA"/>
+              </w:rPr>
+              <w:t>)</w:t>
+            </w:r>
+          </w:p>
+          <w:p>
+            <w:pPr>
+              <w:pStyle w:val="Textoindependiente2"/>
+              <w:numPr>
+                <w:ilvl w:val="0"/>
+                <w:numId w:val="6"/>
+              </w:numPr>
+              <w:spacing w:after="0" w:line="240" w:lineRule="auto"/>
+              <w:rPr>
+                <w:sz w:val="18"/>
+                <w:szCs w:val="18"/>
+                <w:lang w:val="es-EC"/>
+              </w:rPr>
+            </w:pPr>
+            <w:r>
+              <w:rPr>
+                <w:sz w:val="18"/>
+                <w:szCs w:val="18"/>
+                <w:lang w:val="es-EC"/>
+              </w:rPr>
+              <w:t xml:space="preserve">- Crear </w:t>
+            </w:r>
+            <w:proofErr w:type="spellStart"/>
+            <w:r>
+              <w:rPr>
+                <w:sz w:val="18"/>
+                <w:szCs w:val="18"/>
+                <w:lang w:val="es-EC"/>
+              </w:rPr>
+              <w:t>Customer</w:t>
+            </w:r>
+            <w:proofErr w:type="spellEnd"/>
+            <w:r>
+              <w:rPr>
+                <w:sz w:val="18"/>
+                <w:szCs w:val="18"/>
+                <w:lang w:val="es-EC"/>
+              </w:rPr>
+              <w:t xml:space="preserve"> desde datos del Lead</w:t>
+            </w:r>
+          </w:p>
+          <w:p>
+            <w:pPr>
+              <w:pStyle w:val="Textoindependiente2"/>
+              <w:numPr>
+                <w:ilvl w:val="0"/>
+                <w:numId w:val="6"/>
+              </w:numPr>
+              <w:spacing w:after="0" w:line="240" w:lineRule="auto"/>
+              <w:rPr>
+                <w:sz w:val="18"/>
+                <w:szCs w:val="18"/>
+                <w:lang w:val="es-EC"/>
+              </w:rPr>
+            </w:pPr>
+            <w:r>
+              <w:rPr>
+                <w:sz w:val="18"/>
+                <w:szCs w:val="18"/>
+                <w:lang w:val="es-EC"/>
+              </w:rPr>
+              <w:t xml:space="preserve">- </w:t>
+            </w:r>
+            <w:proofErr w:type="spellStart"/>
+            <w:r>
+              <w:rPr>
+                <w:sz w:val="18"/>
+                <w:szCs w:val="18"/>
+                <w:lang w:val="es-EC"/>
+              </w:rPr>
+              <w:t>Setear</w:t>
+            </w:r>
+            <w:proofErr w:type="spellEnd"/>
+            <w:r>
+              <w:rPr>
+                <w:sz w:val="18"/>
+                <w:szCs w:val="18"/>
                 <w:lang w:val="es-EC"/>
               </w:rPr>
               <w:t xml:space="preserve"> </w:t>
             </w:r>
-            <w:r>
-              <w:rPr>
-                <w:sz w:val="18"/>
-                <w:szCs w:val="18"/>
-                <w:lang w:val="es-EC"/>
-              </w:rPr>
-              <w:t>lead-</w:t>
-            </w:r>
-            <w:proofErr w:type="spellStart"/>
-            <w:proofErr w:type="gramStart"/>
-            <w:r>
-              <w:rPr>
-                <w:sz w:val="18"/>
-                <w:szCs w:val="18"/>
-                <w:lang w:val="es-EC"/>
-              </w:rPr>
-              <w:t>conversion.service</w:t>
-            </w:r>
-            <w:proofErr w:type="gramEnd"/>
-            <w:r>
-              <w:rPr>
-                <w:sz w:val="18"/>
-                <w:szCs w:val="18"/>
-                <w:lang w:val="es-EC"/>
-              </w:rPr>
-              <w:t>.ts</w:t>
-            </w:r>
-            <w:proofErr w:type="spellEnd"/>
-            <w:r>
-              <w:rPr>
-                <w:sz w:val="18"/>
-                <w:szCs w:val="18"/>
-                <w:lang w:val="es-EC"/>
-              </w:rPr>
-              <w:t>: convert(</w:t>
-            </w:r>
-            <w:proofErr w:type="spellStart"/>
-            <w:r>
-              <w:rPr>
-                <w:sz w:val="18"/>
-                <w:szCs w:val="18"/>
-                <w:lang w:val="es-EC"/>
-              </w:rPr>
-              <w:t>leadId</w:t>
-            </w:r>
-            <w:proofErr w:type="spellEnd"/>
-            <w:r>
-              <w:rPr>
-                <w:sz w:val="18"/>
-                <w:szCs w:val="18"/>
-                <w:lang w:val="es-EC"/>
-              </w:rPr>
-              <w:t>)</w:t>
-            </w:r>
-          </w:p>
-          <w:p>
-            <w:pPr>
-              <w:pStyle w:val="Textoindependiente2"/>
-              <w:numPr>
-                <w:ilvl w:val="0"/>
-                <w:numId w:val="6"/>
-              </w:numPr>
-              <w:spacing w:after="0" w:line="240" w:lineRule="auto"/>
-              <w:rPr>
-                <w:sz w:val="18"/>
-                <w:szCs w:val="18"/>
-                <w:lang w:val="es-EC"/>
-              </w:rPr>
-            </w:pPr>
-            <w:r>
-              <w:rPr>
-                <w:sz w:val="18"/>
-                <w:szCs w:val="18"/>
-                <w:lang w:val="es-EC"/>
-              </w:rPr>
-              <w:t xml:space="preserve">- Crear </w:t>
-            </w:r>
-            <w:proofErr w:type="spellStart"/>
-            <w:r>
-              <w:rPr>
-                <w:sz w:val="18"/>
-                <w:szCs w:val="18"/>
-                <w:lang w:val="es-EC"/>
-              </w:rPr>
-              <w:t>Customer</w:t>
-            </w:r>
-            <w:proofErr w:type="spellEnd"/>
-            <w:r>
-              <w:rPr>
-                <w:sz w:val="18"/>
-                <w:szCs w:val="18"/>
-                <w:lang w:val="es-EC"/>
-              </w:rPr>
-              <w:t xml:space="preserve"> desde datos del Lead</w:t>
-            </w:r>
-          </w:p>
-          <w:p>
-            <w:pPr>
-              <w:pStyle w:val="Textoindependiente2"/>
-              <w:numPr>
-                <w:ilvl w:val="0"/>
-                <w:numId w:val="6"/>
-              </w:numPr>
-              <w:spacing w:after="0" w:line="240" w:lineRule="auto"/>
-              <w:rPr>
-                <w:sz w:val="18"/>
-                <w:szCs w:val="18"/>
-                <w:lang w:val="es-EC"/>
-              </w:rPr>
-            </w:pPr>
-            <w:r>
-              <w:rPr>
-                <w:sz w:val="18"/>
-                <w:szCs w:val="18"/>
-                <w:lang w:val="es-EC"/>
-              </w:rPr>
-              <w:t xml:space="preserve">- </w:t>
-            </w:r>
-            <w:proofErr w:type="spellStart"/>
-            <w:r>
-              <w:rPr>
-                <w:sz w:val="18"/>
-                <w:szCs w:val="18"/>
-                <w:lang w:val="es-EC"/>
-              </w:rPr>
-              <w:t>Setear</w:t>
-            </w:r>
-            <w:proofErr w:type="spellEnd"/>
-            <w:r>
-              <w:rPr>
-                <w:sz w:val="18"/>
-                <w:szCs w:val="18"/>
-                <w:lang w:val="es-EC"/>
-              </w:rPr>
-              <w:t xml:space="preserve"> </w:t>
-            </w:r>
             <w:proofErr w:type="spellStart"/>
             <w:r>
               <w:rPr>
@@ -6026,62 +5844,16 @@
               <w:rPr>
                 <w:sz w:val="18"/>
                 <w:szCs w:val="18"/>
-                <w:lang w:val="es-EC"/>
-              </w:rPr>
-            </w:pPr>
-            <w:proofErr w:type="spellStart"/>
-            <w:r>
-              <w:rPr>
-                <w:sz w:val="18"/>
-                <w:szCs w:val="18"/>
-                <w:lang w:val="es-EC"/>
-              </w:rPr>
-              <w:t>Implementar</w:t>
-            </w:r>
-            <w:proofErr w:type="spellEnd"/>
-            <w:r>
-              <w:rPr>
-                <w:sz w:val="18"/>
-                <w:szCs w:val="18"/>
-                <w:lang w:val="es-EC"/>
-              </w:rPr>
-              <w:t xml:space="preserve"> POST /</w:t>
-            </w:r>
-            <w:proofErr w:type="spellStart"/>
-            <w:r>
-              <w:rPr>
-                <w:sz w:val="18"/>
-                <w:szCs w:val="18"/>
-                <w:lang w:val="es-EC"/>
-              </w:rPr>
-              <w:t>api</w:t>
-            </w:r>
-            <w:proofErr w:type="spellEnd"/>
-            <w:r>
-              <w:rPr>
-                <w:sz w:val="18"/>
-                <w:szCs w:val="18"/>
-                <w:lang w:val="es-EC"/>
-              </w:rPr>
-              <w:t>/</w:t>
-            </w:r>
-            <w:proofErr w:type="spellStart"/>
-            <w:r>
-              <w:rPr>
-                <w:sz w:val="18"/>
-                <w:szCs w:val="18"/>
-                <w:lang w:val="es-EC"/>
-              </w:rPr>
-              <w:t>crm</w:t>
-            </w:r>
-            <w:proofErr w:type="spellEnd"/>
-            <w:r>
-              <w:rPr>
-                <w:sz w:val="18"/>
-                <w:szCs w:val="18"/>
-                <w:lang w:val="es-EC"/>
-              </w:rPr>
-              <w:t>/leads/:id/convert</w:t>
+                <w:lang w:val="en-CA"/>
+              </w:rPr>
+            </w:pPr>
+            <w:r>
+              <w:rPr>
+                <w:sz w:val="18"/>
+                <w:szCs w:val="18"/>
+                <w:lang w:val="en-CA"/>
+              </w:rPr>
+              <w:t>Implementar POST /api/crm/leads/:id/convert</w:t>
             </w:r>
           </w:p>
           <w:p>
@@ -6431,23 +6203,13 @@
                 <w:lang w:val="es-EC"/>
               </w:rPr>
             </w:pPr>
-            <w:proofErr w:type="spellStart"/>
-            <w:r>
-              <w:rPr>
-                <w:sz w:val="18"/>
-                <w:szCs w:val="18"/>
-                <w:lang w:val="es-EC"/>
-              </w:rPr>
-              <w:t>Implementar</w:t>
-            </w:r>
-            <w:proofErr w:type="spellEnd"/>
-            <w:r>
-              <w:rPr>
-                <w:sz w:val="18"/>
-                <w:szCs w:val="18"/>
-                <w:lang w:val="es-EC"/>
-              </w:rPr>
-              <w:t xml:space="preserve"> </w:t>
+            <w:r>
+              <w:rPr>
+                <w:sz w:val="18"/>
+                <w:szCs w:val="18"/>
+                <w:lang w:val="es-EC"/>
+              </w:rPr>
+              <w:t xml:space="preserve">Implementar </w:t>
             </w:r>
             <w:proofErr w:type="spellStart"/>
             <w:r>
@@ -6465,36 +6227,8 @@
                 <w:szCs w:val="18"/>
                 <w:lang w:val="es-EC"/>
               </w:rPr>
-              <w:t xml:space="preserve"> — </w:t>
-            </w:r>
-            <w:proofErr w:type="spellStart"/>
-            <w:r>
-              <w:rPr>
-                <w:sz w:val="18"/>
-                <w:szCs w:val="18"/>
-                <w:lang w:val="es-EC"/>
-              </w:rPr>
-              <w:t>ficha</w:t>
-            </w:r>
-            <w:proofErr w:type="spellEnd"/>
-            <w:r>
-              <w:rPr>
-                <w:sz w:val="18"/>
-                <w:szCs w:val="18"/>
-                <w:lang w:val="es-EC"/>
-              </w:rPr>
-              <w:t xml:space="preserve"> con </w:t>
-            </w:r>
-            <w:proofErr w:type="spellStart"/>
-            <w:r>
-              <w:rPr>
-                <w:sz w:val="18"/>
-                <w:szCs w:val="18"/>
-                <w:lang w:val="es-EC"/>
-              </w:rPr>
-              <w:t>historial</w:t>
-            </w:r>
-            <w:proofErr w:type="spellEnd"/>
+              <w:t xml:space="preserve"> — ficha con historial</w:t>
+            </w:r>
           </w:p>
           <w:p>
             <w:pPr>
@@ -6668,80 +6402,16 @@
               <w:rPr>
                 <w:sz w:val="18"/>
                 <w:szCs w:val="18"/>
-                <w:lang w:val="es-EC"/>
-              </w:rPr>
-            </w:pPr>
-            <w:proofErr w:type="spellStart"/>
-            <w:r>
-              <w:rPr>
-                <w:sz w:val="18"/>
-                <w:szCs w:val="18"/>
-                <w:lang w:val="es-EC"/>
-              </w:rPr>
-              <w:t>Implementar</w:t>
-            </w:r>
-            <w:proofErr w:type="spellEnd"/>
-            <w:r>
-              <w:rPr>
-                <w:sz w:val="18"/>
-                <w:szCs w:val="18"/>
-                <w:lang w:val="es-EC"/>
-              </w:rPr>
-              <w:t xml:space="preserve"> CRUD Backend </w:t>
-            </w:r>
-            <w:proofErr w:type="spellStart"/>
-            <w:r>
-              <w:rPr>
-                <w:sz w:val="18"/>
-                <w:szCs w:val="18"/>
-                <w:lang w:val="es-EC"/>
-              </w:rPr>
-              <w:t>productos</w:t>
-            </w:r>
-            <w:proofErr w:type="spellEnd"/>
-            <w:r>
-              <w:rPr>
-                <w:sz w:val="18"/>
-                <w:szCs w:val="18"/>
-                <w:lang w:val="es-EC"/>
-              </w:rPr>
-              <w:t>: GET, POST, PUT, DELETE /</w:t>
-            </w:r>
-            <w:proofErr w:type="spellStart"/>
-            <w:r>
-              <w:rPr>
-                <w:sz w:val="18"/>
-                <w:szCs w:val="18"/>
-                <w:lang w:val="es-EC"/>
-              </w:rPr>
-              <w:t>api</w:t>
-            </w:r>
-            <w:proofErr w:type="spellEnd"/>
-            <w:r>
-              <w:rPr>
-                <w:sz w:val="18"/>
-                <w:szCs w:val="18"/>
-                <w:lang w:val="es-EC"/>
-              </w:rPr>
-              <w:t>/</w:t>
-            </w:r>
-            <w:proofErr w:type="spellStart"/>
-            <w:r>
-              <w:rPr>
-                <w:sz w:val="18"/>
-                <w:szCs w:val="18"/>
-                <w:lang w:val="es-EC"/>
-              </w:rPr>
-              <w:t>crm</w:t>
-            </w:r>
-            <w:proofErr w:type="spellEnd"/>
-            <w:r>
-              <w:rPr>
-                <w:sz w:val="18"/>
-                <w:szCs w:val="18"/>
-                <w:lang w:val="es-EC"/>
-              </w:rPr>
-              <w:t>/products</w:t>
+                <w:lang w:val="en-CA"/>
+              </w:rPr>
+            </w:pPr>
+            <w:r>
+              <w:rPr>
+                <w:sz w:val="18"/>
+                <w:szCs w:val="18"/>
+                <w:lang w:val="en-CA"/>
+              </w:rPr>
+              <w:t>Implementar CRUD Backend productos: GET, POST, PUT, DELETE /api/crm/products</w:t>
             </w:r>
           </w:p>
           <w:p>
@@ -6960,32 +6630,22 @@
                 <w:lang w:val="es-EC"/>
               </w:rPr>
             </w:pPr>
-            <w:proofErr w:type="spellStart"/>
-            <w:r>
-              <w:rPr>
-                <w:sz w:val="18"/>
-                <w:szCs w:val="18"/>
-                <w:lang w:val="es-EC"/>
-              </w:rPr>
-              <w:t>Implementar</w:t>
-            </w:r>
-            <w:proofErr w:type="spellEnd"/>
-            <w:r>
-              <w:rPr>
-                <w:sz w:val="18"/>
-                <w:szCs w:val="18"/>
-                <w:lang w:val="es-EC"/>
-              </w:rPr>
-              <w:t xml:space="preserve"> POST /</w:t>
-            </w:r>
-            <w:proofErr w:type="spellStart"/>
-            <w:r>
-              <w:rPr>
-                <w:sz w:val="18"/>
-                <w:szCs w:val="18"/>
-                <w:lang w:val="es-EC"/>
-              </w:rPr>
-              <w:t>api</w:t>
+            <w:r>
+              <w:rPr>
+                <w:sz w:val="18"/>
+                <w:szCs w:val="18"/>
+                <w:lang w:val="es-EC"/>
+              </w:rPr>
+              <w:t>Implementar POST /api/</w:t>
+            </w:r>
+            <w:proofErr w:type="spellStart"/>
+            <w:r>
+              <w:rPr>
+                <w:sz w:val="18"/>
+                <w:szCs w:val="18"/>
+                <w:lang w:val="es-EC"/>
+              </w:rPr>
+              <w:t>crm</w:t>
             </w:r>
             <w:proofErr w:type="spellEnd"/>
             <w:r>
@@ -7003,6 +6663,71 @@
                 <w:szCs w:val="18"/>
                 <w:lang w:val="es-EC"/>
               </w:rPr>
+              <w:t>orders</w:t>
+            </w:r>
+            <w:proofErr w:type="spellEnd"/>
+            <w:r>
+              <w:rPr>
+                <w:sz w:val="18"/>
+                <w:szCs w:val="18"/>
+                <w:lang w:val="es-EC"/>
+              </w:rPr>
+              <w:t xml:space="preserve"> — crear pedido asociado a cliente</w:t>
+            </w:r>
+          </w:p>
+          <w:p>
+            <w:pPr>
+              <w:pStyle w:val="Textoindependiente2"/>
+              <w:numPr>
+                <w:ilvl w:val="0"/>
+                <w:numId w:val="6"/>
+              </w:numPr>
+              <w:spacing w:after="0" w:line="240" w:lineRule="auto"/>
+              <w:rPr>
+                <w:sz w:val="18"/>
+                <w:szCs w:val="18"/>
+                <w:lang w:val="en-CA"/>
+              </w:rPr>
+            </w:pPr>
+            <w:r>
+              <w:rPr>
+                <w:sz w:val="18"/>
+                <w:szCs w:val="18"/>
+                <w:lang w:val="en-CA"/>
+              </w:rPr>
+              <w:lastRenderedPageBreak/>
+              <w:t>Implementar POST /api/crm/orders/:id/items — agregar items al pedido</w:t>
+            </w:r>
+          </w:p>
+          <w:p>
+            <w:pPr>
+              <w:pStyle w:val="Textoindependiente2"/>
+              <w:numPr>
+                <w:ilvl w:val="0"/>
+                <w:numId w:val="6"/>
+              </w:numPr>
+              <w:spacing w:after="0" w:line="240" w:lineRule="auto"/>
+              <w:rPr>
+                <w:sz w:val="18"/>
+                <w:szCs w:val="18"/>
+                <w:lang w:val="es-EC"/>
+              </w:rPr>
+            </w:pPr>
+            <w:r>
+              <w:rPr>
+                <w:sz w:val="18"/>
+                <w:szCs w:val="18"/>
+                <w:lang w:val="es-EC"/>
+              </w:rPr>
+              <w:t>Implementar GET /api/</w:t>
+            </w:r>
+            <w:proofErr w:type="spellStart"/>
+            <w:r>
+              <w:rPr>
+                <w:sz w:val="18"/>
+                <w:szCs w:val="18"/>
+                <w:lang w:val="es-EC"/>
+              </w:rPr>
               <w:t>crm</w:t>
             </w:r>
             <w:proofErr w:type="spellEnd"/>
@@ -7012,122 +6737,6 @@
                 <w:szCs w:val="18"/>
                 <w:lang w:val="es-EC"/>
               </w:rPr>
-              <w:t xml:space="preserve">/orders — </w:t>
-            </w:r>
-            <w:proofErr w:type="spellStart"/>
-            <w:r>
-              <w:rPr>
-                <w:sz w:val="18"/>
-                <w:szCs w:val="18"/>
-                <w:lang w:val="es-EC"/>
-              </w:rPr>
-              <w:t>crear</w:t>
-            </w:r>
-            <w:proofErr w:type="spellEnd"/>
-            <w:r>
-              <w:rPr>
-                <w:sz w:val="18"/>
-                <w:szCs w:val="18"/>
-                <w:lang w:val="es-EC"/>
-              </w:rPr>
-              <w:t xml:space="preserve"> </w:t>
-            </w:r>
-            <w:proofErr w:type="spellStart"/>
-            <w:r>
-              <w:rPr>
-                <w:sz w:val="18"/>
-                <w:szCs w:val="18"/>
-                <w:lang w:val="es-EC"/>
-              </w:rPr>
-              <w:t>pedido</w:t>
-            </w:r>
-            <w:proofErr w:type="spellEnd"/>
-            <w:r>
-              <w:rPr>
-                <w:sz w:val="18"/>
-                <w:szCs w:val="18"/>
-                <w:lang w:val="es-EC"/>
-              </w:rPr>
-              <w:t xml:space="preserve"> </w:t>
-            </w:r>
-            <w:proofErr w:type="spellStart"/>
-            <w:r>
-              <w:rPr>
-                <w:sz w:val="18"/>
-                <w:szCs w:val="18"/>
-                <w:lang w:val="es-EC"/>
-              </w:rPr>
-              <w:t>asociado</w:t>
-            </w:r>
-            <w:proofErr w:type="spellEnd"/>
-            <w:r>
-              <w:rPr>
-                <w:sz w:val="18"/>
-                <w:szCs w:val="18"/>
-                <w:lang w:val="es-EC"/>
-              </w:rPr>
-              <w:t xml:space="preserve"> a </w:t>
-            </w:r>
-            <w:proofErr w:type="spellStart"/>
-            <w:r>
-              <w:rPr>
-                <w:sz w:val="18"/>
-                <w:szCs w:val="18"/>
-                <w:lang w:val="es-EC"/>
-              </w:rPr>
-              <w:t>cliente</w:t>
-            </w:r>
-            <w:proofErr w:type="spellEnd"/>
-          </w:p>
-          <w:p>
-            <w:pPr>
-              <w:pStyle w:val="Textoindependiente2"/>
-              <w:numPr>
-                <w:ilvl w:val="0"/>
-                <w:numId w:val="6"/>
-              </w:numPr>
-              <w:spacing w:after="0" w:line="240" w:lineRule="auto"/>
-              <w:rPr>
-                <w:sz w:val="18"/>
-                <w:szCs w:val="18"/>
-                <w:lang w:val="es-EC"/>
-              </w:rPr>
-            </w:pPr>
-            <w:proofErr w:type="spellStart"/>
-            <w:r>
-              <w:rPr>
-                <w:sz w:val="18"/>
-                <w:szCs w:val="18"/>
-                <w:lang w:val="es-EC"/>
-              </w:rPr>
-              <w:lastRenderedPageBreak/>
-              <w:t>Implementar</w:t>
-            </w:r>
-            <w:proofErr w:type="spellEnd"/>
-            <w:r>
-              <w:rPr>
-                <w:sz w:val="18"/>
-                <w:szCs w:val="18"/>
-                <w:lang w:val="es-EC"/>
-              </w:rPr>
-              <w:t xml:space="preserve"> POST /</w:t>
-            </w:r>
-            <w:proofErr w:type="spellStart"/>
-            <w:r>
-              <w:rPr>
-                <w:sz w:val="18"/>
-                <w:szCs w:val="18"/>
-                <w:lang w:val="es-EC"/>
-              </w:rPr>
-              <w:t>api</w:t>
-            </w:r>
-            <w:proofErr w:type="spellEnd"/>
-            <w:r>
-              <w:rPr>
-                <w:sz w:val="18"/>
-                <w:szCs w:val="18"/>
-                <w:lang w:val="es-EC"/>
-              </w:rPr>
               <w:t>/</w:t>
             </w:r>
             <w:proofErr w:type="spellStart"/>
@@ -7137,6 +6746,70 @@
                 <w:szCs w:val="18"/>
                 <w:lang w:val="es-EC"/>
               </w:rPr>
+              <w:t>orders</w:t>
+            </w:r>
+            <w:proofErr w:type="spellEnd"/>
+            <w:r>
+              <w:rPr>
+                <w:sz w:val="18"/>
+                <w:szCs w:val="18"/>
+                <w:lang w:val="es-EC"/>
+              </w:rPr>
+              <w:t xml:space="preserve"> — historial con filtros (status, cliente, fecha)</w:t>
+            </w:r>
+          </w:p>
+          <w:p>
+            <w:pPr>
+              <w:pStyle w:val="Textoindependiente2"/>
+              <w:numPr>
+                <w:ilvl w:val="0"/>
+                <w:numId w:val="6"/>
+              </w:numPr>
+              <w:spacing w:after="0" w:line="240" w:lineRule="auto"/>
+              <w:rPr>
+                <w:sz w:val="18"/>
+                <w:szCs w:val="18"/>
+                <w:lang w:val="en-CA"/>
+              </w:rPr>
+            </w:pPr>
+            <w:r>
+              <w:rPr>
+                <w:sz w:val="18"/>
+                <w:szCs w:val="18"/>
+                <w:lang w:val="en-CA"/>
+              </w:rPr>
+              <w:t>Implementar GET /api/crm/orders/:id — detalle con items y totales</w:t>
+            </w:r>
+          </w:p>
+          <w:p>
+            <w:pPr>
+              <w:pStyle w:val="Textoindependiente2"/>
+              <w:numPr>
+                <w:ilvl w:val="0"/>
+                <w:numId w:val="6"/>
+              </w:numPr>
+              <w:spacing w:after="0" w:line="240" w:lineRule="auto"/>
+              <w:rPr>
+                <w:sz w:val="18"/>
+                <w:szCs w:val="18"/>
+                <w:lang w:val="es-EC"/>
+              </w:rPr>
+            </w:pPr>
+            <w:r>
+              <w:rPr>
+                <w:sz w:val="18"/>
+                <w:szCs w:val="18"/>
+                <w:lang w:val="es-EC"/>
+              </w:rPr>
+              <w:t>Implementar PATCH /api/</w:t>
+            </w:r>
+            <w:proofErr w:type="spellStart"/>
+            <w:r>
+              <w:rPr>
+                <w:sz w:val="18"/>
+                <w:szCs w:val="18"/>
+                <w:lang w:val="es-EC"/>
+              </w:rPr>
               <w:t>crm</w:t>
             </w:r>
             <w:proofErr w:type="spellEnd"/>
@@ -7146,85 +6819,6 @@
                 <w:szCs w:val="18"/>
                 <w:lang w:val="es-EC"/>
               </w:rPr>
-              <w:t xml:space="preserve">/orders/:id/items — </w:t>
-            </w:r>
-            <w:proofErr w:type="spellStart"/>
-            <w:r>
-              <w:rPr>
-                <w:sz w:val="18"/>
-                <w:szCs w:val="18"/>
-                <w:lang w:val="es-EC"/>
-              </w:rPr>
-              <w:t>agregar</w:t>
-            </w:r>
-            <w:proofErr w:type="spellEnd"/>
-            <w:r>
-              <w:rPr>
-                <w:sz w:val="18"/>
-                <w:szCs w:val="18"/>
-                <w:lang w:val="es-EC"/>
-              </w:rPr>
-              <w:t xml:space="preserve"> items al </w:t>
-            </w:r>
-            <w:proofErr w:type="spellStart"/>
-            <w:r>
-              <w:rPr>
-                <w:sz w:val="18"/>
-                <w:szCs w:val="18"/>
-                <w:lang w:val="es-EC"/>
-              </w:rPr>
-              <w:t>pedido</w:t>
-            </w:r>
-            <w:proofErr w:type="spellEnd"/>
-          </w:p>
-          <w:p>
-            <w:pPr>
-              <w:pStyle w:val="Textoindependiente2"/>
-              <w:numPr>
-                <w:ilvl w:val="0"/>
-                <w:numId w:val="6"/>
-              </w:numPr>
-              <w:spacing w:after="0" w:line="240" w:lineRule="auto"/>
-              <w:rPr>
-                <w:sz w:val="18"/>
-                <w:szCs w:val="18"/>
-                <w:lang w:val="es-EC"/>
-              </w:rPr>
-            </w:pPr>
-            <w:proofErr w:type="spellStart"/>
-            <w:r>
-              <w:rPr>
-                <w:sz w:val="18"/>
-                <w:szCs w:val="18"/>
-                <w:lang w:val="es-EC"/>
-              </w:rPr>
-              <w:t>Implementar</w:t>
-            </w:r>
-            <w:proofErr w:type="spellEnd"/>
-            <w:r>
-              <w:rPr>
-                <w:sz w:val="18"/>
-                <w:szCs w:val="18"/>
-                <w:lang w:val="es-EC"/>
-              </w:rPr>
-              <w:t xml:space="preserve"> GET /</w:t>
-            </w:r>
-            <w:proofErr w:type="spellStart"/>
-            <w:r>
-              <w:rPr>
-                <w:sz w:val="18"/>
-                <w:szCs w:val="18"/>
-                <w:lang w:val="es-EC"/>
-              </w:rPr>
-              <w:t>api</w:t>
-            </w:r>
-            <w:proofErr w:type="spellEnd"/>
-            <w:r>
-              <w:rPr>
-                <w:sz w:val="18"/>
-                <w:szCs w:val="18"/>
-                <w:lang w:val="es-EC"/>
-              </w:rPr>
               <w:t>/</w:t>
             </w:r>
             <w:proofErr w:type="spellStart"/>
@@ -7234,301 +6828,17 @@
                 <w:szCs w:val="18"/>
                 <w:lang w:val="es-EC"/>
               </w:rPr>
-              <w:t>crm</w:t>
-            </w:r>
-            <w:proofErr w:type="spellEnd"/>
-            <w:r>
-              <w:rPr>
-                <w:sz w:val="18"/>
-                <w:szCs w:val="18"/>
-                <w:lang w:val="es-EC"/>
-              </w:rPr>
-              <w:t xml:space="preserve">/orders — </w:t>
-            </w:r>
-            <w:proofErr w:type="spellStart"/>
-            <w:r>
-              <w:rPr>
-                <w:sz w:val="18"/>
-                <w:szCs w:val="18"/>
-                <w:lang w:val="es-EC"/>
-              </w:rPr>
-              <w:t>historial</w:t>
-            </w:r>
-            <w:proofErr w:type="spellEnd"/>
-            <w:r>
-              <w:rPr>
-                <w:sz w:val="18"/>
-                <w:szCs w:val="18"/>
-                <w:lang w:val="es-EC"/>
-              </w:rPr>
-              <w:t xml:space="preserve"> con </w:t>
-            </w:r>
-            <w:proofErr w:type="spellStart"/>
-            <w:r>
-              <w:rPr>
-                <w:sz w:val="18"/>
-                <w:szCs w:val="18"/>
-                <w:lang w:val="es-EC"/>
-              </w:rPr>
-              <w:t>filtros</w:t>
-            </w:r>
-            <w:proofErr w:type="spellEnd"/>
-            <w:r>
-              <w:rPr>
-                <w:sz w:val="18"/>
-                <w:szCs w:val="18"/>
-                <w:lang w:val="es-EC"/>
-              </w:rPr>
-              <w:t xml:space="preserve"> (status, </w:t>
-            </w:r>
-            <w:proofErr w:type="spellStart"/>
-            <w:r>
-              <w:rPr>
-                <w:sz w:val="18"/>
-                <w:szCs w:val="18"/>
-                <w:lang w:val="es-EC"/>
-              </w:rPr>
-              <w:t>cliente</w:t>
-            </w:r>
-            <w:proofErr w:type="spellEnd"/>
-            <w:r>
-              <w:rPr>
-                <w:sz w:val="18"/>
-                <w:szCs w:val="18"/>
-                <w:lang w:val="es-EC"/>
-              </w:rPr>
-              <w:t xml:space="preserve">, </w:t>
-            </w:r>
-            <w:proofErr w:type="spellStart"/>
-            <w:r>
-              <w:rPr>
-                <w:sz w:val="18"/>
-                <w:szCs w:val="18"/>
-                <w:lang w:val="es-EC"/>
-              </w:rPr>
-              <w:t>fecha</w:t>
-            </w:r>
-            <w:proofErr w:type="spellEnd"/>
-            <w:r>
-              <w:rPr>
-                <w:sz w:val="18"/>
-                <w:szCs w:val="18"/>
-                <w:lang w:val="es-EC"/>
-              </w:rPr>
-              <w:t>)</w:t>
-            </w:r>
-          </w:p>
-          <w:p>
-            <w:pPr>
-              <w:pStyle w:val="Textoindependiente2"/>
-              <w:numPr>
-                <w:ilvl w:val="0"/>
-                <w:numId w:val="6"/>
-              </w:numPr>
-              <w:spacing w:after="0" w:line="240" w:lineRule="auto"/>
-              <w:rPr>
-                <w:sz w:val="18"/>
-                <w:szCs w:val="18"/>
-                <w:lang w:val="es-EC"/>
-              </w:rPr>
-            </w:pPr>
-            <w:proofErr w:type="spellStart"/>
-            <w:r>
-              <w:rPr>
-                <w:sz w:val="18"/>
-                <w:szCs w:val="18"/>
-                <w:lang w:val="es-EC"/>
-              </w:rPr>
-              <w:t>Implementar</w:t>
-            </w:r>
-            <w:proofErr w:type="spellEnd"/>
-            <w:r>
-              <w:rPr>
-                <w:sz w:val="18"/>
-                <w:szCs w:val="18"/>
-                <w:lang w:val="es-EC"/>
-              </w:rPr>
-              <w:t xml:space="preserve"> GET /</w:t>
-            </w:r>
-            <w:proofErr w:type="spellStart"/>
-            <w:r>
-              <w:rPr>
-                <w:sz w:val="18"/>
-                <w:szCs w:val="18"/>
-                <w:lang w:val="es-EC"/>
-              </w:rPr>
-              <w:t>api</w:t>
-            </w:r>
-            <w:proofErr w:type="spellEnd"/>
-            <w:r>
-              <w:rPr>
-                <w:sz w:val="18"/>
-                <w:szCs w:val="18"/>
-                <w:lang w:val="es-EC"/>
-              </w:rPr>
-              <w:t>/</w:t>
-            </w:r>
-            <w:proofErr w:type="spellStart"/>
-            <w:r>
-              <w:rPr>
-                <w:sz w:val="18"/>
-                <w:szCs w:val="18"/>
-                <w:lang w:val="es-EC"/>
-              </w:rPr>
-              <w:t>crm</w:t>
-            </w:r>
-            <w:proofErr w:type="spellEnd"/>
-            <w:r>
-              <w:rPr>
-                <w:sz w:val="18"/>
-                <w:szCs w:val="18"/>
-                <w:lang w:val="es-EC"/>
-              </w:rPr>
-              <w:t xml:space="preserve">/orders/:id — </w:t>
-            </w:r>
-            <w:proofErr w:type="spellStart"/>
-            <w:r>
-              <w:rPr>
-                <w:sz w:val="18"/>
-                <w:szCs w:val="18"/>
-                <w:lang w:val="es-EC"/>
-              </w:rPr>
-              <w:t>detalle</w:t>
-            </w:r>
-            <w:proofErr w:type="spellEnd"/>
-            <w:r>
-              <w:rPr>
-                <w:sz w:val="18"/>
-                <w:szCs w:val="18"/>
-                <w:lang w:val="es-EC"/>
-              </w:rPr>
-              <w:t xml:space="preserve"> con items y </w:t>
-            </w:r>
-            <w:proofErr w:type="spellStart"/>
-            <w:r>
-              <w:rPr>
-                <w:sz w:val="18"/>
-                <w:szCs w:val="18"/>
-                <w:lang w:val="es-EC"/>
-              </w:rPr>
-              <w:t>totales</w:t>
-            </w:r>
-            <w:proofErr w:type="spellEnd"/>
-          </w:p>
-          <w:p>
-            <w:pPr>
-              <w:pStyle w:val="Textoindependiente2"/>
-              <w:numPr>
-                <w:ilvl w:val="0"/>
-                <w:numId w:val="6"/>
-              </w:numPr>
-              <w:spacing w:after="0" w:line="240" w:lineRule="auto"/>
-              <w:rPr>
-                <w:sz w:val="18"/>
-                <w:szCs w:val="18"/>
-                <w:lang w:val="es-EC"/>
-              </w:rPr>
-            </w:pPr>
-            <w:proofErr w:type="spellStart"/>
-            <w:r>
-              <w:rPr>
-                <w:sz w:val="18"/>
-                <w:szCs w:val="18"/>
-                <w:lang w:val="es-EC"/>
-              </w:rPr>
-              <w:t>Implementar</w:t>
-            </w:r>
-            <w:proofErr w:type="spellEnd"/>
-            <w:r>
-              <w:rPr>
-                <w:sz w:val="18"/>
-                <w:szCs w:val="18"/>
-                <w:lang w:val="es-EC"/>
-              </w:rPr>
-              <w:t xml:space="preserve"> PATCH /</w:t>
-            </w:r>
-            <w:proofErr w:type="spellStart"/>
-            <w:r>
-              <w:rPr>
-                <w:sz w:val="18"/>
-                <w:szCs w:val="18"/>
-                <w:lang w:val="es-EC"/>
-              </w:rPr>
-              <w:t>api</w:t>
-            </w:r>
-            <w:proofErr w:type="spellEnd"/>
-            <w:r>
-              <w:rPr>
-                <w:sz w:val="18"/>
-                <w:szCs w:val="18"/>
-                <w:lang w:val="es-EC"/>
-              </w:rPr>
-              <w:t>/</w:t>
-            </w:r>
-            <w:proofErr w:type="spellStart"/>
-            <w:r>
-              <w:rPr>
-                <w:sz w:val="18"/>
-                <w:szCs w:val="18"/>
-                <w:lang w:val="es-EC"/>
-              </w:rPr>
-              <w:t>crm</w:t>
-            </w:r>
-            <w:proofErr w:type="spellEnd"/>
-            <w:r>
-              <w:rPr>
-                <w:sz w:val="18"/>
-                <w:szCs w:val="18"/>
-                <w:lang w:val="es-EC"/>
-              </w:rPr>
-              <w:t xml:space="preserve">/orders/:id/status — </w:t>
-            </w:r>
-            <w:proofErr w:type="spellStart"/>
-            <w:r>
-              <w:rPr>
-                <w:sz w:val="18"/>
-                <w:szCs w:val="18"/>
-                <w:lang w:val="es-EC"/>
-              </w:rPr>
-              <w:t>cambiar</w:t>
-            </w:r>
-            <w:proofErr w:type="spellEnd"/>
-            <w:r>
-              <w:rPr>
-                <w:sz w:val="18"/>
-                <w:szCs w:val="18"/>
-                <w:lang w:val="es-EC"/>
-              </w:rPr>
-              <w:t xml:space="preserve"> </w:t>
-            </w:r>
-            <w:proofErr w:type="spellStart"/>
-            <w:r>
-              <w:rPr>
-                <w:sz w:val="18"/>
-                <w:szCs w:val="18"/>
-                <w:lang w:val="es-EC"/>
-              </w:rPr>
-              <w:t>estado</w:t>
-            </w:r>
-            <w:proofErr w:type="spellEnd"/>
-            <w:r>
-              <w:rPr>
-                <w:sz w:val="18"/>
-                <w:szCs w:val="18"/>
-                <w:lang w:val="es-EC"/>
-              </w:rPr>
-              <w:t xml:space="preserve"> del </w:t>
-            </w:r>
-            <w:proofErr w:type="spellStart"/>
-            <w:r>
-              <w:rPr>
-                <w:sz w:val="18"/>
-                <w:szCs w:val="18"/>
-                <w:lang w:val="es-EC"/>
-              </w:rPr>
-              <w:t>pedido</w:t>
-            </w:r>
-            <w:proofErr w:type="spellEnd"/>
+              <w:t>orders</w:t>
+            </w:r>
+            <w:proofErr w:type="spellEnd"/>
+            <w:r>
+              <w:rPr>
+                <w:sz w:val="18"/>
+                <w:szCs w:val="18"/>
+                <w:lang w:val="es-EC"/>
+              </w:rPr>
+              <w:t>/:id/status — cambiar estado del pedido</w:t>
+            </w:r>
           </w:p>
           <w:p>
             <w:pPr>
@@ -7665,41 +6975,31 @@
                 <w:lang w:val="es-EC"/>
               </w:rPr>
             </w:pPr>
-            <w:proofErr w:type="spellStart"/>
-            <w:r>
-              <w:rPr>
-                <w:sz w:val="18"/>
-                <w:szCs w:val="18"/>
-                <w:lang w:val="es-EC"/>
-              </w:rPr>
-              <w:t>Agregar</w:t>
-            </w:r>
-            <w:proofErr w:type="spellEnd"/>
-            <w:r>
-              <w:rPr>
-                <w:sz w:val="18"/>
-                <w:szCs w:val="18"/>
-                <w:lang w:val="es-EC"/>
-              </w:rPr>
-              <w:t xml:space="preserve"> campos al </w:t>
-            </w:r>
-            <w:proofErr w:type="spellStart"/>
-            <w:r>
-              <w:rPr>
-                <w:sz w:val="18"/>
-                <w:szCs w:val="18"/>
-                <w:lang w:val="es-EC"/>
-              </w:rPr>
-              <w:t>modelo</w:t>
-            </w:r>
-            <w:proofErr w:type="spellEnd"/>
-            <w:r>
-              <w:rPr>
-                <w:sz w:val="18"/>
-                <w:szCs w:val="18"/>
-                <w:lang w:val="es-EC"/>
-              </w:rPr>
-              <w:t xml:space="preserve"> Customer: </w:t>
+            <w:r>
+              <w:rPr>
+                <w:sz w:val="18"/>
+                <w:szCs w:val="18"/>
+                <w:lang w:val="es-EC"/>
+              </w:rPr>
+              <w:t xml:space="preserve">Agregar campos al modelo </w:t>
+            </w:r>
+            <w:proofErr w:type="spellStart"/>
+            <w:r>
+              <w:rPr>
+                <w:sz w:val="18"/>
+                <w:szCs w:val="18"/>
+                <w:lang w:val="es-EC"/>
+              </w:rPr>
+              <w:t>Customer</w:t>
+            </w:r>
+            <w:proofErr w:type="spellEnd"/>
+            <w:r>
+              <w:rPr>
+                <w:sz w:val="18"/>
+                <w:szCs w:val="18"/>
+                <w:lang w:val="es-EC"/>
+              </w:rPr>
+              <w:t xml:space="preserve">: </w:t>
             </w:r>
             <w:proofErr w:type="spellStart"/>
             <w:r>
@@ -7777,91 +7077,17 @@
               <w:rPr>
                 <w:sz w:val="18"/>
                 <w:szCs w:val="18"/>
-                <w:lang w:val="es-EC"/>
-              </w:rPr>
-            </w:pPr>
-            <w:proofErr w:type="spellStart"/>
-            <w:r>
-              <w:rPr>
-                <w:sz w:val="18"/>
-                <w:szCs w:val="18"/>
-                <w:lang w:val="es-EC"/>
-              </w:rPr>
-              <w:t>Implementar</w:t>
-            </w:r>
-            <w:proofErr w:type="spellEnd"/>
-            <w:r>
-              <w:rPr>
-                <w:sz w:val="18"/>
-                <w:szCs w:val="18"/>
-                <w:lang w:val="es-EC"/>
-              </w:rPr>
-              <w:t xml:space="preserve"> PATCH /</w:t>
-            </w:r>
-            <w:proofErr w:type="spellStart"/>
-            <w:r>
-              <w:rPr>
-                <w:sz w:val="18"/>
-                <w:szCs w:val="18"/>
-                <w:lang w:val="es-EC"/>
-              </w:rPr>
-              <w:t>api</w:t>
-            </w:r>
-            <w:proofErr w:type="spellEnd"/>
-            <w:r>
-              <w:rPr>
-                <w:sz w:val="18"/>
-                <w:szCs w:val="18"/>
-                <w:lang w:val="es-EC"/>
-              </w:rPr>
-              <w:t>/</w:t>
-            </w:r>
-            <w:proofErr w:type="spellStart"/>
-            <w:r>
-              <w:rPr>
-                <w:sz w:val="18"/>
-                <w:szCs w:val="18"/>
-                <w:lang w:val="es-EC"/>
-              </w:rPr>
-              <w:t>crm</w:t>
-            </w:r>
-            <w:proofErr w:type="spellEnd"/>
-            <w:r>
-              <w:rPr>
-                <w:sz w:val="18"/>
-                <w:szCs w:val="18"/>
-                <w:lang w:val="es-EC"/>
-              </w:rPr>
-              <w:t xml:space="preserve">/customers/:id/conditions — </w:t>
-            </w:r>
-            <w:proofErr w:type="spellStart"/>
-            <w:r>
-              <w:rPr>
-                <w:sz w:val="18"/>
-                <w:szCs w:val="18"/>
-                <w:lang w:val="es-EC"/>
-              </w:rPr>
-              <w:t>guardar</w:t>
-            </w:r>
-            <w:proofErr w:type="spellEnd"/>
-            <w:r>
-              <w:rPr>
-                <w:sz w:val="18"/>
-                <w:szCs w:val="18"/>
-                <w:lang w:val="es-EC"/>
-              </w:rPr>
-              <w:t xml:space="preserve"> </w:t>
-            </w:r>
-            <w:proofErr w:type="spellStart"/>
-            <w:r>
-              <w:rPr>
-                <w:sz w:val="18"/>
-                <w:szCs w:val="18"/>
-                <w:lang w:val="es-EC"/>
-              </w:rPr>
-              <w:t>condiciones</w:t>
-            </w:r>
-            <w:proofErr w:type="spellEnd"/>
+                <w:lang w:val="en-CA"/>
+              </w:rPr>
+            </w:pPr>
+            <w:r>
+              <w:rPr>
+                <w:sz w:val="18"/>
+                <w:szCs w:val="18"/>
+                <w:lang w:val="en-CA"/>
+              </w:rPr>
+              <w:t>Implementar PATCH /api/crm/customers/:id/conditions — guardar condiciones</w:t>
+            </w:r>
           </w:p>
           <w:p>
             <w:pPr>
@@ -7906,72 +7132,8 @@
                 <w:szCs w:val="18"/>
                 <w:lang w:val="es-EC"/>
               </w:rPr>
-              <w:t xml:space="preserve">Validar </w:t>
-            </w:r>
-            <w:proofErr w:type="spellStart"/>
-            <w:r>
-              <w:rPr>
-                <w:sz w:val="18"/>
-                <w:szCs w:val="18"/>
-                <w:lang w:val="es-EC"/>
-              </w:rPr>
-              <w:t>límite</w:t>
-            </w:r>
-            <w:proofErr w:type="spellEnd"/>
-            <w:r>
-              <w:rPr>
-                <w:sz w:val="18"/>
-                <w:szCs w:val="18"/>
-                <w:lang w:val="es-EC"/>
-              </w:rPr>
-              <w:t xml:space="preserve"> de </w:t>
-            </w:r>
-            <w:proofErr w:type="spellStart"/>
-            <w:r>
-              <w:rPr>
-                <w:sz w:val="18"/>
-                <w:szCs w:val="18"/>
-                <w:lang w:val="es-EC"/>
-              </w:rPr>
-              <w:t>crédito</w:t>
-            </w:r>
-            <w:proofErr w:type="spellEnd"/>
-            <w:r>
-              <w:rPr>
-                <w:sz w:val="18"/>
-                <w:szCs w:val="18"/>
-                <w:lang w:val="es-EC"/>
-              </w:rPr>
-              <w:t xml:space="preserve"> antes de </w:t>
-            </w:r>
-            <w:proofErr w:type="spellStart"/>
-            <w:r>
-              <w:rPr>
-                <w:sz w:val="18"/>
-                <w:szCs w:val="18"/>
-                <w:lang w:val="es-EC"/>
-              </w:rPr>
-              <w:t>confirmar</w:t>
-            </w:r>
-            <w:proofErr w:type="spellEnd"/>
-            <w:r>
-              <w:rPr>
-                <w:sz w:val="18"/>
-                <w:szCs w:val="18"/>
-                <w:lang w:val="es-EC"/>
-              </w:rPr>
-              <w:t xml:space="preserve"> </w:t>
-            </w:r>
-            <w:proofErr w:type="spellStart"/>
-            <w:r>
-              <w:rPr>
-                <w:sz w:val="18"/>
-                <w:szCs w:val="18"/>
-                <w:lang w:val="es-EC"/>
-              </w:rPr>
-              <w:t>pedido</w:t>
-            </w:r>
-            <w:proofErr w:type="spellEnd"/>
+              <w:t>Validar límite de crédito antes de confirmar pedido</w:t>
+            </w:r>
           </w:p>
           <w:p>
             <w:pPr>
@@ -8140,23 +7302,13 @@
                 <w:lang w:val="es-EC"/>
               </w:rPr>
             </w:pPr>
-            <w:proofErr w:type="spellStart"/>
-            <w:r>
-              <w:rPr>
-                <w:sz w:val="18"/>
-                <w:szCs w:val="18"/>
-                <w:lang w:val="es-EC"/>
-              </w:rPr>
-              <w:t>Implementar</w:t>
-            </w:r>
-            <w:proofErr w:type="spellEnd"/>
-            <w:r>
-              <w:rPr>
-                <w:sz w:val="18"/>
-                <w:szCs w:val="18"/>
-                <w:lang w:val="es-EC"/>
-              </w:rPr>
-              <w:t xml:space="preserve"> </w:t>
+            <w:r>
+              <w:rPr>
+                <w:sz w:val="18"/>
+                <w:szCs w:val="18"/>
+                <w:lang w:val="es-EC"/>
+              </w:rPr>
+              <w:t xml:space="preserve">Implementar </w:t>
             </w:r>
             <w:proofErr w:type="spellStart"/>
             <w:r>
@@ -8174,54 +7326,8 @@
                 <w:szCs w:val="18"/>
                 <w:lang w:val="es-EC"/>
               </w:rPr>
-              <w:t xml:space="preserve"> — </w:t>
-            </w:r>
-            <w:proofErr w:type="spellStart"/>
-            <w:r>
-              <w:rPr>
-                <w:sz w:val="18"/>
-                <w:szCs w:val="18"/>
-                <w:lang w:val="es-EC"/>
-              </w:rPr>
-              <w:t>tabla</w:t>
-            </w:r>
-            <w:proofErr w:type="spellEnd"/>
-            <w:r>
-              <w:rPr>
-                <w:sz w:val="18"/>
-                <w:szCs w:val="18"/>
-                <w:lang w:val="es-EC"/>
-              </w:rPr>
-              <w:t xml:space="preserve"> </w:t>
-            </w:r>
-            <w:proofErr w:type="spellStart"/>
-            <w:r>
-              <w:rPr>
-                <w:sz w:val="18"/>
-                <w:szCs w:val="18"/>
-                <w:lang w:val="es-EC"/>
-              </w:rPr>
-              <w:t>historial</w:t>
-            </w:r>
-            <w:proofErr w:type="spellEnd"/>
-            <w:r>
-              <w:rPr>
-                <w:sz w:val="18"/>
-                <w:szCs w:val="18"/>
-                <w:lang w:val="es-EC"/>
-              </w:rPr>
-              <w:t xml:space="preserve"> de </w:t>
-            </w:r>
-            <w:proofErr w:type="spellStart"/>
-            <w:r>
-              <w:rPr>
-                <w:sz w:val="18"/>
-                <w:szCs w:val="18"/>
-                <w:lang w:val="es-EC"/>
-              </w:rPr>
-              <w:t>pedidos</w:t>
-            </w:r>
-            <w:proofErr w:type="spellEnd"/>
+              <w:t xml:space="preserve"> — tabla historial de pedidos</w:t>
+            </w:r>
           </w:p>
           <w:p>
             <w:pPr>
@@ -8453,63 +7559,44 @@
                 <w:szCs w:val="18"/>
                 <w:lang w:val="es-EC"/>
               </w:rPr>
-              <w:t>"</w:t>
-            </w:r>
-            <w:proofErr w:type="spellStart"/>
-            <w:r>
-              <w:rPr>
-                <w:sz w:val="18"/>
-                <w:szCs w:val="18"/>
-                <w:lang w:val="es-EC"/>
-              </w:rPr>
-              <w:t>Implementar</w:t>
-            </w:r>
-            <w:proofErr w:type="spellEnd"/>
-            <w:r>
-              <w:rPr>
-                <w:sz w:val="18"/>
-                <w:szCs w:val="18"/>
-                <w:lang w:val="es-EC"/>
-              </w:rPr>
-              <w:t xml:space="preserve"> GET /</w:t>
-            </w:r>
-            <w:proofErr w:type="spellStart"/>
-            <w:r>
-              <w:rPr>
-                <w:sz w:val="18"/>
-                <w:szCs w:val="18"/>
-                <w:lang w:val="es-EC"/>
-              </w:rPr>
-              <w:t>api</w:t>
-            </w:r>
-            <w:proofErr w:type="spellEnd"/>
-            <w:r>
-              <w:rPr>
-                <w:sz w:val="18"/>
-                <w:szCs w:val="18"/>
-                <w:lang w:val="es-EC"/>
-              </w:rPr>
-              <w:t xml:space="preserve">/analytics — query </w:t>
-            </w:r>
-            <w:proofErr w:type="spellStart"/>
-            <w:r>
-              <w:rPr>
-                <w:sz w:val="18"/>
-                <w:szCs w:val="18"/>
-                <w:lang w:val="es-EC"/>
-              </w:rPr>
-              <w:t>agregado</w:t>
-            </w:r>
-            <w:proofErr w:type="spellEnd"/>
-            <w:r>
-              <w:rPr>
-                <w:sz w:val="18"/>
-                <w:szCs w:val="18"/>
-                <w:lang w:val="es-EC"/>
-              </w:rPr>
-              <w:t xml:space="preserve"> de </w:t>
-            </w:r>
-            <w:proofErr w:type="spellStart"/>
+              <w:t>"Implementar GET /api/</w:t>
+            </w:r>
+            <w:proofErr w:type="spellStart"/>
+            <w:r>
+              <w:rPr>
+                <w:sz w:val="18"/>
+                <w:szCs w:val="18"/>
+                <w:lang w:val="es-EC"/>
+              </w:rPr>
+              <w:t>analytics</w:t>
+            </w:r>
+            <w:proofErr w:type="spellEnd"/>
+            <w:r>
+              <w:rPr>
+                <w:sz w:val="18"/>
+                <w:szCs w:val="18"/>
+                <w:lang w:val="es-EC"/>
+              </w:rPr>
+              <w:t xml:space="preserve"> — </w:t>
+            </w:r>
+            <w:proofErr w:type="spellStart"/>
+            <w:r>
+              <w:rPr>
+                <w:sz w:val="18"/>
+                <w:szCs w:val="18"/>
+                <w:lang w:val="es-EC"/>
+              </w:rPr>
+              <w:t>query</w:t>
+            </w:r>
+            <w:proofErr w:type="spellEnd"/>
+            <w:r>
+              <w:rPr>
+                <w:sz w:val="18"/>
+                <w:szCs w:val="18"/>
+                <w:lang w:val="es-EC"/>
+              </w:rPr>
+              <w:t xml:space="preserve"> agregado de </w:t>
+            </w:r>
             <w:proofErr w:type="gramStart"/>
             <w:r>
               <w:rPr>
@@ -8517,16 +7604,7 @@
                 <w:szCs w:val="18"/>
                 <w:lang w:val="es-EC"/>
               </w:rPr>
-              <w:t>métricas</w:t>
-            </w:r>
-            <w:proofErr w:type="spellEnd"/>
-            <w:r>
-              <w:rPr>
-                <w:sz w:val="18"/>
-                <w:szCs w:val="18"/>
-                <w:lang w:val="es-EC"/>
-              </w:rPr>
-              <w:t xml:space="preserve">  -</w:t>
+              <w:t>métricas  -</w:t>
             </w:r>
             <w:proofErr w:type="gramEnd"/>
             <w:r>
@@ -8535,222 +7613,86 @@
                 <w:szCs w:val="18"/>
                 <w:lang w:val="es-EC"/>
               </w:rPr>
-              <w:t xml:space="preserve"> Total leads </w:t>
-            </w:r>
-            <w:proofErr w:type="spellStart"/>
-            <w:r>
-              <w:rPr>
-                <w:sz w:val="18"/>
-                <w:szCs w:val="18"/>
-                <w:lang w:val="es-EC"/>
-              </w:rPr>
-              <w:t>por</w:t>
-            </w:r>
-            <w:proofErr w:type="spellEnd"/>
-            <w:r>
-              <w:rPr>
-                <w:sz w:val="18"/>
-                <w:szCs w:val="18"/>
-                <w:lang w:val="es-EC"/>
-              </w:rPr>
-              <w:t xml:space="preserve"> </w:t>
-            </w:r>
-            <w:proofErr w:type="spellStart"/>
-            <w:r>
-              <w:rPr>
-                <w:sz w:val="18"/>
-                <w:szCs w:val="18"/>
-                <w:lang w:val="es-EC"/>
-              </w:rPr>
-              <w:t>etapa</w:t>
-            </w:r>
-            <w:proofErr w:type="spellEnd"/>
-            <w:r>
-              <w:rPr>
-                <w:sz w:val="18"/>
-                <w:szCs w:val="18"/>
-                <w:lang w:val="es-EC"/>
-              </w:rPr>
-              <w:t xml:space="preserve">, </w:t>
-            </w:r>
-            <w:proofErr w:type="spellStart"/>
-            <w:r>
-              <w:rPr>
-                <w:sz w:val="18"/>
-                <w:szCs w:val="18"/>
-                <w:lang w:val="es-EC"/>
-              </w:rPr>
-              <w:t>tasa</w:t>
-            </w:r>
-            <w:proofErr w:type="spellEnd"/>
-            <w:r>
-              <w:rPr>
-                <w:sz w:val="18"/>
-                <w:szCs w:val="18"/>
-                <w:lang w:val="es-EC"/>
-              </w:rPr>
-              <w:t xml:space="preserve"> </w:t>
-            </w:r>
-            <w:proofErr w:type="spellStart"/>
-            <w:r>
-              <w:rPr>
-                <w:sz w:val="18"/>
-                <w:szCs w:val="18"/>
-                <w:lang w:val="es-EC"/>
-              </w:rPr>
-              <w:t>conversión</w:t>
-            </w:r>
-            <w:proofErr w:type="spellEnd"/>
-          </w:p>
-          <w:p>
-            <w:pPr>
-              <w:pStyle w:val="Textoindependiente2"/>
-              <w:numPr>
-                <w:ilvl w:val="0"/>
-                <w:numId w:val="6"/>
-              </w:numPr>
-              <w:spacing w:after="0" w:line="240" w:lineRule="auto"/>
-              <w:rPr>
-                <w:sz w:val="18"/>
-                <w:szCs w:val="18"/>
-                <w:lang w:val="es-EC"/>
-              </w:rPr>
-            </w:pPr>
-            <w:r>
-              <w:rPr>
-                <w:sz w:val="18"/>
-                <w:szCs w:val="18"/>
-                <w:lang w:val="es-EC"/>
-              </w:rPr>
-              <w:t xml:space="preserve">   - Total </w:t>
-            </w:r>
-            <w:proofErr w:type="spellStart"/>
-            <w:r>
-              <w:rPr>
-                <w:sz w:val="18"/>
-                <w:szCs w:val="18"/>
-                <w:lang w:val="es-EC"/>
-              </w:rPr>
-              <w:t>clientes</w:t>
-            </w:r>
-            <w:proofErr w:type="spellEnd"/>
-            <w:r>
-              <w:rPr>
-                <w:sz w:val="18"/>
-                <w:szCs w:val="18"/>
-                <w:lang w:val="es-EC"/>
-              </w:rPr>
-              <w:t>, revenue</w:t>
-            </w:r>
-          </w:p>
-          <w:p>
-            <w:pPr>
-              <w:pStyle w:val="Textoindependiente2"/>
-              <w:numPr>
-                <w:ilvl w:val="0"/>
-                <w:numId w:val="6"/>
-              </w:numPr>
-              <w:spacing w:after="0" w:line="240" w:lineRule="auto"/>
-              <w:rPr>
-                <w:sz w:val="18"/>
-                <w:szCs w:val="18"/>
-                <w:lang w:val="es-EC"/>
-              </w:rPr>
-            </w:pPr>
-            <w:r>
-              <w:rPr>
-                <w:sz w:val="18"/>
-                <w:szCs w:val="18"/>
-                <w:lang w:val="es-EC"/>
-              </w:rPr>
-              <w:t xml:space="preserve">   - </w:t>
-            </w:r>
-            <w:proofErr w:type="spellStart"/>
-            <w:r>
-              <w:rPr>
-                <w:sz w:val="18"/>
-                <w:szCs w:val="18"/>
-                <w:lang w:val="es-EC"/>
-              </w:rPr>
-              <w:t>Pedidos</w:t>
-            </w:r>
-            <w:proofErr w:type="spellEnd"/>
-            <w:r>
-              <w:rPr>
-                <w:sz w:val="18"/>
-                <w:szCs w:val="18"/>
-                <w:lang w:val="es-EC"/>
-              </w:rPr>
-              <w:t xml:space="preserve"> </w:t>
-            </w:r>
-            <w:proofErr w:type="spellStart"/>
-            <w:r>
-              <w:rPr>
-                <w:sz w:val="18"/>
-                <w:szCs w:val="18"/>
-                <w:lang w:val="es-EC"/>
-              </w:rPr>
-              <w:t>por</w:t>
-            </w:r>
-            <w:proofErr w:type="spellEnd"/>
-            <w:r>
-              <w:rPr>
-                <w:sz w:val="18"/>
-                <w:szCs w:val="18"/>
-                <w:lang w:val="es-EC"/>
-              </w:rPr>
-              <w:t xml:space="preserve"> </w:t>
-            </w:r>
-            <w:proofErr w:type="spellStart"/>
-            <w:r>
-              <w:rPr>
-                <w:sz w:val="18"/>
-                <w:szCs w:val="18"/>
-                <w:lang w:val="es-EC"/>
-              </w:rPr>
-              <w:t>estado</w:t>
-            </w:r>
-            <w:proofErr w:type="spellEnd"/>
-            <w:r>
-              <w:rPr>
-                <w:sz w:val="18"/>
-                <w:szCs w:val="18"/>
-                <w:lang w:val="es-EC"/>
-              </w:rPr>
-              <w:t>"</w:t>
-            </w:r>
-          </w:p>
-          <w:p>
-            <w:pPr>
-              <w:pStyle w:val="Textoindependiente2"/>
-              <w:numPr>
-                <w:ilvl w:val="0"/>
-                <w:numId w:val="6"/>
-              </w:numPr>
-              <w:spacing w:after="0" w:line="240" w:lineRule="auto"/>
-              <w:rPr>
-                <w:sz w:val="18"/>
-                <w:szCs w:val="18"/>
-                <w:lang w:val="es-EC"/>
-              </w:rPr>
-            </w:pPr>
-            <w:proofErr w:type="spellStart"/>
-            <w:r>
-              <w:rPr>
-                <w:sz w:val="18"/>
-                <w:szCs w:val="18"/>
-                <w:lang w:val="es-EC"/>
-              </w:rPr>
-              <w:t>Implementar</w:t>
-            </w:r>
-            <w:proofErr w:type="spellEnd"/>
-            <w:r>
-              <w:rPr>
-                <w:sz w:val="18"/>
-                <w:szCs w:val="18"/>
-                <w:lang w:val="es-EC"/>
-              </w:rPr>
-              <w:t xml:space="preserve"> </w:t>
+              <w:t xml:space="preserve"> Total leads por etapa, tasa conversión</w:t>
+            </w:r>
+          </w:p>
+          <w:p>
+            <w:pPr>
+              <w:pStyle w:val="Textoindependiente2"/>
+              <w:numPr>
+                <w:ilvl w:val="0"/>
+                <w:numId w:val="6"/>
+              </w:numPr>
+              <w:spacing w:after="0" w:line="240" w:lineRule="auto"/>
+              <w:rPr>
+                <w:sz w:val="18"/>
+                <w:szCs w:val="18"/>
+                <w:lang w:val="es-EC"/>
+              </w:rPr>
+            </w:pPr>
+            <w:r>
+              <w:rPr>
+                <w:sz w:val="18"/>
+                <w:szCs w:val="18"/>
+                <w:lang w:val="es-EC"/>
+              </w:rPr>
+              <w:t xml:space="preserve">   - Total clientes, </w:t>
+            </w:r>
+            <w:proofErr w:type="spellStart"/>
+            <w:r>
+              <w:rPr>
+                <w:sz w:val="18"/>
+                <w:szCs w:val="18"/>
+                <w:lang w:val="es-EC"/>
+              </w:rPr>
+              <w:t>revenue</w:t>
+            </w:r>
+            <w:proofErr w:type="spellEnd"/>
+          </w:p>
+          <w:p>
+            <w:pPr>
+              <w:pStyle w:val="Textoindependiente2"/>
+              <w:numPr>
+                <w:ilvl w:val="0"/>
+                <w:numId w:val="6"/>
+              </w:numPr>
+              <w:spacing w:after="0" w:line="240" w:lineRule="auto"/>
+              <w:rPr>
+                <w:sz w:val="18"/>
+                <w:szCs w:val="18"/>
+                <w:lang w:val="es-EC"/>
+              </w:rPr>
+            </w:pPr>
+            <w:r>
+              <w:rPr>
+                <w:sz w:val="18"/>
+                <w:szCs w:val="18"/>
+                <w:lang w:val="es-EC"/>
+              </w:rPr>
+              <w:t xml:space="preserve">   - Pedidos por estado"</w:t>
+            </w:r>
+          </w:p>
+          <w:p>
+            <w:pPr>
+              <w:pStyle w:val="Textoindependiente2"/>
+              <w:numPr>
+                <w:ilvl w:val="0"/>
+                <w:numId w:val="6"/>
+              </w:numPr>
+              <w:spacing w:after="0" w:line="240" w:lineRule="auto"/>
+              <w:rPr>
+                <w:sz w:val="18"/>
+                <w:szCs w:val="18"/>
+                <w:lang w:val="es-EC"/>
+              </w:rPr>
+            </w:pPr>
+            <w:r>
+              <w:rPr>
+                <w:sz w:val="18"/>
+                <w:szCs w:val="18"/>
+                <w:lang w:val="es-EC"/>
+              </w:rPr>
+              <w:t xml:space="preserve">Implementar </w:t>
             </w:r>
             <w:proofErr w:type="spellStart"/>
             <w:r>
@@ -8768,112 +7710,58 @@
                 <w:szCs w:val="18"/>
                 <w:lang w:val="es-EC"/>
               </w:rPr>
-              <w:t xml:space="preserve"> con MetricCards</w:t>
-            </w:r>
-          </w:p>
-          <w:p>
-            <w:pPr>
-              <w:pStyle w:val="Textoindependiente2"/>
-              <w:numPr>
-                <w:ilvl w:val="0"/>
-                <w:numId w:val="6"/>
-              </w:numPr>
-              <w:spacing w:after="0" w:line="240" w:lineRule="auto"/>
-              <w:rPr>
-                <w:sz w:val="18"/>
-                <w:szCs w:val="18"/>
-                <w:lang w:val="es-EC"/>
-              </w:rPr>
-            </w:pPr>
-            <w:proofErr w:type="spellStart"/>
-            <w:r>
-              <w:rPr>
-                <w:sz w:val="18"/>
-                <w:szCs w:val="18"/>
-                <w:lang w:val="es-EC"/>
-              </w:rPr>
-              <w:t>Implementar</w:t>
-            </w:r>
-            <w:proofErr w:type="spellEnd"/>
-            <w:r>
-              <w:rPr>
-                <w:sz w:val="18"/>
-                <w:szCs w:val="18"/>
-                <w:lang w:val="es-EC"/>
-              </w:rPr>
-              <w:t xml:space="preserve"> </w:t>
-            </w:r>
-            <w:proofErr w:type="spellStart"/>
-            <w:r>
-              <w:rPr>
-                <w:sz w:val="18"/>
-                <w:szCs w:val="18"/>
-                <w:lang w:val="es-EC"/>
-              </w:rPr>
-              <w:t>gráfico</w:t>
-            </w:r>
-            <w:proofErr w:type="spellEnd"/>
-            <w:r>
-              <w:rPr>
-                <w:sz w:val="18"/>
-                <w:szCs w:val="18"/>
-                <w:lang w:val="es-EC"/>
-              </w:rPr>
-              <w:t xml:space="preserve"> de </w:t>
-            </w:r>
-            <w:proofErr w:type="spellStart"/>
-            <w:r>
-              <w:rPr>
-                <w:sz w:val="18"/>
-                <w:szCs w:val="18"/>
-                <w:lang w:val="es-EC"/>
-              </w:rPr>
-              <w:t>conversión</w:t>
-            </w:r>
-            <w:proofErr w:type="spellEnd"/>
-            <w:r>
-              <w:rPr>
-                <w:sz w:val="18"/>
-                <w:szCs w:val="18"/>
-                <w:lang w:val="es-EC"/>
-              </w:rPr>
-              <w:t xml:space="preserve"> (funnel o barras </w:t>
-            </w:r>
-            <w:proofErr w:type="spellStart"/>
-            <w:r>
-              <w:rPr>
-                <w:sz w:val="18"/>
-                <w:szCs w:val="18"/>
-                <w:lang w:val="es-EC"/>
-              </w:rPr>
-              <w:t>por</w:t>
-            </w:r>
-            <w:proofErr w:type="spellEnd"/>
-            <w:r>
-              <w:rPr>
-                <w:sz w:val="18"/>
-                <w:szCs w:val="18"/>
-                <w:lang w:val="es-EC"/>
-              </w:rPr>
-              <w:t xml:space="preserve"> </w:t>
-            </w:r>
-            <w:proofErr w:type="spellStart"/>
-            <w:r>
-              <w:rPr>
-                <w:sz w:val="18"/>
-                <w:szCs w:val="18"/>
-                <w:lang w:val="es-EC"/>
-              </w:rPr>
-              <w:t>etapa</w:t>
-            </w:r>
-            <w:proofErr w:type="spellEnd"/>
-            <w:r>
-              <w:rPr>
-                <w:sz w:val="18"/>
-                <w:szCs w:val="18"/>
-                <w:lang w:val="es-EC"/>
-              </w:rPr>
-              <w:t>)</w:t>
+              <w:t xml:space="preserve"> con </w:t>
+            </w:r>
+            <w:proofErr w:type="spellStart"/>
+            <w:r>
+              <w:rPr>
+                <w:sz w:val="18"/>
+                <w:szCs w:val="18"/>
+                <w:lang w:val="es-EC"/>
+              </w:rPr>
+              <w:t>MetricCards</w:t>
+            </w:r>
+            <w:proofErr w:type="spellEnd"/>
+          </w:p>
+          <w:p>
+            <w:pPr>
+              <w:pStyle w:val="Textoindependiente2"/>
+              <w:numPr>
+                <w:ilvl w:val="0"/>
+                <w:numId w:val="6"/>
+              </w:numPr>
+              <w:spacing w:after="0" w:line="240" w:lineRule="auto"/>
+              <w:rPr>
+                <w:sz w:val="18"/>
+                <w:szCs w:val="18"/>
+                <w:lang w:val="es-EC"/>
+              </w:rPr>
+            </w:pPr>
+            <w:r>
+              <w:rPr>
+                <w:sz w:val="18"/>
+                <w:szCs w:val="18"/>
+                <w:lang w:val="es-EC"/>
+              </w:rPr>
+              <w:t>Implementar gráfico de conversión (</w:t>
+            </w:r>
+            <w:proofErr w:type="spellStart"/>
+            <w:r>
+              <w:rPr>
+                <w:sz w:val="18"/>
+                <w:szCs w:val="18"/>
+                <w:lang w:val="es-EC"/>
+              </w:rPr>
+              <w:t>funnel</w:t>
+            </w:r>
+            <w:proofErr w:type="spellEnd"/>
+            <w:r>
+              <w:rPr>
+                <w:sz w:val="18"/>
+                <w:szCs w:val="18"/>
+                <w:lang w:val="es-EC"/>
+              </w:rPr>
+              <w:t xml:space="preserve"> o barras por etapa)</w:t>
             </w:r>
           </w:p>
           <w:p>
@@ -9026,72 +7914,8 @@
                 <w:szCs w:val="18"/>
                 <w:lang w:val="es-EC"/>
               </w:rPr>
-              <w:t xml:space="preserve"> completo del </w:t>
-            </w:r>
-            <w:proofErr w:type="spellStart"/>
-            <w:r>
-              <w:rPr>
-                <w:sz w:val="18"/>
-                <w:szCs w:val="18"/>
-                <w:lang w:val="es-EC"/>
-              </w:rPr>
-              <w:t>flujo</w:t>
-            </w:r>
-            <w:proofErr w:type="spellEnd"/>
-            <w:r>
-              <w:rPr>
-                <w:sz w:val="18"/>
-                <w:szCs w:val="18"/>
-                <w:lang w:val="es-EC"/>
-              </w:rPr>
-              <w:t xml:space="preserve">: Contacto → Lead → Pipeline → </w:t>
-            </w:r>
-            <w:proofErr w:type="spellStart"/>
-            <w:r>
-              <w:rPr>
-                <w:sz w:val="18"/>
-                <w:szCs w:val="18"/>
-                <w:lang w:val="es-EC"/>
-              </w:rPr>
-              <w:t>Convertir</w:t>
-            </w:r>
-            <w:proofErr w:type="spellEnd"/>
-            <w:r>
-              <w:rPr>
-                <w:sz w:val="18"/>
-                <w:szCs w:val="18"/>
-                <w:lang w:val="es-EC"/>
-              </w:rPr>
-              <w:t xml:space="preserve"> → </w:t>
-            </w:r>
-            <w:proofErr w:type="spellStart"/>
-            <w:r>
-              <w:rPr>
-                <w:sz w:val="18"/>
-                <w:szCs w:val="18"/>
-                <w:lang w:val="es-EC"/>
-              </w:rPr>
-              <w:t>Cliente</w:t>
-            </w:r>
-            <w:proofErr w:type="spellEnd"/>
-            <w:r>
-              <w:rPr>
-                <w:sz w:val="18"/>
-                <w:szCs w:val="18"/>
-                <w:lang w:val="es-EC"/>
-              </w:rPr>
-              <w:t xml:space="preserve"> → </w:t>
-            </w:r>
-            <w:proofErr w:type="spellStart"/>
-            <w:r>
-              <w:rPr>
-                <w:sz w:val="18"/>
-                <w:szCs w:val="18"/>
-                <w:lang w:val="es-EC"/>
-              </w:rPr>
-              <w:t>Pedido</w:t>
-            </w:r>
-            <w:proofErr w:type="spellEnd"/>
+              <w:t xml:space="preserve"> completo del flujo: Contacto → Lead → Pipeline → Convertir → Cliente → Pedido</w:t>
+            </w:r>
           </w:p>
           <w:p>
             <w:pPr>
@@ -9130,153 +7954,59 @@
                 <w:lang w:val="es-EC"/>
               </w:rPr>
             </w:pPr>
-            <w:proofErr w:type="spellStart"/>
-            <w:r>
-              <w:rPr>
-                <w:sz w:val="18"/>
-                <w:szCs w:val="18"/>
-                <w:lang w:val="es-EC"/>
-              </w:rPr>
-              <w:t>Corregir</w:t>
-            </w:r>
-            <w:proofErr w:type="spellEnd"/>
-            <w:r>
-              <w:rPr>
-                <w:sz w:val="18"/>
-                <w:szCs w:val="18"/>
-                <w:lang w:val="es-EC"/>
-              </w:rPr>
-              <w:t xml:space="preserve"> bugs </w:t>
-            </w:r>
-            <w:proofErr w:type="spellStart"/>
-            <w:r>
-              <w:rPr>
-                <w:sz w:val="18"/>
-                <w:szCs w:val="18"/>
-                <w:lang w:val="es-EC"/>
-              </w:rPr>
-              <w:t>encontrados</w:t>
-            </w:r>
-            <w:proofErr w:type="spellEnd"/>
-            <w:r>
-              <w:rPr>
-                <w:sz w:val="18"/>
-                <w:szCs w:val="18"/>
-                <w:lang w:val="es-EC"/>
-              </w:rPr>
-              <w:t xml:space="preserve"> </w:t>
-            </w:r>
-            <w:proofErr w:type="spellStart"/>
-            <w:r>
-              <w:rPr>
-                <w:sz w:val="18"/>
-                <w:szCs w:val="18"/>
-                <w:lang w:val="es-EC"/>
-              </w:rPr>
-              <w:t>durante</w:t>
-            </w:r>
-            <w:proofErr w:type="spellEnd"/>
-            <w:r>
-              <w:rPr>
-                <w:sz w:val="18"/>
-                <w:szCs w:val="18"/>
-                <w:lang w:val="es-EC"/>
-              </w:rPr>
-              <w:t xml:space="preserve"> testing</w:t>
-            </w:r>
-          </w:p>
-          <w:p>
-            <w:pPr>
-              <w:pStyle w:val="Textoindependiente2"/>
-              <w:numPr>
-                <w:ilvl w:val="0"/>
-                <w:numId w:val="6"/>
-              </w:numPr>
-              <w:spacing w:after="0" w:line="240" w:lineRule="auto"/>
-              <w:rPr>
-                <w:sz w:val="18"/>
-                <w:szCs w:val="18"/>
-                <w:lang w:val="es-EC"/>
-              </w:rPr>
-            </w:pPr>
-            <w:proofErr w:type="spellStart"/>
-            <w:r>
-              <w:rPr>
-                <w:sz w:val="18"/>
-                <w:szCs w:val="18"/>
-                <w:lang w:val="es-EC"/>
-              </w:rPr>
-              <w:t>Verificar</w:t>
-            </w:r>
-            <w:proofErr w:type="spellEnd"/>
-            <w:r>
-              <w:rPr>
-                <w:sz w:val="18"/>
-                <w:szCs w:val="18"/>
-                <w:lang w:val="es-EC"/>
-              </w:rPr>
-              <w:t xml:space="preserve"> responsive </w:t>
-            </w:r>
-            <w:proofErr w:type="spellStart"/>
-            <w:r>
-              <w:rPr>
-                <w:sz w:val="18"/>
-                <w:szCs w:val="18"/>
-                <w:lang w:val="es-EC"/>
-              </w:rPr>
-              <w:t>en</w:t>
-            </w:r>
-            <w:proofErr w:type="spellEnd"/>
-            <w:r>
-              <w:rPr>
-                <w:sz w:val="18"/>
-                <w:szCs w:val="18"/>
-                <w:lang w:val="es-EC"/>
-              </w:rPr>
-              <w:t xml:space="preserve"> vistas </w:t>
-            </w:r>
-            <w:proofErr w:type="spellStart"/>
-            <w:r>
-              <w:rPr>
-                <w:sz w:val="18"/>
-                <w:szCs w:val="18"/>
-                <w:lang w:val="es-EC"/>
-              </w:rPr>
-              <w:t>principales</w:t>
-            </w:r>
-            <w:proofErr w:type="spellEnd"/>
-          </w:p>
-          <w:p>
-            <w:pPr>
-              <w:pStyle w:val="Textoindependiente2"/>
-              <w:numPr>
-                <w:ilvl w:val="0"/>
-                <w:numId w:val="6"/>
-              </w:numPr>
-              <w:spacing w:after="0" w:line="240" w:lineRule="auto"/>
-              <w:rPr>
-                <w:sz w:val="18"/>
-                <w:szCs w:val="18"/>
-                <w:lang w:val="es-EC"/>
-              </w:rPr>
-            </w:pPr>
-            <w:proofErr w:type="spellStart"/>
-            <w:r>
-              <w:rPr>
-                <w:sz w:val="18"/>
-                <w:szCs w:val="18"/>
-                <w:lang w:val="es-EC"/>
-              </w:rPr>
-              <w:t>Verificar</w:t>
-            </w:r>
-            <w:proofErr w:type="spellEnd"/>
-            <w:r>
-              <w:rPr>
-                <w:sz w:val="18"/>
-                <w:szCs w:val="18"/>
-                <w:lang w:val="es-EC"/>
-              </w:rPr>
-              <w:t xml:space="preserve"> </w:t>
+            <w:r>
+              <w:rPr>
+                <w:sz w:val="18"/>
+                <w:szCs w:val="18"/>
+                <w:lang w:val="es-EC"/>
+              </w:rPr>
+              <w:t>Corregir bugs encontrados durante testing</w:t>
+            </w:r>
+          </w:p>
+          <w:p>
+            <w:pPr>
+              <w:pStyle w:val="Textoindependiente2"/>
+              <w:numPr>
+                <w:ilvl w:val="0"/>
+                <w:numId w:val="6"/>
+              </w:numPr>
+              <w:spacing w:after="0" w:line="240" w:lineRule="auto"/>
+              <w:rPr>
+                <w:sz w:val="18"/>
+                <w:szCs w:val="18"/>
+                <w:lang w:val="es-EC"/>
+              </w:rPr>
+            </w:pPr>
+            <w:r>
+              <w:rPr>
+                <w:sz w:val="18"/>
+                <w:szCs w:val="18"/>
+                <w:lang w:val="es-EC"/>
+              </w:rPr>
+              <w:t>Verificar responsive en vistas principales</w:t>
+            </w:r>
+          </w:p>
+          <w:p>
+            <w:pPr>
+              <w:pStyle w:val="Textoindependiente2"/>
+              <w:numPr>
+                <w:ilvl w:val="0"/>
+                <w:numId w:val="6"/>
+              </w:numPr>
+              <w:spacing w:after="0" w:line="240" w:lineRule="auto"/>
+              <w:rPr>
+                <w:sz w:val="18"/>
+                <w:szCs w:val="18"/>
+                <w:lang w:val="es-EC"/>
+              </w:rPr>
+            </w:pPr>
+            <w:r>
+              <w:rPr>
+                <w:sz w:val="18"/>
+                <w:szCs w:val="18"/>
+                <w:lang w:val="es-EC"/>
+              </w:rPr>
+              <w:t xml:space="preserve">Verificar </w:t>
             </w:r>
             <w:proofErr w:type="spellStart"/>
             <w:r>
@@ -10129,62 +8859,16 @@
               <w:rPr>
                 <w:sz w:val="18"/>
                 <w:szCs w:val="18"/>
-                <w:lang w:val="es-EC"/>
-              </w:rPr>
-            </w:pPr>
-            <w:proofErr w:type="spellStart"/>
-            <w:r>
-              <w:rPr>
-                <w:sz w:val="18"/>
-                <w:szCs w:val="18"/>
-                <w:lang w:val="es-EC"/>
-              </w:rPr>
-              <w:t>Corregir</w:t>
-            </w:r>
-            <w:proofErr w:type="spellEnd"/>
-            <w:r>
-              <w:rPr>
-                <w:sz w:val="18"/>
-                <w:szCs w:val="18"/>
-                <w:lang w:val="es-EC"/>
-              </w:rPr>
-              <w:t>/</w:t>
-            </w:r>
-            <w:proofErr w:type="spellStart"/>
-            <w:r>
-              <w:rPr>
-                <w:sz w:val="18"/>
-                <w:szCs w:val="18"/>
-                <w:lang w:val="es-EC"/>
-              </w:rPr>
-              <w:t>completar</w:t>
-            </w:r>
-            <w:proofErr w:type="spellEnd"/>
-            <w:r>
-              <w:rPr>
-                <w:sz w:val="18"/>
-                <w:szCs w:val="18"/>
-                <w:lang w:val="es-EC"/>
-              </w:rPr>
-              <w:t xml:space="preserve"> CRUD leads: GET con </w:t>
-            </w:r>
-            <w:proofErr w:type="spellStart"/>
-            <w:r>
-              <w:rPr>
-                <w:sz w:val="18"/>
-                <w:szCs w:val="18"/>
-                <w:lang w:val="es-EC"/>
-              </w:rPr>
-              <w:t>filtros</w:t>
-            </w:r>
-            <w:proofErr w:type="spellEnd"/>
-            <w:r>
-              <w:rPr>
-                <w:sz w:val="18"/>
-                <w:szCs w:val="18"/>
-                <w:lang w:val="es-EC"/>
-              </w:rPr>
-              <w:t>, POST, PATCH, PATCH /stage</w:t>
+                <w:lang w:val="en-CA"/>
+              </w:rPr>
+            </w:pPr>
+            <w:r>
+              <w:rPr>
+                <w:sz w:val="18"/>
+                <w:szCs w:val="18"/>
+                <w:lang w:val="en-CA"/>
+              </w:rPr>
+              <w:t>Corregir/completar CRUD leads: GET con filtros, POST, PATCH, PATCH /stage</w:t>
             </w:r>
           </w:p>
           <w:p>
@@ -10482,14 +9166,14 @@
               <w:rPr>
                 <w:sz w:val="18"/>
                 <w:szCs w:val="18"/>
-                <w:lang w:val="es-EC"/>
-              </w:rPr>
-            </w:pPr>
-            <w:r>
-              <w:rPr>
-                <w:sz w:val="18"/>
-                <w:szCs w:val="18"/>
-                <w:lang w:val="es-EC"/>
+                <w:lang w:val="en-CA"/>
+              </w:rPr>
+            </w:pPr>
+            <w:r>
+              <w:rPr>
+                <w:sz w:val="18"/>
+                <w:szCs w:val="18"/>
+                <w:lang w:val="en-CA"/>
               </w:rPr>
               <w:t xml:space="preserve">Crear </w:t>
             </w:r>
@@ -10498,7 +9182,7 @@
               <w:rPr>
                 <w:sz w:val="18"/>
                 <w:szCs w:val="18"/>
-                <w:lang w:val="es-EC"/>
+                <w:lang w:val="en-CA"/>
               </w:rPr>
               <w:t>modelo</w:t>
             </w:r>
@@ -10507,7 +9191,7 @@
               <w:rPr>
                 <w:sz w:val="18"/>
                 <w:szCs w:val="18"/>
-                <w:lang w:val="es-EC"/>
+                <w:lang w:val="en-CA"/>
               </w:rPr>
               <w:t xml:space="preserve"> </w:t>
             </w:r>
@@ -10516,7 +9200,7 @@
               <w:rPr>
                 <w:sz w:val="18"/>
                 <w:szCs w:val="18"/>
-                <w:lang w:val="es-EC"/>
+                <w:lang w:val="en-CA"/>
               </w:rPr>
               <w:t>ChannelConfig</w:t>
             </w:r>
@@ -10525,7 +9209,7 @@
               <w:rPr>
                 <w:sz w:val="18"/>
                 <w:szCs w:val="18"/>
-                <w:lang w:val="es-EC"/>
+                <w:lang w:val="en-CA"/>
               </w:rPr>
               <w:t xml:space="preserve"> </w:t>
             </w:r>
@@ -10534,7 +9218,7 @@
               <w:rPr>
                 <w:sz w:val="18"/>
                 <w:szCs w:val="18"/>
-                <w:lang w:val="es-EC"/>
+                <w:lang w:val="en-CA"/>
               </w:rPr>
               <w:t>en</w:t>
             </w:r>
@@ -10543,7 +9227,7 @@
               <w:rPr>
                 <w:sz w:val="18"/>
                 <w:szCs w:val="18"/>
-                <w:lang w:val="es-EC"/>
+                <w:lang w:val="en-CA"/>
               </w:rPr>
               <w:t xml:space="preserve"> Prisma: </w:t>
             </w:r>
@@ -10552,7 +9236,7 @@
               <w:rPr>
                 <w:sz w:val="18"/>
                 <w:szCs w:val="18"/>
-                <w:lang w:val="es-EC"/>
+                <w:lang w:val="en-CA"/>
               </w:rPr>
               <w:t xml:space="preserve">{ </w:t>
             </w:r>
@@ -10561,7 +9245,7 @@
               <w:rPr>
                 <w:sz w:val="18"/>
                 <w:szCs w:val="18"/>
-                <w:lang w:val="es-EC"/>
+                <w:lang w:val="en-CA"/>
               </w:rPr>
               <w:t>tenantId</w:t>
             </w:r>
@@ -10571,7 +9255,7 @@
               <w:rPr>
                 <w:sz w:val="18"/>
                 <w:szCs w:val="18"/>
-                <w:lang w:val="es-EC"/>
+                <w:lang w:val="en-CA"/>
               </w:rPr>
               <w:t xml:space="preserve">, </w:t>
             </w:r>
@@ -10580,7 +9264,7 @@
               <w:rPr>
                 <w:sz w:val="18"/>
                 <w:szCs w:val="18"/>
-                <w:lang w:val="es-EC"/>
+                <w:lang w:val="en-CA"/>
               </w:rPr>
               <w:t>channelType</w:t>
             </w:r>
@@ -10589,7 +9273,7 @@
               <w:rPr>
                 <w:sz w:val="18"/>
                 <w:szCs w:val="18"/>
-                <w:lang w:val="es-EC"/>
+                <w:lang w:val="en-CA"/>
               </w:rPr>
               <w:t xml:space="preserve">, </w:t>
             </w:r>
@@ -10598,7 +9282,7 @@
               <w:rPr>
                 <w:sz w:val="18"/>
                 <w:szCs w:val="18"/>
-                <w:lang w:val="es-EC"/>
+                <w:lang w:val="en-CA"/>
               </w:rPr>
               <w:t>accessToken</w:t>
             </w:r>
@@ -10607,7 +9291,7 @@
               <w:rPr>
                 <w:sz w:val="18"/>
                 <w:szCs w:val="18"/>
-                <w:lang w:val="es-EC"/>
+                <w:lang w:val="en-CA"/>
               </w:rPr>
               <w:t xml:space="preserve">, </w:t>
             </w:r>
@@ -10616,7 +9300,7 @@
               <w:rPr>
                 <w:sz w:val="18"/>
                 <w:szCs w:val="18"/>
-                <w:lang w:val="es-EC"/>
+                <w:lang w:val="en-CA"/>
               </w:rPr>
               <w:t>pageId</w:t>
             </w:r>
@@ -10625,7 +9309,7 @@
               <w:rPr>
                 <w:sz w:val="18"/>
                 <w:szCs w:val="18"/>
-                <w:lang w:val="es-EC"/>
+                <w:lang w:val="en-CA"/>
               </w:rPr>
               <w:t xml:space="preserve">, </w:t>
             </w:r>
@@ -10634,7 +9318,7 @@
               <w:rPr>
                 <w:sz w:val="18"/>
                 <w:szCs w:val="18"/>
-                <w:lang w:val="es-EC"/>
+                <w:lang w:val="en-CA"/>
               </w:rPr>
               <w:t>webhookSecret</w:t>
             </w:r>
@@ -10643,7 +9327,7 @@
               <w:rPr>
                 <w:sz w:val="18"/>
                 <w:szCs w:val="18"/>
-                <w:lang w:val="es-EC"/>
+                <w:lang w:val="en-CA"/>
               </w:rPr>
               <w:t xml:space="preserve">, </w:t>
             </w:r>
@@ -10653,7 +9337,7 @@
               <w:rPr>
                 <w:sz w:val="18"/>
                 <w:szCs w:val="18"/>
-                <w:lang w:val="es-EC"/>
+                <w:lang w:val="en-CA"/>
               </w:rPr>
               <w:t>isActive</w:t>
             </w:r>
@@ -10662,7 +9346,7 @@
               <w:rPr>
                 <w:sz w:val="18"/>
                 <w:szCs w:val="18"/>
-                <w:lang w:val="es-EC"/>
+                <w:lang w:val="en-CA"/>
               </w:rPr>
               <w:t xml:space="preserve"> }</w:t>
             </w:r>
@@ -10671,7 +9355,7 @@
               <w:rPr>
                 <w:sz w:val="18"/>
                 <w:szCs w:val="18"/>
-                <w:lang w:val="es-EC"/>
+                <w:lang w:val="en-CA"/>
               </w:rPr>
               <w:t xml:space="preserve"> </w:t>
             </w:r>
@@ -10687,14 +9371,114 @@
               <w:rPr>
                 <w:sz w:val="18"/>
                 <w:szCs w:val="18"/>
-                <w:lang w:val="es-EC"/>
-              </w:rPr>
-            </w:pPr>
-            <w:r>
-              <w:rPr>
-                <w:sz w:val="18"/>
-                <w:szCs w:val="18"/>
-                <w:lang w:val="es-EC"/>
+                <w:lang w:val="en-CA"/>
+              </w:rPr>
+            </w:pPr>
+            <w:r>
+              <w:rPr>
+                <w:sz w:val="18"/>
+                <w:szCs w:val="18"/>
+                <w:lang w:val="en-CA"/>
+              </w:rPr>
+              <w:t>Crear enum ChannelType: whatsapp, messenger, instagram, tiktok, email</w:t>
+            </w:r>
+          </w:p>
+          <w:p>
+            <w:pPr>
+              <w:pStyle w:val="Textoindependiente2"/>
+              <w:numPr>
+                <w:ilvl w:val="0"/>
+                <w:numId w:val="6"/>
+              </w:numPr>
+              <w:spacing w:after="0" w:line="240" w:lineRule="auto"/>
+              <w:rPr>
+                <w:sz w:val="18"/>
+                <w:szCs w:val="18"/>
+                <w:lang w:val="es-EC"/>
+              </w:rPr>
+            </w:pPr>
+            <w:r>
+              <w:rPr>
+                <w:sz w:val="18"/>
+                <w:szCs w:val="18"/>
+                <w:lang w:val="es-EC"/>
+              </w:rPr>
+              <w:t xml:space="preserve">Agregar campo </w:t>
+            </w:r>
+            <w:proofErr w:type="spellStart"/>
+            <w:r>
+              <w:rPr>
+                <w:sz w:val="18"/>
+                <w:szCs w:val="18"/>
+                <w:lang w:val="es-EC"/>
+              </w:rPr>
+              <w:t>channelType</w:t>
+            </w:r>
+            <w:proofErr w:type="spellEnd"/>
+            <w:r>
+              <w:rPr>
+                <w:sz w:val="18"/>
+                <w:szCs w:val="18"/>
+                <w:lang w:val="es-EC"/>
+              </w:rPr>
+              <w:t xml:space="preserve"> a modelo </w:t>
+            </w:r>
+            <w:proofErr w:type="spellStart"/>
+            <w:r>
+              <w:rPr>
+                <w:sz w:val="18"/>
+                <w:szCs w:val="18"/>
+                <w:lang w:val="es-EC"/>
+              </w:rPr>
+              <w:t>Conversation</w:t>
+            </w:r>
+            <w:proofErr w:type="spellEnd"/>
+            <w:r>
+              <w:rPr>
+                <w:sz w:val="18"/>
+                <w:szCs w:val="18"/>
+                <w:lang w:val="es-EC"/>
+              </w:rPr>
+              <w:t>/</w:t>
+            </w:r>
+            <w:proofErr w:type="spellStart"/>
+            <w:r>
+              <w:rPr>
+                <w:sz w:val="18"/>
+                <w:szCs w:val="18"/>
+                <w:lang w:val="es-EC"/>
+              </w:rPr>
+              <w:t>Message</w:t>
+            </w:r>
+            <w:proofErr w:type="spellEnd"/>
+            <w:r>
+              <w:rPr>
+                <w:sz w:val="18"/>
+                <w:szCs w:val="18"/>
+                <w:lang w:val="es-EC"/>
+              </w:rPr>
+              <w:t xml:space="preserve"> existente</w:t>
+            </w:r>
+          </w:p>
+          <w:p>
+            <w:pPr>
+              <w:pStyle w:val="Textoindependiente2"/>
+              <w:numPr>
+                <w:ilvl w:val="0"/>
+                <w:numId w:val="6"/>
+              </w:numPr>
+              <w:spacing w:after="0" w:line="240" w:lineRule="auto"/>
+              <w:rPr>
+                <w:sz w:val="18"/>
+                <w:szCs w:val="18"/>
+                <w:lang w:val="en-CA"/>
+              </w:rPr>
+            </w:pPr>
+            <w:r>
+              <w:rPr>
+                <w:sz w:val="18"/>
+                <w:szCs w:val="18"/>
+                <w:lang w:val="en-CA"/>
               </w:rPr>
               <w:t xml:space="preserve">Crear </w:t>
             </w:r>
@@ -10703,34 +9487,44 @@
               <w:rPr>
                 <w:sz w:val="18"/>
                 <w:szCs w:val="18"/>
-                <w:lang w:val="es-EC"/>
-              </w:rPr>
-              <w:t>enum</w:t>
-            </w:r>
-            <w:proofErr w:type="spellEnd"/>
-            <w:r>
-              <w:rPr>
-                <w:sz w:val="18"/>
-                <w:szCs w:val="18"/>
-                <w:lang w:val="es-EC"/>
-              </w:rPr>
-              <w:t xml:space="preserve"> </w:t>
-            </w:r>
-            <w:proofErr w:type="spellStart"/>
-            <w:r>
-              <w:rPr>
-                <w:sz w:val="18"/>
-                <w:szCs w:val="18"/>
-                <w:lang w:val="es-EC"/>
-              </w:rPr>
-              <w:t>ChannelType</w:t>
-            </w:r>
-            <w:proofErr w:type="spellEnd"/>
-            <w:r>
-              <w:rPr>
-                <w:sz w:val="18"/>
-                <w:szCs w:val="18"/>
-                <w:lang w:val="es-EC"/>
+                <w:lang w:val="en-CA"/>
+              </w:rPr>
+              <w:t>servicio</w:t>
+            </w:r>
+            <w:proofErr w:type="spellEnd"/>
+            <w:r>
+              <w:rPr>
+                <w:sz w:val="18"/>
+                <w:szCs w:val="18"/>
+                <w:lang w:val="en-CA"/>
+              </w:rPr>
+              <w:t xml:space="preserve"> channel-</w:t>
+            </w:r>
+            <w:proofErr w:type="spellStart"/>
+            <w:proofErr w:type="gramStart"/>
+            <w:r>
+              <w:rPr>
+                <w:sz w:val="18"/>
+                <w:szCs w:val="18"/>
+                <w:lang w:val="en-CA"/>
+              </w:rPr>
+              <w:t>registry.service</w:t>
+            </w:r>
+            <w:proofErr w:type="gramEnd"/>
+            <w:r>
+              <w:rPr>
+                <w:sz w:val="18"/>
+                <w:szCs w:val="18"/>
+                <w:lang w:val="en-CA"/>
+              </w:rPr>
+              <w:t>.ts</w:t>
+            </w:r>
+            <w:proofErr w:type="spellEnd"/>
+            <w:r>
+              <w:rPr>
+                <w:sz w:val="18"/>
+                <w:szCs w:val="18"/>
+                <w:lang w:val="en-CA"/>
               </w:rPr>
               <w:t xml:space="preserve">: </w:t>
             </w:r>
@@ -10739,134 +9533,75 @@
               <w:rPr>
                 <w:sz w:val="18"/>
                 <w:szCs w:val="18"/>
-                <w:lang w:val="es-EC"/>
-              </w:rPr>
-              <w:t>whatsapp</w:t>
-            </w:r>
-            <w:proofErr w:type="spellEnd"/>
-            <w:r>
-              <w:rPr>
-                <w:sz w:val="18"/>
-                <w:szCs w:val="18"/>
-                <w:lang w:val="es-EC"/>
-              </w:rPr>
-              <w:t xml:space="preserve">, messenger, </w:t>
-            </w:r>
-            <w:proofErr w:type="spellStart"/>
-            <w:r>
-              <w:rPr>
-                <w:sz w:val="18"/>
-                <w:szCs w:val="18"/>
-                <w:lang w:val="es-EC"/>
-              </w:rPr>
-              <w:t>instagram</w:t>
-            </w:r>
-            <w:proofErr w:type="spellEnd"/>
-            <w:r>
-              <w:rPr>
-                <w:sz w:val="18"/>
-                <w:szCs w:val="18"/>
-                <w:lang w:val="es-EC"/>
-              </w:rPr>
-              <w:t xml:space="preserve">, </w:t>
-            </w:r>
-            <w:proofErr w:type="spellStart"/>
-            <w:r>
-              <w:rPr>
-                <w:sz w:val="18"/>
-                <w:szCs w:val="18"/>
-                <w:lang w:val="es-EC"/>
-              </w:rPr>
-              <w:t>tiktok</w:t>
-            </w:r>
-            <w:proofErr w:type="spellEnd"/>
-            <w:r>
-              <w:rPr>
-                <w:sz w:val="18"/>
-                <w:szCs w:val="18"/>
-                <w:lang w:val="es-EC"/>
-              </w:rPr>
-              <w:t>, email</w:t>
-            </w:r>
-          </w:p>
-          <w:p>
-            <w:pPr>
-              <w:pStyle w:val="Textoindependiente2"/>
-              <w:numPr>
-                <w:ilvl w:val="0"/>
-                <w:numId w:val="6"/>
-              </w:numPr>
-              <w:spacing w:after="0" w:line="240" w:lineRule="auto"/>
-              <w:rPr>
-                <w:sz w:val="18"/>
-                <w:szCs w:val="18"/>
-                <w:lang w:val="es-EC"/>
-              </w:rPr>
-            </w:pPr>
-            <w:proofErr w:type="spellStart"/>
-            <w:r>
-              <w:rPr>
-                <w:sz w:val="18"/>
-                <w:szCs w:val="18"/>
-                <w:lang w:val="es-EC"/>
-              </w:rPr>
-              <w:t>Agregar</w:t>
-            </w:r>
-            <w:proofErr w:type="spellEnd"/>
-            <w:r>
-              <w:rPr>
-                <w:sz w:val="18"/>
-                <w:szCs w:val="18"/>
-                <w:lang w:val="es-EC"/>
-              </w:rPr>
-              <w:t xml:space="preserve"> campo </w:t>
-            </w:r>
-            <w:proofErr w:type="spellStart"/>
-            <w:r>
-              <w:rPr>
-                <w:sz w:val="18"/>
-                <w:szCs w:val="18"/>
-                <w:lang w:val="es-EC"/>
-              </w:rPr>
-              <w:t>channelType</w:t>
-            </w:r>
-            <w:proofErr w:type="spellEnd"/>
-            <w:r>
-              <w:rPr>
-                <w:sz w:val="18"/>
-                <w:szCs w:val="18"/>
-                <w:lang w:val="es-EC"/>
-              </w:rPr>
-              <w:t xml:space="preserve"> a </w:t>
-            </w:r>
-            <w:proofErr w:type="spellStart"/>
-            <w:r>
-              <w:rPr>
-                <w:sz w:val="18"/>
-                <w:szCs w:val="18"/>
-                <w:lang w:val="es-EC"/>
-              </w:rPr>
-              <w:t>modelo</w:t>
-            </w:r>
-            <w:proofErr w:type="spellEnd"/>
-            <w:r>
-              <w:rPr>
-                <w:sz w:val="18"/>
-                <w:szCs w:val="18"/>
-                <w:lang w:val="es-EC"/>
-              </w:rPr>
-              <w:t xml:space="preserve"> Conversation/Message </w:t>
-            </w:r>
-            <w:proofErr w:type="spellStart"/>
-            <w:r>
-              <w:rPr>
-                <w:sz w:val="18"/>
-                <w:szCs w:val="18"/>
-                <w:lang w:val="es-EC"/>
-              </w:rPr>
-              <w:t>existente</w:t>
-            </w:r>
-            <w:proofErr w:type="spellEnd"/>
+                <w:lang w:val="en-CA"/>
+              </w:rPr>
+              <w:t>getActiveChannels</w:t>
+            </w:r>
+            <w:proofErr w:type="spellEnd"/>
+            <w:r>
+              <w:rPr>
+                <w:sz w:val="18"/>
+                <w:szCs w:val="18"/>
+                <w:lang w:val="en-CA"/>
+              </w:rPr>
+              <w:t>(</w:t>
+            </w:r>
+            <w:proofErr w:type="spellStart"/>
+            <w:r>
+              <w:rPr>
+                <w:sz w:val="18"/>
+                <w:szCs w:val="18"/>
+                <w:lang w:val="en-CA"/>
+              </w:rPr>
+              <w:t>tenantId</w:t>
+            </w:r>
+            <w:proofErr w:type="spellEnd"/>
+            <w:r>
+              <w:rPr>
+                <w:sz w:val="18"/>
+                <w:szCs w:val="18"/>
+                <w:lang w:val="en-CA"/>
+              </w:rPr>
+              <w:t xml:space="preserve">), </w:t>
+            </w:r>
+            <w:proofErr w:type="spellStart"/>
+            <w:proofErr w:type="gramStart"/>
+            <w:r>
+              <w:rPr>
+                <w:sz w:val="18"/>
+                <w:szCs w:val="18"/>
+                <w:lang w:val="en-CA"/>
+              </w:rPr>
+              <w:t>getConfig</w:t>
+            </w:r>
+            <w:proofErr w:type="spellEnd"/>
+            <w:r>
+              <w:rPr>
+                <w:sz w:val="18"/>
+                <w:szCs w:val="18"/>
+                <w:lang w:val="en-CA"/>
+              </w:rPr>
+              <w:t>(</w:t>
+            </w:r>
+            <w:proofErr w:type="spellStart"/>
+            <w:proofErr w:type="gramEnd"/>
+            <w:r>
+              <w:rPr>
+                <w:sz w:val="18"/>
+                <w:szCs w:val="18"/>
+                <w:lang w:val="en-CA"/>
+              </w:rPr>
+              <w:t>tenantId</w:t>
+            </w:r>
+            <w:proofErr w:type="spellEnd"/>
+            <w:r>
+              <w:rPr>
+                <w:sz w:val="18"/>
+                <w:szCs w:val="18"/>
+                <w:lang w:val="en-CA"/>
+              </w:rPr>
+              <w:t xml:space="preserve">, channel) </w:t>
+            </w:r>
           </w:p>
           <w:p>
             <w:pPr>
@@ -10897,149 +9632,6 @@
                 <w:szCs w:val="18"/>
                 <w:lang w:val="es-EC"/>
               </w:rPr>
-              <w:t>servicio</w:t>
-            </w:r>
-            <w:proofErr w:type="spellEnd"/>
-            <w:r>
-              <w:rPr>
-                <w:sz w:val="18"/>
-                <w:szCs w:val="18"/>
-                <w:lang w:val="es-EC"/>
-              </w:rPr>
-              <w:t xml:space="preserve"> channel-</w:t>
-            </w:r>
-            <w:proofErr w:type="spellStart"/>
-            <w:proofErr w:type="gramStart"/>
-            <w:r>
-              <w:rPr>
-                <w:sz w:val="18"/>
-                <w:szCs w:val="18"/>
-                <w:lang w:val="es-EC"/>
-              </w:rPr>
-              <w:t>registry.service</w:t>
-            </w:r>
-            <w:proofErr w:type="gramEnd"/>
-            <w:r>
-              <w:rPr>
-                <w:sz w:val="18"/>
-                <w:szCs w:val="18"/>
-                <w:lang w:val="es-EC"/>
-              </w:rPr>
-              <w:t>.ts</w:t>
-            </w:r>
-            <w:proofErr w:type="spellEnd"/>
-            <w:r>
-              <w:rPr>
-                <w:sz w:val="18"/>
-                <w:szCs w:val="18"/>
-                <w:lang w:val="es-EC"/>
-              </w:rPr>
-              <w:t xml:space="preserve">: </w:t>
-            </w:r>
-            <w:proofErr w:type="spellStart"/>
-            <w:r>
-              <w:rPr>
-                <w:sz w:val="18"/>
-                <w:szCs w:val="18"/>
-                <w:lang w:val="es-EC"/>
-              </w:rPr>
-              <w:t>getActiveChannels</w:t>
-            </w:r>
-            <w:proofErr w:type="spellEnd"/>
-            <w:r>
-              <w:rPr>
-                <w:sz w:val="18"/>
-                <w:szCs w:val="18"/>
-                <w:lang w:val="es-EC"/>
-              </w:rPr>
-              <w:t>(</w:t>
-            </w:r>
-            <w:proofErr w:type="spellStart"/>
-            <w:r>
-              <w:rPr>
-                <w:sz w:val="18"/>
-                <w:szCs w:val="18"/>
-                <w:lang w:val="es-EC"/>
-              </w:rPr>
-              <w:t>tenantId</w:t>
-            </w:r>
-            <w:proofErr w:type="spellEnd"/>
-            <w:r>
-              <w:rPr>
-                <w:sz w:val="18"/>
-                <w:szCs w:val="18"/>
-                <w:lang w:val="es-EC"/>
-              </w:rPr>
-              <w:t xml:space="preserve">), </w:t>
-            </w:r>
-            <w:proofErr w:type="spellStart"/>
-            <w:proofErr w:type="gramStart"/>
-            <w:r>
-              <w:rPr>
-                <w:sz w:val="18"/>
-                <w:szCs w:val="18"/>
-                <w:lang w:val="es-EC"/>
-              </w:rPr>
-              <w:t>getConfig</w:t>
-            </w:r>
-            <w:proofErr w:type="spellEnd"/>
-            <w:r>
-              <w:rPr>
-                <w:sz w:val="18"/>
-                <w:szCs w:val="18"/>
-                <w:lang w:val="es-EC"/>
-              </w:rPr>
-              <w:t>(</w:t>
-            </w:r>
-            <w:proofErr w:type="spellStart"/>
-            <w:proofErr w:type="gramEnd"/>
-            <w:r>
-              <w:rPr>
-                <w:sz w:val="18"/>
-                <w:szCs w:val="18"/>
-                <w:lang w:val="es-EC"/>
-              </w:rPr>
-              <w:t>tenantId</w:t>
-            </w:r>
-            <w:proofErr w:type="spellEnd"/>
-            <w:r>
-              <w:rPr>
-                <w:sz w:val="18"/>
-                <w:szCs w:val="18"/>
-                <w:lang w:val="es-EC"/>
-              </w:rPr>
-              <w:t xml:space="preserve">, channel) </w:t>
-            </w:r>
-          </w:p>
-          <w:p>
-            <w:pPr>
-              <w:pStyle w:val="Textoindependiente2"/>
-              <w:numPr>
-                <w:ilvl w:val="0"/>
-                <w:numId w:val="6"/>
-              </w:numPr>
-              <w:spacing w:after="0" w:line="240" w:lineRule="auto"/>
-              <w:rPr>
-                <w:sz w:val="18"/>
-                <w:szCs w:val="18"/>
-                <w:lang w:val="es-EC"/>
-              </w:rPr>
-            </w:pPr>
-            <w:r>
-              <w:rPr>
-                <w:sz w:val="18"/>
-                <w:szCs w:val="18"/>
-                <w:lang w:val="es-EC"/>
-              </w:rPr>
-              <w:t xml:space="preserve">Crear </w:t>
-            </w:r>
-            <w:proofErr w:type="spellStart"/>
-            <w:r>
-              <w:rPr>
-                <w:sz w:val="18"/>
-                <w:szCs w:val="18"/>
-                <w:lang w:val="es-EC"/>
-              </w:rPr>
               <w:t>ChannelSettingsPage.tsx</w:t>
             </w:r>
             <w:proofErr w:type="spellEnd"/>
@@ -11049,25 +9641,7 @@
                 <w:szCs w:val="18"/>
                 <w:lang w:val="es-EC"/>
               </w:rPr>
-              <w:t xml:space="preserve">: </w:t>
-            </w:r>
-            <w:proofErr w:type="spellStart"/>
-            <w:r>
-              <w:rPr>
-                <w:sz w:val="18"/>
-                <w:szCs w:val="18"/>
-                <w:lang w:val="es-EC"/>
-              </w:rPr>
-              <w:t>tabla</w:t>
-            </w:r>
-            <w:proofErr w:type="spellEnd"/>
-            <w:r>
-              <w:rPr>
-                <w:sz w:val="18"/>
-                <w:szCs w:val="18"/>
-                <w:lang w:val="es-EC"/>
-              </w:rPr>
-              <w:t xml:space="preserve"> de canales configurados por </w:t>
+              <w:t xml:space="preserve">: tabla de canales configurados por </w:t>
             </w:r>
             <w:proofErr w:type="spellStart"/>
             <w:r>
@@ -11278,14 +9852,14 @@
               <w:rPr>
                 <w:sz w:val="18"/>
                 <w:szCs w:val="18"/>
-                <w:lang w:val="es-EC"/>
-              </w:rPr>
-            </w:pPr>
-            <w:r>
-              <w:rPr>
-                <w:sz w:val="18"/>
-                <w:szCs w:val="18"/>
-                <w:lang w:val="es-EC"/>
+                <w:lang w:val="en-CA"/>
+              </w:rPr>
+            </w:pPr>
+            <w:r>
+              <w:rPr>
+                <w:sz w:val="18"/>
+                <w:szCs w:val="18"/>
+                <w:lang w:val="en-CA"/>
               </w:rPr>
               <w:t xml:space="preserve">Crear interface </w:t>
             </w:r>
@@ -11294,7 +9868,7 @@
               <w:rPr>
                 <w:sz w:val="18"/>
                 <w:szCs w:val="18"/>
-                <w:lang w:val="es-EC"/>
+                <w:lang w:val="en-CA"/>
               </w:rPr>
               <w:t>IChannelConnector</w:t>
             </w:r>
@@ -11303,7 +9877,7 @@
               <w:rPr>
                 <w:sz w:val="18"/>
                 <w:szCs w:val="18"/>
-                <w:lang w:val="es-EC"/>
+                <w:lang w:val="en-CA"/>
               </w:rPr>
               <w:t xml:space="preserve">: </w:t>
             </w:r>
@@ -11313,7 +9887,7 @@
               <w:rPr>
                 <w:sz w:val="18"/>
                 <w:szCs w:val="18"/>
-                <w:lang w:val="es-EC"/>
+                <w:lang w:val="en-CA"/>
               </w:rPr>
               <w:t>sendMessage</w:t>
             </w:r>
@@ -11322,7 +9896,7 @@
               <w:rPr>
                 <w:sz w:val="18"/>
                 <w:szCs w:val="18"/>
-                <w:lang w:val="es-EC"/>
+                <w:lang w:val="en-CA"/>
               </w:rPr>
               <w:t>(</w:t>
             </w:r>
@@ -11331,7 +9905,7 @@
               <w:rPr>
                 <w:sz w:val="18"/>
                 <w:szCs w:val="18"/>
-                <w:lang w:val="es-EC"/>
+                <w:lang w:val="en-CA"/>
               </w:rPr>
               <w:t xml:space="preserve">), </w:t>
             </w:r>
@@ -11341,7 +9915,7 @@
               <w:rPr>
                 <w:sz w:val="18"/>
                 <w:szCs w:val="18"/>
-                <w:lang w:val="es-EC"/>
+                <w:lang w:val="en-CA"/>
               </w:rPr>
               <w:t>parseInboundWebhook</w:t>
             </w:r>
@@ -11350,7 +9924,7 @@
               <w:rPr>
                 <w:sz w:val="18"/>
                 <w:szCs w:val="18"/>
-                <w:lang w:val="es-EC"/>
+                <w:lang w:val="en-CA"/>
               </w:rPr>
               <w:t>(</w:t>
             </w:r>
@@ -11359,7 +9933,7 @@
               <w:rPr>
                 <w:sz w:val="18"/>
                 <w:szCs w:val="18"/>
-                <w:lang w:val="es-EC"/>
+                <w:lang w:val="en-CA"/>
               </w:rPr>
               <w:t xml:space="preserve">), </w:t>
             </w:r>
@@ -11369,7 +9943,7 @@
               <w:rPr>
                 <w:sz w:val="18"/>
                 <w:szCs w:val="18"/>
-                <w:lang w:val="es-EC"/>
+                <w:lang w:val="en-CA"/>
               </w:rPr>
               <w:t>verifySignature</w:t>
             </w:r>
@@ -11378,7 +9952,7 @@
               <w:rPr>
                 <w:sz w:val="18"/>
                 <w:szCs w:val="18"/>
-                <w:lang w:val="es-EC"/>
+                <w:lang w:val="en-CA"/>
               </w:rPr>
               <w:t>(</w:t>
             </w:r>
@@ -11387,7 +9961,7 @@
               <w:rPr>
                 <w:sz w:val="18"/>
                 <w:szCs w:val="18"/>
-                <w:lang w:val="es-EC"/>
+                <w:lang w:val="en-CA"/>
               </w:rPr>
               <w:t>)</w:t>
             </w:r>
@@ -11403,14 +9977,14 @@
               <w:rPr>
                 <w:sz w:val="18"/>
                 <w:szCs w:val="18"/>
-                <w:lang w:val="es-EC"/>
-              </w:rPr>
-            </w:pPr>
-            <w:r>
-              <w:rPr>
-                <w:sz w:val="18"/>
-                <w:szCs w:val="18"/>
-                <w:lang w:val="es-EC"/>
+                <w:lang w:val="en-CA"/>
+              </w:rPr>
+            </w:pPr>
+            <w:r>
+              <w:rPr>
+                <w:sz w:val="18"/>
+                <w:szCs w:val="18"/>
+                <w:lang w:val="en-CA"/>
               </w:rPr>
               <w:t>Crear webhook router: /</w:t>
             </w:r>
@@ -11419,7 +9993,7 @@
               <w:rPr>
                 <w:sz w:val="18"/>
                 <w:szCs w:val="18"/>
-                <w:lang w:val="es-EC"/>
+                <w:lang w:val="en-CA"/>
               </w:rPr>
               <w:t>api</w:t>
             </w:r>
@@ -11428,7 +10002,7 @@
               <w:rPr>
                 <w:sz w:val="18"/>
                 <w:szCs w:val="18"/>
-                <w:lang w:val="es-EC"/>
+                <w:lang w:val="en-CA"/>
               </w:rPr>
               <w:t>/webhooks</w:t>
             </w:r>
@@ -11437,7 +10011,7 @@
               <w:rPr>
                 <w:sz w:val="18"/>
                 <w:szCs w:val="18"/>
-                <w:lang w:val="es-EC"/>
+                <w:lang w:val="en-CA"/>
               </w:rPr>
               <w:t>/:</w:t>
             </w:r>
@@ -11446,7 +10020,7 @@
               <w:rPr>
                 <w:sz w:val="18"/>
                 <w:szCs w:val="18"/>
-                <w:lang w:val="es-EC"/>
+                <w:lang w:val="en-CA"/>
               </w:rPr>
               <w:t>channelType</w:t>
             </w:r>
@@ -11456,7 +10030,7 @@
               <w:rPr>
                 <w:sz w:val="18"/>
                 <w:szCs w:val="18"/>
-                <w:lang w:val="es-EC"/>
+                <w:lang w:val="en-CA"/>
               </w:rPr>
               <w:t xml:space="preserve"> → </w:t>
             </w:r>
@@ -11465,7 +10039,7 @@
               <w:rPr>
                 <w:sz w:val="18"/>
                 <w:szCs w:val="18"/>
-                <w:lang w:val="es-EC"/>
+                <w:lang w:val="en-CA"/>
               </w:rPr>
               <w:t>delega</w:t>
             </w:r>
@@ -11474,7 +10048,7 @@
               <w:rPr>
                 <w:sz w:val="18"/>
                 <w:szCs w:val="18"/>
-                <w:lang w:val="es-EC"/>
+                <w:lang w:val="en-CA"/>
               </w:rPr>
               <w:t xml:space="preserve"> a </w:t>
             </w:r>
@@ -11483,7 +10057,7 @@
               <w:rPr>
                 <w:sz w:val="18"/>
                 <w:szCs w:val="18"/>
-                <w:lang w:val="es-EC"/>
+                <w:lang w:val="en-CA"/>
               </w:rPr>
               <w:t>conector</w:t>
             </w:r>
@@ -11492,7 +10066,7 @@
               <w:rPr>
                 <w:sz w:val="18"/>
                 <w:szCs w:val="18"/>
-                <w:lang w:val="es-EC"/>
+                <w:lang w:val="en-CA"/>
               </w:rPr>
               <w:t xml:space="preserve"> </w:t>
             </w:r>
@@ -11501,7 +10075,7 @@
               <w:rPr>
                 <w:sz w:val="18"/>
                 <w:szCs w:val="18"/>
-                <w:lang w:val="es-EC"/>
+                <w:lang w:val="en-CA"/>
               </w:rPr>
               <w:t>específico</w:t>
             </w:r>
@@ -11545,23 +10119,220 @@
                 <w:szCs w:val="18"/>
                 <w:lang w:val="es-EC"/>
               </w:rPr>
+              <w:t xml:space="preserve"> tipo normalizado: </w:t>
+            </w:r>
+            <w:proofErr w:type="gramStart"/>
+            <w:r>
+              <w:rPr>
+                <w:sz w:val="18"/>
+                <w:szCs w:val="18"/>
+                <w:lang w:val="es-EC"/>
+              </w:rPr>
+              <w:t xml:space="preserve">{ </w:t>
+            </w:r>
+            <w:proofErr w:type="spellStart"/>
+            <w:r>
+              <w:rPr>
+                <w:sz w:val="18"/>
+                <w:szCs w:val="18"/>
+                <w:lang w:val="es-EC"/>
+              </w:rPr>
+              <w:t>channelType</w:t>
+            </w:r>
+            <w:proofErr w:type="spellEnd"/>
+            <w:proofErr w:type="gramEnd"/>
+            <w:r>
+              <w:rPr>
+                <w:sz w:val="18"/>
+                <w:szCs w:val="18"/>
+                <w:lang w:val="es-EC"/>
+              </w:rPr>
+              <w:t xml:space="preserve">, </w:t>
+            </w:r>
+            <w:proofErr w:type="spellStart"/>
+            <w:r>
+              <w:rPr>
+                <w:sz w:val="18"/>
+                <w:szCs w:val="18"/>
+                <w:lang w:val="es-EC"/>
+              </w:rPr>
+              <w:t>externalSenderId</w:t>
+            </w:r>
+            <w:proofErr w:type="spellEnd"/>
+            <w:r>
+              <w:rPr>
+                <w:sz w:val="18"/>
+                <w:szCs w:val="18"/>
+                <w:lang w:val="es-EC"/>
+              </w:rPr>
+              <w:t xml:space="preserve">, </w:t>
+            </w:r>
+            <w:proofErr w:type="spellStart"/>
+            <w:r>
+              <w:rPr>
+                <w:sz w:val="18"/>
+                <w:szCs w:val="18"/>
+                <w:lang w:val="es-EC"/>
+              </w:rPr>
+              <w:t>text</w:t>
+            </w:r>
+            <w:proofErr w:type="spellEnd"/>
+            <w:r>
+              <w:rPr>
+                <w:sz w:val="18"/>
+                <w:szCs w:val="18"/>
+                <w:lang w:val="es-EC"/>
+              </w:rPr>
+              <w:t xml:space="preserve">, </w:t>
+            </w:r>
+            <w:proofErr w:type="spellStart"/>
+            <w:r>
+              <w:rPr>
+                <w:sz w:val="18"/>
+                <w:szCs w:val="18"/>
+                <w:lang w:val="es-EC"/>
+              </w:rPr>
+              <w:t>mediaUrl</w:t>
+            </w:r>
+            <w:proofErr w:type="spellEnd"/>
+            <w:r>
+              <w:rPr>
+                <w:sz w:val="18"/>
+                <w:szCs w:val="18"/>
+                <w:lang w:val="es-EC"/>
+              </w:rPr>
+              <w:t xml:space="preserve">, </w:t>
+            </w:r>
+            <w:proofErr w:type="spellStart"/>
+            <w:r>
+              <w:rPr>
+                <w:sz w:val="18"/>
+                <w:szCs w:val="18"/>
+                <w:lang w:val="es-EC"/>
+              </w:rPr>
+              <w:t>timestamp</w:t>
+            </w:r>
+            <w:proofErr w:type="spellEnd"/>
+            <w:r>
+              <w:rPr>
+                <w:sz w:val="18"/>
+                <w:szCs w:val="18"/>
+                <w:lang w:val="es-EC"/>
+              </w:rPr>
+              <w:t xml:space="preserve">, </w:t>
+            </w:r>
+            <w:proofErr w:type="spellStart"/>
+            <w:proofErr w:type="gramStart"/>
+            <w:r>
+              <w:rPr>
+                <w:sz w:val="18"/>
+                <w:szCs w:val="18"/>
+                <w:lang w:val="es-EC"/>
+              </w:rPr>
+              <w:t>rawPayload</w:t>
+            </w:r>
+            <w:proofErr w:type="spellEnd"/>
+            <w:r>
+              <w:rPr>
+                <w:sz w:val="18"/>
+                <w:szCs w:val="18"/>
+                <w:lang w:val="es-EC"/>
+              </w:rPr>
+              <w:t xml:space="preserve"> }</w:t>
+            </w:r>
+            <w:proofErr w:type="gramEnd"/>
+            <w:r>
+              <w:rPr>
+                <w:sz w:val="18"/>
+                <w:szCs w:val="18"/>
+                <w:lang w:val="es-EC"/>
+              </w:rPr>
               <w:t xml:space="preserve"> </w:t>
             </w:r>
-            <w:proofErr w:type="spellStart"/>
-            <w:r>
-              <w:rPr>
-                <w:sz w:val="18"/>
-                <w:szCs w:val="18"/>
-                <w:lang w:val="es-EC"/>
-              </w:rPr>
-              <w:t>tipo</w:t>
-            </w:r>
-            <w:proofErr w:type="spellEnd"/>
-            <w:r>
-              <w:rPr>
-                <w:sz w:val="18"/>
-                <w:szCs w:val="18"/>
-                <w:lang w:val="es-EC"/>
+          </w:p>
+          <w:p>
+            <w:pPr>
+              <w:pStyle w:val="Textoindependiente2"/>
+              <w:numPr>
+                <w:ilvl w:val="0"/>
+                <w:numId w:val="6"/>
+              </w:numPr>
+              <w:spacing w:after="0" w:line="240" w:lineRule="auto"/>
+              <w:rPr>
+                <w:sz w:val="18"/>
+                <w:szCs w:val="18"/>
+                <w:lang w:val="en-CA"/>
+              </w:rPr>
+            </w:pPr>
+            <w:r>
+              <w:rPr>
+                <w:sz w:val="18"/>
+                <w:szCs w:val="18"/>
+                <w:lang w:val="en-CA"/>
+              </w:rPr>
+              <w:t xml:space="preserve">Crear </w:t>
+            </w:r>
+            <w:proofErr w:type="spellStart"/>
+            <w:r>
+              <w:rPr>
+                <w:sz w:val="18"/>
+                <w:szCs w:val="18"/>
+                <w:lang w:val="en-CA"/>
+              </w:rPr>
+              <w:t>servicio</w:t>
+            </w:r>
+            <w:proofErr w:type="spellEnd"/>
+            <w:r>
+              <w:rPr>
+                <w:sz w:val="18"/>
+                <w:szCs w:val="18"/>
+                <w:lang w:val="en-CA"/>
+              </w:rPr>
+              <w:t xml:space="preserve"> lead-from-</w:t>
+            </w:r>
+            <w:proofErr w:type="spellStart"/>
+            <w:proofErr w:type="gramStart"/>
+            <w:r>
+              <w:rPr>
+                <w:sz w:val="18"/>
+                <w:szCs w:val="18"/>
+                <w:lang w:val="en-CA"/>
+              </w:rPr>
+              <w:t>channel.service</w:t>
+            </w:r>
+            <w:proofErr w:type="gramEnd"/>
+            <w:r>
+              <w:rPr>
+                <w:sz w:val="18"/>
+                <w:szCs w:val="18"/>
+                <w:lang w:val="en-CA"/>
+              </w:rPr>
+              <w:t>.ts</w:t>
+            </w:r>
+            <w:proofErr w:type="spellEnd"/>
+            <w:r>
+              <w:rPr>
+                <w:sz w:val="18"/>
+                <w:szCs w:val="18"/>
+                <w:lang w:val="en-CA"/>
+              </w:rPr>
+              <w:t xml:space="preserve">: </w:t>
+            </w:r>
+            <w:proofErr w:type="spellStart"/>
+            <w:r>
+              <w:rPr>
+                <w:sz w:val="18"/>
+                <w:szCs w:val="18"/>
+                <w:lang w:val="en-CA"/>
+              </w:rPr>
+              <w:t>recibe</w:t>
+            </w:r>
+            <w:proofErr w:type="spellEnd"/>
+            <w:r>
+              <w:rPr>
+                <w:sz w:val="18"/>
+                <w:szCs w:val="18"/>
+                <w:lang w:val="en-CA"/>
               </w:rPr>
               <w:t xml:space="preserve"> </w:t>
             </w:r>
@@ -11570,27 +10341,95 @@
               <w:rPr>
                 <w:sz w:val="18"/>
                 <w:szCs w:val="18"/>
-                <w:lang w:val="es-EC"/>
-              </w:rPr>
-              <w:t>normalizado</w:t>
-            </w:r>
-            <w:proofErr w:type="spellEnd"/>
-            <w:r>
-              <w:rPr>
-                <w:sz w:val="18"/>
-                <w:szCs w:val="18"/>
-                <w:lang w:val="es-EC"/>
-              </w:rPr>
-              <w:t xml:space="preserve">: </w:t>
-            </w:r>
-            <w:proofErr w:type="gramStart"/>
-            <w:r>
-              <w:rPr>
-                <w:sz w:val="18"/>
-                <w:szCs w:val="18"/>
-                <w:lang w:val="es-EC"/>
-              </w:rPr>
-              <w:t xml:space="preserve">{ </w:t>
+                <w:lang w:val="en-CA"/>
+              </w:rPr>
+              <w:t>InboundMessage</w:t>
+            </w:r>
+            <w:proofErr w:type="spellEnd"/>
+            <w:r>
+              <w:rPr>
+                <w:sz w:val="18"/>
+                <w:szCs w:val="18"/>
+                <w:lang w:val="en-CA"/>
+              </w:rPr>
+              <w:t xml:space="preserve"> → </w:t>
+            </w:r>
+            <w:proofErr w:type="spellStart"/>
+            <w:r>
+              <w:rPr>
+                <w:sz w:val="18"/>
+                <w:szCs w:val="18"/>
+                <w:lang w:val="en-CA"/>
+              </w:rPr>
+              <w:t>crea</w:t>
+            </w:r>
+            <w:proofErr w:type="spellEnd"/>
+            <w:r>
+              <w:rPr>
+                <w:sz w:val="18"/>
+                <w:szCs w:val="18"/>
+                <w:lang w:val="en-CA"/>
+              </w:rPr>
+              <w:t>/</w:t>
+            </w:r>
+            <w:proofErr w:type="spellStart"/>
+            <w:r>
+              <w:rPr>
+                <w:sz w:val="18"/>
+                <w:szCs w:val="18"/>
+                <w:lang w:val="en-CA"/>
+              </w:rPr>
+              <w:t>actualiza</w:t>
+            </w:r>
+            <w:proofErr w:type="spellEnd"/>
+            <w:r>
+              <w:rPr>
+                <w:sz w:val="18"/>
+                <w:szCs w:val="18"/>
+                <w:lang w:val="en-CA"/>
+              </w:rPr>
+              <w:t xml:space="preserve"> Lead con source </w:t>
+            </w:r>
+            <w:proofErr w:type="spellStart"/>
+            <w:r>
+              <w:rPr>
+                <w:sz w:val="18"/>
+                <w:szCs w:val="18"/>
+                <w:lang w:val="en-CA"/>
+              </w:rPr>
+              <w:t>correcto</w:t>
+            </w:r>
+            <w:proofErr w:type="spellEnd"/>
+            <w:r>
+              <w:rPr>
+                <w:sz w:val="18"/>
+                <w:szCs w:val="18"/>
+                <w:lang w:val="en-CA"/>
+              </w:rPr>
+              <w:t xml:space="preserve"> </w:t>
+            </w:r>
+          </w:p>
+          <w:p>
+            <w:pPr>
+              <w:pStyle w:val="Textoindependiente2"/>
+              <w:numPr>
+                <w:ilvl w:val="0"/>
+                <w:numId w:val="6"/>
+              </w:numPr>
+              <w:spacing w:after="0" w:line="240" w:lineRule="auto"/>
+              <w:rPr>
+                <w:sz w:val="18"/>
+                <w:szCs w:val="18"/>
+                <w:lang w:val="en-CA"/>
+              </w:rPr>
+            </w:pPr>
+            <w:r>
+              <w:rPr>
+                <w:sz w:val="18"/>
+                <w:szCs w:val="18"/>
+                <w:lang w:val="es-EC"/>
+              </w:rPr>
+              <w:t xml:space="preserve">Crear formulario de configuración de canal: modal con campos dinámicos según </w:t>
             </w:r>
             <w:proofErr w:type="spellStart"/>
             <w:r>
@@ -11602,399 +10441,44 @@
               <w:t>channelType</w:t>
             </w:r>
             <w:proofErr w:type="spellEnd"/>
-            <w:proofErr w:type="gramEnd"/>
-            <w:r>
-              <w:rPr>
-                <w:sz w:val="18"/>
-                <w:szCs w:val="18"/>
-                <w:lang w:val="es-EC"/>
-              </w:rPr>
-              <w:t xml:space="preserve">, </w:t>
-            </w:r>
-            <w:proofErr w:type="spellStart"/>
-            <w:r>
-              <w:rPr>
-                <w:sz w:val="18"/>
-                <w:szCs w:val="18"/>
-                <w:lang w:val="es-EC"/>
-              </w:rPr>
-              <w:t>externalSenderId</w:t>
-            </w:r>
-            <w:proofErr w:type="spellEnd"/>
-            <w:r>
-              <w:rPr>
-                <w:sz w:val="18"/>
-                <w:szCs w:val="18"/>
-                <w:lang w:val="es-EC"/>
-              </w:rPr>
-              <w:t xml:space="preserve">, text, </w:t>
-            </w:r>
-            <w:proofErr w:type="spellStart"/>
-            <w:r>
-              <w:rPr>
-                <w:sz w:val="18"/>
-                <w:szCs w:val="18"/>
-                <w:lang w:val="es-EC"/>
-              </w:rPr>
-              <w:t>mediaUrl</w:t>
-            </w:r>
-            <w:proofErr w:type="spellEnd"/>
-            <w:r>
-              <w:rPr>
-                <w:sz w:val="18"/>
-                <w:szCs w:val="18"/>
-                <w:lang w:val="es-EC"/>
-              </w:rPr>
-              <w:t xml:space="preserve">, timestamp, </w:t>
-            </w:r>
-            <w:proofErr w:type="spellStart"/>
-            <w:proofErr w:type="gramStart"/>
-            <w:r>
-              <w:rPr>
-                <w:sz w:val="18"/>
-                <w:szCs w:val="18"/>
-                <w:lang w:val="es-EC"/>
-              </w:rPr>
-              <w:t>rawPayload</w:t>
-            </w:r>
-            <w:proofErr w:type="spellEnd"/>
-            <w:r>
-              <w:rPr>
-                <w:sz w:val="18"/>
-                <w:szCs w:val="18"/>
-                <w:lang w:val="es-EC"/>
-              </w:rPr>
-              <w:t xml:space="preserve"> }</w:t>
-            </w:r>
-            <w:proofErr w:type="gramEnd"/>
-            <w:r>
-              <w:rPr>
-                <w:sz w:val="18"/>
-                <w:szCs w:val="18"/>
-                <w:lang w:val="es-EC"/>
-              </w:rPr>
-              <w:t xml:space="preserve"> </w:t>
-            </w:r>
-          </w:p>
-          <w:p>
-            <w:pPr>
-              <w:pStyle w:val="Textoindependiente2"/>
-              <w:numPr>
-                <w:ilvl w:val="0"/>
-                <w:numId w:val="6"/>
-              </w:numPr>
-              <w:spacing w:after="0" w:line="240" w:lineRule="auto"/>
-              <w:rPr>
-                <w:sz w:val="18"/>
-                <w:szCs w:val="18"/>
-                <w:lang w:val="es-EC"/>
-              </w:rPr>
-            </w:pPr>
-            <w:r>
-              <w:rPr>
-                <w:sz w:val="18"/>
-                <w:szCs w:val="18"/>
-                <w:lang w:val="es-EC"/>
-              </w:rPr>
-              <w:t xml:space="preserve">Crear </w:t>
-            </w:r>
-            <w:proofErr w:type="spellStart"/>
-            <w:r>
-              <w:rPr>
-                <w:sz w:val="18"/>
-                <w:szCs w:val="18"/>
-                <w:lang w:val="es-EC"/>
-              </w:rPr>
-              <w:t>servicio</w:t>
-            </w:r>
-            <w:proofErr w:type="spellEnd"/>
-            <w:r>
-              <w:rPr>
-                <w:sz w:val="18"/>
-                <w:szCs w:val="18"/>
-                <w:lang w:val="es-EC"/>
-              </w:rPr>
-              <w:t xml:space="preserve"> lead-from-</w:t>
-            </w:r>
-            <w:proofErr w:type="spellStart"/>
-            <w:proofErr w:type="gramStart"/>
-            <w:r>
-              <w:rPr>
-                <w:sz w:val="18"/>
-                <w:szCs w:val="18"/>
-                <w:lang w:val="es-EC"/>
-              </w:rPr>
-              <w:t>channel.service</w:t>
-            </w:r>
-            <w:proofErr w:type="gramEnd"/>
-            <w:r>
-              <w:rPr>
-                <w:sz w:val="18"/>
-                <w:szCs w:val="18"/>
-                <w:lang w:val="es-EC"/>
-              </w:rPr>
-              <w:t>.ts</w:t>
-            </w:r>
-            <w:proofErr w:type="spellEnd"/>
-            <w:r>
-              <w:rPr>
-                <w:sz w:val="18"/>
-                <w:szCs w:val="18"/>
-                <w:lang w:val="es-EC"/>
-              </w:rPr>
-              <w:t xml:space="preserve">: </w:t>
-            </w:r>
-            <w:proofErr w:type="spellStart"/>
-            <w:r>
-              <w:rPr>
-                <w:sz w:val="18"/>
-                <w:szCs w:val="18"/>
-                <w:lang w:val="es-EC"/>
-              </w:rPr>
-              <w:t>recibe</w:t>
-            </w:r>
-            <w:proofErr w:type="spellEnd"/>
-            <w:r>
-              <w:rPr>
-                <w:sz w:val="18"/>
-                <w:szCs w:val="18"/>
-                <w:lang w:val="es-EC"/>
-              </w:rPr>
-              <w:t xml:space="preserve"> </w:t>
-            </w:r>
-            <w:proofErr w:type="spellStart"/>
-            <w:r>
-              <w:rPr>
-                <w:sz w:val="18"/>
-                <w:szCs w:val="18"/>
-                <w:lang w:val="es-EC"/>
-              </w:rPr>
-              <w:t>InboundMessage</w:t>
-            </w:r>
-            <w:proofErr w:type="spellEnd"/>
-            <w:r>
-              <w:rPr>
-                <w:sz w:val="18"/>
-                <w:szCs w:val="18"/>
-                <w:lang w:val="es-EC"/>
-              </w:rPr>
-              <w:t xml:space="preserve"> → </w:t>
-            </w:r>
-            <w:proofErr w:type="spellStart"/>
-            <w:r>
-              <w:rPr>
-                <w:sz w:val="18"/>
-                <w:szCs w:val="18"/>
-                <w:lang w:val="es-EC"/>
-              </w:rPr>
-              <w:t>crea</w:t>
-            </w:r>
-            <w:proofErr w:type="spellEnd"/>
-            <w:r>
-              <w:rPr>
-                <w:sz w:val="18"/>
-                <w:szCs w:val="18"/>
-                <w:lang w:val="es-EC"/>
-              </w:rPr>
-              <w:t>/</w:t>
-            </w:r>
-            <w:proofErr w:type="spellStart"/>
-            <w:r>
-              <w:rPr>
-                <w:sz w:val="18"/>
-                <w:szCs w:val="18"/>
-                <w:lang w:val="es-EC"/>
-              </w:rPr>
-              <w:t>actualiza</w:t>
-            </w:r>
-            <w:proofErr w:type="spellEnd"/>
-            <w:r>
-              <w:rPr>
-                <w:sz w:val="18"/>
-                <w:szCs w:val="18"/>
-                <w:lang w:val="es-EC"/>
-              </w:rPr>
-              <w:t xml:space="preserve"> Lead con source </w:t>
-            </w:r>
-            <w:proofErr w:type="spellStart"/>
-            <w:r>
-              <w:rPr>
-                <w:sz w:val="18"/>
-                <w:szCs w:val="18"/>
-                <w:lang w:val="es-EC"/>
-              </w:rPr>
-              <w:t>correcto</w:t>
-            </w:r>
-            <w:proofErr w:type="spellEnd"/>
-            <w:r>
-              <w:rPr>
-                <w:sz w:val="18"/>
-                <w:szCs w:val="18"/>
-                <w:lang w:val="es-EC"/>
-              </w:rPr>
-              <w:t xml:space="preserve"> </w:t>
-            </w:r>
-          </w:p>
-          <w:p>
-            <w:pPr>
-              <w:pStyle w:val="Textoindependiente2"/>
-              <w:numPr>
-                <w:ilvl w:val="0"/>
-                <w:numId w:val="6"/>
-              </w:numPr>
-              <w:spacing w:after="0" w:line="240" w:lineRule="auto"/>
-              <w:rPr>
-                <w:sz w:val="18"/>
-                <w:szCs w:val="18"/>
-                <w:lang w:val="es-EC"/>
-              </w:rPr>
-            </w:pPr>
-            <w:r>
-              <w:rPr>
-                <w:sz w:val="18"/>
-                <w:szCs w:val="18"/>
-                <w:lang w:val="es-EC"/>
-              </w:rPr>
-              <w:t xml:space="preserve">Crear </w:t>
-            </w:r>
-            <w:proofErr w:type="spellStart"/>
-            <w:r>
-              <w:rPr>
-                <w:sz w:val="18"/>
-                <w:szCs w:val="18"/>
-                <w:lang w:val="es-EC"/>
-              </w:rPr>
-              <w:t>formulario</w:t>
-            </w:r>
-            <w:proofErr w:type="spellEnd"/>
-            <w:r>
-              <w:rPr>
-                <w:sz w:val="18"/>
-                <w:szCs w:val="18"/>
-                <w:lang w:val="es-EC"/>
-              </w:rPr>
-              <w:t xml:space="preserve"> de </w:t>
-            </w:r>
-            <w:proofErr w:type="spellStart"/>
-            <w:r>
-              <w:rPr>
-                <w:sz w:val="18"/>
-                <w:szCs w:val="18"/>
-                <w:lang w:val="es-EC"/>
-              </w:rPr>
-              <w:t>configuración</w:t>
-            </w:r>
-            <w:proofErr w:type="spellEnd"/>
-            <w:r>
-              <w:rPr>
-                <w:sz w:val="18"/>
-                <w:szCs w:val="18"/>
-                <w:lang w:val="es-EC"/>
-              </w:rPr>
-              <w:t xml:space="preserve"> de canal: modal con campos dinámicos según </w:t>
-            </w:r>
-            <w:proofErr w:type="spellStart"/>
-            <w:r>
-              <w:rPr>
-                <w:sz w:val="18"/>
-                <w:szCs w:val="18"/>
-                <w:lang w:val="es-EC"/>
-              </w:rPr>
-              <w:t>channelType</w:t>
-            </w:r>
-            <w:proofErr w:type="spellEnd"/>
-            <w:r>
-              <w:rPr>
-                <w:sz w:val="18"/>
-                <w:szCs w:val="18"/>
-                <w:lang w:val="es-EC"/>
-              </w:rPr>
-              <w:t xml:space="preserve">.                                                                                                  - Messenger: Page ID, Page Access Token                                                                                            - Instagram: IG Business Account ID, Page Access Token                  </w:t>
-            </w:r>
-            <w:r>
-              <w:rPr>
-                <w:sz w:val="18"/>
-                <w:szCs w:val="18"/>
-                <w:lang w:val="es-EC"/>
-              </w:rPr>
-              <w:t xml:space="preserve">                                                           </w:t>
-            </w:r>
-            <w:r>
-              <w:rPr>
-                <w:sz w:val="18"/>
-                <w:szCs w:val="18"/>
-                <w:lang w:val="es-EC"/>
-              </w:rPr>
-              <w:t>- TikTok: App ID, App Secret                                                             - Email: Brevo API Key, sender email, sender name</w:t>
-            </w:r>
-          </w:p>
-          <w:p>
-            <w:pPr>
-              <w:pStyle w:val="Textoindependiente2"/>
-              <w:numPr>
-                <w:ilvl w:val="0"/>
-                <w:numId w:val="6"/>
-              </w:numPr>
-              <w:spacing w:after="0" w:line="240" w:lineRule="auto"/>
-              <w:rPr>
-                <w:sz w:val="18"/>
-                <w:szCs w:val="18"/>
-                <w:lang w:val="es-EC"/>
-              </w:rPr>
-            </w:pPr>
-            <w:proofErr w:type="spellStart"/>
-            <w:r>
-              <w:rPr>
-                <w:sz w:val="18"/>
-                <w:szCs w:val="18"/>
-                <w:lang w:val="es-EC"/>
-              </w:rPr>
-              <w:t>Guardar</w:t>
-            </w:r>
-            <w:proofErr w:type="spellEnd"/>
-            <w:r>
-              <w:rPr>
-                <w:sz w:val="18"/>
-                <w:szCs w:val="18"/>
-                <w:lang w:val="es-EC"/>
-              </w:rPr>
-              <w:t xml:space="preserve"> config </w:t>
-            </w:r>
-            <w:proofErr w:type="spellStart"/>
-            <w:r>
-              <w:rPr>
-                <w:sz w:val="18"/>
-                <w:szCs w:val="18"/>
-                <w:lang w:val="es-EC"/>
-              </w:rPr>
-              <w:t>vía</w:t>
-            </w:r>
-            <w:proofErr w:type="spellEnd"/>
-            <w:r>
-              <w:rPr>
-                <w:sz w:val="18"/>
-                <w:szCs w:val="18"/>
-                <w:lang w:val="es-EC"/>
-              </w:rPr>
-              <w:t xml:space="preserve"> POST /</w:t>
-            </w:r>
-            <w:proofErr w:type="spellStart"/>
-            <w:r>
-              <w:rPr>
-                <w:sz w:val="18"/>
-                <w:szCs w:val="18"/>
-                <w:lang w:val="es-EC"/>
-              </w:rPr>
-              <w:t>api</w:t>
-            </w:r>
-            <w:proofErr w:type="spellEnd"/>
-            <w:r>
-              <w:rPr>
-                <w:sz w:val="18"/>
-                <w:szCs w:val="18"/>
-                <w:lang w:val="es-EC"/>
-              </w:rPr>
-              <w:t>/channels/config</w:t>
+            <w:r>
+              <w:rPr>
+                <w:sz w:val="18"/>
+                <w:szCs w:val="18"/>
+                <w:lang w:val="es-EC"/>
+              </w:rPr>
+              <w:t xml:space="preserve">.                                                                                                  </w:t>
+            </w:r>
+            <w:r>
+              <w:rPr>
+                <w:sz w:val="18"/>
+                <w:szCs w:val="18"/>
+                <w:lang w:val="en-CA"/>
+              </w:rPr>
+              <w:t>- Messenger: Page ID, Page Access Token                                                                                            - Instagram: IG Business Account ID, Page Access Token                                                                             - TikTok: App ID, App Secret                                                             - Email: Brevo API Key, sender email, sender name</w:t>
+            </w:r>
+          </w:p>
+          <w:p>
+            <w:pPr>
+              <w:pStyle w:val="Textoindependiente2"/>
+              <w:numPr>
+                <w:ilvl w:val="0"/>
+                <w:numId w:val="6"/>
+              </w:numPr>
+              <w:spacing w:after="0" w:line="240" w:lineRule="auto"/>
+              <w:rPr>
+                <w:sz w:val="18"/>
+                <w:szCs w:val="18"/>
+                <w:lang w:val="en-CA"/>
+              </w:rPr>
+            </w:pPr>
+            <w:r>
+              <w:rPr>
+                <w:sz w:val="18"/>
+                <w:szCs w:val="18"/>
+                <w:lang w:val="en-CA"/>
+              </w:rPr>
+              <w:t>Guardar config vía POST /api/channels/config</w:t>
             </w:r>
           </w:p>
         </w:tc>
@@ -12095,15 +10579,15 @@
               <w:rPr>
                 <w:sz w:val="18"/>
                 <w:szCs w:val="18"/>
-                <w:lang w:val="es-EC"/>
-              </w:rPr>
-            </w:pPr>
-            <w:proofErr w:type="spellStart"/>
-            <w:r>
-              <w:rPr>
-                <w:sz w:val="18"/>
-                <w:szCs w:val="18"/>
-                <w:lang w:val="es-EC"/>
+                <w:lang w:val="en-CA"/>
+              </w:rPr>
+            </w:pPr>
+            <w:proofErr w:type="spellStart"/>
+            <w:r>
+              <w:rPr>
+                <w:sz w:val="18"/>
+                <w:szCs w:val="18"/>
+                <w:lang w:val="en-CA"/>
               </w:rPr>
               <w:t>Implementar</w:t>
             </w:r>
@@ -12112,7 +10596,7 @@
               <w:rPr>
                 <w:sz w:val="18"/>
                 <w:szCs w:val="18"/>
-                <w:lang w:val="es-EC"/>
+                <w:lang w:val="en-CA"/>
               </w:rPr>
               <w:t xml:space="preserve"> </w:t>
             </w:r>
@@ -12122,7 +10606,7 @@
               <w:rPr>
                 <w:sz w:val="18"/>
                 <w:szCs w:val="18"/>
-                <w:lang w:val="es-EC"/>
+                <w:lang w:val="en-CA"/>
               </w:rPr>
               <w:t>messenger.connector</w:t>
             </w:r>
@@ -12131,7 +10615,7 @@
               <w:rPr>
                 <w:sz w:val="18"/>
                 <w:szCs w:val="18"/>
-                <w:lang w:val="es-EC"/>
+                <w:lang w:val="en-CA"/>
               </w:rPr>
               <w:t>.ts</w:t>
             </w:r>
@@ -12140,7 +10624,7 @@
               <w:rPr>
                 <w:sz w:val="18"/>
                 <w:szCs w:val="18"/>
-                <w:lang w:val="es-EC"/>
+                <w:lang w:val="en-CA"/>
               </w:rPr>
               <w:t xml:space="preserve">: </w:t>
             </w:r>
@@ -12150,7 +10634,7 @@
               <w:rPr>
                 <w:sz w:val="18"/>
                 <w:szCs w:val="18"/>
-                <w:lang w:val="es-EC"/>
+                <w:lang w:val="en-CA"/>
               </w:rPr>
               <w:t>verifySignature</w:t>
             </w:r>
@@ -12159,7 +10643,7 @@
               <w:rPr>
                 <w:sz w:val="18"/>
                 <w:szCs w:val="18"/>
-                <w:lang w:val="es-EC"/>
+                <w:lang w:val="en-CA"/>
               </w:rPr>
               <w:t>(</w:t>
             </w:r>
@@ -12168,7 +10652,7 @@
               <w:rPr>
                 <w:sz w:val="18"/>
                 <w:szCs w:val="18"/>
-                <w:lang w:val="es-EC"/>
+                <w:lang w:val="en-CA"/>
               </w:rPr>
               <w:t xml:space="preserve">) con HMAC-SHA256, </w:t>
             </w:r>
@@ -12178,7 +10662,7 @@
               <w:rPr>
                 <w:sz w:val="18"/>
                 <w:szCs w:val="18"/>
-                <w:lang w:val="es-EC"/>
+                <w:lang w:val="en-CA"/>
               </w:rPr>
               <w:t>parseInboundWebhook</w:t>
             </w:r>
@@ -12187,7 +10671,7 @@
               <w:rPr>
                 <w:sz w:val="18"/>
                 <w:szCs w:val="18"/>
-                <w:lang w:val="es-EC"/>
+                <w:lang w:val="en-CA"/>
               </w:rPr>
               <w:t>(</w:t>
             </w:r>
@@ -12196,7 +10680,7 @@
               <w:rPr>
                 <w:sz w:val="18"/>
                 <w:szCs w:val="18"/>
-                <w:lang w:val="es-EC"/>
+                <w:lang w:val="en-CA"/>
               </w:rPr>
               <w:t>)</w:t>
             </w:r>
@@ -12215,59 +10699,49 @@
                 <w:lang w:val="es-EC"/>
               </w:rPr>
             </w:pPr>
-            <w:proofErr w:type="spellStart"/>
-            <w:r>
-              <w:rPr>
-                <w:sz w:val="18"/>
-                <w:szCs w:val="18"/>
-                <w:lang w:val="es-EC"/>
-              </w:rPr>
-              <w:t>Implementar</w:t>
-            </w:r>
-            <w:proofErr w:type="spellEnd"/>
-            <w:r>
-              <w:rPr>
-                <w:sz w:val="18"/>
-                <w:szCs w:val="18"/>
-                <w:lang w:val="es-EC"/>
-              </w:rPr>
-              <w:t xml:space="preserve"> GET /</w:t>
-            </w:r>
-            <w:proofErr w:type="spellStart"/>
-            <w:r>
-              <w:rPr>
-                <w:sz w:val="18"/>
-                <w:szCs w:val="18"/>
-                <w:lang w:val="es-EC"/>
-              </w:rPr>
-              <w:t>api</w:t>
-            </w:r>
-            <w:proofErr w:type="spellEnd"/>
-            <w:r>
-              <w:rPr>
-                <w:sz w:val="18"/>
-                <w:szCs w:val="18"/>
-                <w:lang w:val="es-EC"/>
-              </w:rPr>
-              <w:t>/webhooks/messenger (</w:t>
-            </w:r>
-            <w:proofErr w:type="spellStart"/>
-            <w:r>
-              <w:rPr>
-                <w:sz w:val="18"/>
-                <w:szCs w:val="18"/>
-                <w:lang w:val="es-EC"/>
-              </w:rPr>
-              <w:t>verificación</w:t>
-            </w:r>
-            <w:proofErr w:type="spellEnd"/>
-            <w:r>
-              <w:rPr>
-                <w:sz w:val="18"/>
-                <w:szCs w:val="18"/>
-                <w:lang w:val="es-EC"/>
-              </w:rPr>
-              <w:t xml:space="preserve"> Meta </w:t>
+            <w:r>
+              <w:rPr>
+                <w:sz w:val="18"/>
+                <w:szCs w:val="18"/>
+                <w:lang w:val="es-EC"/>
+              </w:rPr>
+              <w:t>Implementar GET /api/</w:t>
+            </w:r>
+            <w:proofErr w:type="spellStart"/>
+            <w:r>
+              <w:rPr>
+                <w:sz w:val="18"/>
+                <w:szCs w:val="18"/>
+                <w:lang w:val="es-EC"/>
+              </w:rPr>
+              <w:t>webhooks</w:t>
+            </w:r>
+            <w:proofErr w:type="spellEnd"/>
+            <w:r>
+              <w:rPr>
+                <w:sz w:val="18"/>
+                <w:szCs w:val="18"/>
+                <w:lang w:val="es-EC"/>
+              </w:rPr>
+              <w:t>/</w:t>
+            </w:r>
+            <w:proofErr w:type="spellStart"/>
+            <w:r>
+              <w:rPr>
+                <w:sz w:val="18"/>
+                <w:szCs w:val="18"/>
+                <w:lang w:val="es-EC"/>
+              </w:rPr>
+              <w:t>messenger</w:t>
+            </w:r>
+            <w:proofErr w:type="spellEnd"/>
+            <w:r>
+              <w:rPr>
+                <w:sz w:val="18"/>
+                <w:szCs w:val="18"/>
+                <w:lang w:val="es-EC"/>
+              </w:rPr>
+              <w:t xml:space="preserve"> (verificación Meta </w:t>
             </w:r>
             <w:proofErr w:type="spellStart"/>
             <w:proofErr w:type="gramStart"/>
@@ -12304,104 +10778,22 @@
                 <w:lang w:val="es-EC"/>
               </w:rPr>
             </w:pPr>
-            <w:proofErr w:type="spellStart"/>
-            <w:r>
-              <w:rPr>
-                <w:sz w:val="18"/>
-                <w:szCs w:val="18"/>
-                <w:lang w:val="es-EC"/>
-              </w:rPr>
-              <w:t>Implementar</w:t>
-            </w:r>
-            <w:proofErr w:type="spellEnd"/>
-            <w:r>
-              <w:rPr>
-                <w:sz w:val="18"/>
-                <w:szCs w:val="18"/>
-                <w:lang w:val="es-EC"/>
-              </w:rPr>
-              <w:t xml:space="preserve"> POST /</w:t>
-            </w:r>
-            <w:proofErr w:type="spellStart"/>
-            <w:r>
-              <w:rPr>
-                <w:sz w:val="18"/>
-                <w:szCs w:val="18"/>
-                <w:lang w:val="es-EC"/>
-              </w:rPr>
-              <w:t>api</w:t>
-            </w:r>
-            <w:proofErr w:type="spellEnd"/>
-            <w:r>
-              <w:rPr>
-                <w:sz w:val="18"/>
-                <w:szCs w:val="18"/>
-                <w:lang w:val="es-EC"/>
-              </w:rPr>
-              <w:t xml:space="preserve">/webhooks/messenger: </w:t>
-            </w:r>
-            <w:proofErr w:type="spellStart"/>
-            <w:r>
-              <w:rPr>
-                <w:sz w:val="18"/>
-                <w:szCs w:val="18"/>
-                <w:lang w:val="es-EC"/>
-              </w:rPr>
-              <w:t>recibir</w:t>
-            </w:r>
-            <w:proofErr w:type="spellEnd"/>
-            <w:r>
-              <w:rPr>
-                <w:sz w:val="18"/>
-                <w:szCs w:val="18"/>
-                <w:lang w:val="es-EC"/>
-              </w:rPr>
-              <w:t xml:space="preserve"> </w:t>
-            </w:r>
-            <w:proofErr w:type="spellStart"/>
-            <w:r>
-              <w:rPr>
-                <w:sz w:val="18"/>
-                <w:szCs w:val="18"/>
-                <w:lang w:val="es-EC"/>
-              </w:rPr>
-              <w:t>mensaje</w:t>
-            </w:r>
-            <w:proofErr w:type="spellEnd"/>
-            <w:r>
-              <w:rPr>
-                <w:sz w:val="18"/>
-                <w:szCs w:val="18"/>
-                <w:lang w:val="es-EC"/>
-              </w:rPr>
-              <w:t xml:space="preserve"> → </w:t>
-            </w:r>
-            <w:proofErr w:type="spellStart"/>
-            <w:r>
-              <w:rPr>
-                <w:sz w:val="18"/>
-                <w:szCs w:val="18"/>
-                <w:lang w:val="es-EC"/>
-              </w:rPr>
-              <w:t>normalizar</w:t>
-            </w:r>
-            <w:proofErr w:type="spellEnd"/>
-            <w:r>
-              <w:rPr>
-                <w:sz w:val="18"/>
-                <w:szCs w:val="18"/>
-                <w:lang w:val="es-EC"/>
-              </w:rPr>
-              <w:t xml:space="preserve"> → </w:t>
-            </w:r>
-            <w:proofErr w:type="spellStart"/>
-            <w:r>
-              <w:rPr>
-                <w:sz w:val="18"/>
-                <w:szCs w:val="18"/>
-                <w:lang w:val="es-EC"/>
-              </w:rPr>
-              <w:t>crear</w:t>
+            <w:r>
+              <w:rPr>
+                <w:sz w:val="18"/>
+                <w:szCs w:val="18"/>
+                <w:lang w:val="es-EC"/>
+              </w:rPr>
+              <w:t>Implementar POST /api/</w:t>
+            </w:r>
+            <w:proofErr w:type="spellStart"/>
+            <w:r>
+              <w:rPr>
+                <w:sz w:val="18"/>
+                <w:szCs w:val="18"/>
+                <w:lang w:val="es-EC"/>
+              </w:rPr>
+              <w:t>webhooks</w:t>
             </w:r>
             <w:proofErr w:type="spellEnd"/>
             <w:r>
@@ -12419,17 +10811,45 @@
                 <w:szCs w:val="18"/>
                 <w:lang w:val="es-EC"/>
               </w:rPr>
-              <w:t>actualizar</w:t>
-            </w:r>
-            <w:proofErr w:type="spellEnd"/>
-            <w:r>
-              <w:rPr>
-                <w:sz w:val="18"/>
-                <w:szCs w:val="18"/>
-                <w:lang w:val="es-EC"/>
-              </w:rPr>
-              <w:t xml:space="preserve"> Lead con source=messenger</w:t>
-            </w:r>
+              <w:t>messenger</w:t>
+            </w:r>
+            <w:proofErr w:type="spellEnd"/>
+            <w:r>
+              <w:rPr>
+                <w:sz w:val="18"/>
+                <w:szCs w:val="18"/>
+                <w:lang w:val="es-EC"/>
+              </w:rPr>
+              <w:t xml:space="preserve">: recibir mensaje → normalizar → crear/actualizar Lead con </w:t>
+            </w:r>
+            <w:proofErr w:type="spellStart"/>
+            <w:r>
+              <w:rPr>
+                <w:sz w:val="18"/>
+                <w:szCs w:val="18"/>
+                <w:lang w:val="es-EC"/>
+              </w:rPr>
+              <w:t>source</w:t>
+            </w:r>
+            <w:proofErr w:type="spellEnd"/>
+            <w:r>
+              <w:rPr>
+                <w:sz w:val="18"/>
+                <w:szCs w:val="18"/>
+                <w:lang w:val="es-EC"/>
+              </w:rPr>
+              <w:t>=</w:t>
+            </w:r>
+            <w:proofErr w:type="spellStart"/>
+            <w:r>
+              <w:rPr>
+                <w:sz w:val="18"/>
+                <w:szCs w:val="18"/>
+                <w:lang w:val="es-EC"/>
+              </w:rPr>
+              <w:t>messenger</w:t>
+            </w:r>
+            <w:proofErr w:type="spellEnd"/>
           </w:p>
           <w:p>
             <w:pPr>
@@ -12793,15 +11213,15 @@
               <w:rPr>
                 <w:sz w:val="18"/>
                 <w:szCs w:val="18"/>
-                <w:lang w:val="es-EC"/>
-              </w:rPr>
-            </w:pPr>
-            <w:proofErr w:type="spellStart"/>
-            <w:r>
-              <w:rPr>
-                <w:sz w:val="18"/>
-                <w:szCs w:val="18"/>
-                <w:lang w:val="es-EC"/>
+                <w:lang w:val="en-CA"/>
+              </w:rPr>
+            </w:pPr>
+            <w:proofErr w:type="spellStart"/>
+            <w:r>
+              <w:rPr>
+                <w:sz w:val="18"/>
+                <w:szCs w:val="18"/>
+                <w:lang w:val="en-CA"/>
               </w:rPr>
               <w:t>Implementar</w:t>
             </w:r>
@@ -12810,7 +11230,7 @@
               <w:rPr>
                 <w:sz w:val="18"/>
                 <w:szCs w:val="18"/>
-                <w:lang w:val="es-EC"/>
+                <w:lang w:val="en-CA"/>
               </w:rPr>
               <w:t xml:space="preserve"> </w:t>
             </w:r>
@@ -12820,7 +11240,7 @@
               <w:rPr>
                 <w:sz w:val="18"/>
                 <w:szCs w:val="18"/>
-                <w:lang w:val="es-EC"/>
+                <w:lang w:val="en-CA"/>
               </w:rPr>
               <w:t>messenger.connector</w:t>
             </w:r>
@@ -12829,7 +11249,7 @@
               <w:rPr>
                 <w:sz w:val="18"/>
                 <w:szCs w:val="18"/>
-                <w:lang w:val="es-EC"/>
+                <w:lang w:val="en-CA"/>
               </w:rPr>
               <w:t>.ts</w:t>
             </w:r>
@@ -12838,7 +11258,7 @@
               <w:rPr>
                 <w:sz w:val="18"/>
                 <w:szCs w:val="18"/>
-                <w:lang w:val="es-EC"/>
+                <w:lang w:val="en-CA"/>
               </w:rPr>
               <w:t xml:space="preserve">: </w:t>
             </w:r>
@@ -12848,7 +11268,7 @@
               <w:rPr>
                 <w:sz w:val="18"/>
                 <w:szCs w:val="18"/>
-                <w:lang w:val="es-EC"/>
+                <w:lang w:val="en-CA"/>
               </w:rPr>
               <w:t>sendMessage</w:t>
             </w:r>
@@ -12857,7 +11277,7 @@
               <w:rPr>
                 <w:sz w:val="18"/>
                 <w:szCs w:val="18"/>
-                <w:lang w:val="es-EC"/>
+                <w:lang w:val="en-CA"/>
               </w:rPr>
               <w:t>(</w:t>
             </w:r>
@@ -12866,7 +11286,7 @@
               <w:rPr>
                 <w:sz w:val="18"/>
                 <w:szCs w:val="18"/>
-                <w:lang w:val="es-EC"/>
+                <w:lang w:val="en-CA"/>
               </w:rPr>
               <w:t xml:space="preserve">) </w:t>
             </w:r>
@@ -12875,7 +11295,7 @@
               <w:rPr>
                 <w:sz w:val="18"/>
                 <w:szCs w:val="18"/>
-                <w:lang w:val="es-EC"/>
+                <w:lang w:val="en-CA"/>
               </w:rPr>
               <w:t>vía</w:t>
             </w:r>
@@ -12884,7 +11304,7 @@
               <w:rPr>
                 <w:sz w:val="18"/>
                 <w:szCs w:val="18"/>
-                <w:lang w:val="es-EC"/>
+                <w:lang w:val="en-CA"/>
               </w:rPr>
               <w:t xml:space="preserve"> Send API (POST /{page-id}/messages)</w:t>
             </w:r>
@@ -12903,50 +11323,40 @@
                 <w:lang w:val="es-EC"/>
               </w:rPr>
             </w:pPr>
-            <w:proofErr w:type="spellStart"/>
-            <w:r>
-              <w:rPr>
-                <w:sz w:val="18"/>
-                <w:szCs w:val="18"/>
-                <w:lang w:val="es-EC"/>
-              </w:rPr>
-              <w:t>Implementar</w:t>
-            </w:r>
-            <w:proofErr w:type="spellEnd"/>
-            <w:r>
-              <w:rPr>
-                <w:sz w:val="18"/>
-                <w:szCs w:val="18"/>
-                <w:lang w:val="es-EC"/>
-              </w:rPr>
-              <w:t xml:space="preserve"> tracking </w:t>
-            </w:r>
-            <w:proofErr w:type="spellStart"/>
-            <w:r>
-              <w:rPr>
-                <w:sz w:val="18"/>
-                <w:szCs w:val="18"/>
-                <w:lang w:val="es-EC"/>
-              </w:rPr>
-              <w:t>ventana</w:t>
-            </w:r>
-            <w:proofErr w:type="spellEnd"/>
-            <w:r>
-              <w:rPr>
-                <w:sz w:val="18"/>
-                <w:szCs w:val="18"/>
-                <w:lang w:val="es-EC"/>
-              </w:rPr>
-              <w:t xml:space="preserve"> 24h: </w:t>
-            </w:r>
-            <w:proofErr w:type="spellStart"/>
-            <w:r>
-              <w:rPr>
-                <w:sz w:val="18"/>
-                <w:szCs w:val="18"/>
-                <w:lang w:val="es-EC"/>
-              </w:rPr>
-              <w:t>guardar</w:t>
+            <w:r>
+              <w:rPr>
+                <w:sz w:val="18"/>
+                <w:szCs w:val="18"/>
+                <w:lang w:val="es-EC"/>
+              </w:rPr>
+              <w:t xml:space="preserve">Implementar tracking ventana 24h: guardar </w:t>
+            </w:r>
+            <w:proofErr w:type="spellStart"/>
+            <w:r>
+              <w:rPr>
+                <w:sz w:val="18"/>
+                <w:szCs w:val="18"/>
+                <w:lang w:val="es-EC"/>
+              </w:rPr>
+              <w:t>lastUserMessageAt</w:t>
+            </w:r>
+            <w:proofErr w:type="spellEnd"/>
+            <w:r>
+              <w:rPr>
+                <w:sz w:val="18"/>
+                <w:szCs w:val="18"/>
+                <w:lang w:val="es-EC"/>
+              </w:rPr>
+              <w:t xml:space="preserve">, calcular </w:t>
+            </w:r>
+            <w:proofErr w:type="spellStart"/>
+            <w:r>
+              <w:rPr>
+                <w:sz w:val="18"/>
+                <w:szCs w:val="18"/>
+                <w:lang w:val="es-EC"/>
+              </w:rPr>
+              <w:t>windowExpiresAt</w:t>
             </w:r>
             <w:proofErr w:type="spellEnd"/>
             <w:r>
@@ -12957,92 +11367,28 @@
               </w:rPr>
               <w:t xml:space="preserve"> </w:t>
             </w:r>
-            <w:proofErr w:type="spellStart"/>
-            <w:r>
-              <w:rPr>
-                <w:sz w:val="18"/>
-                <w:szCs w:val="18"/>
-                <w:lang w:val="es-EC"/>
-              </w:rPr>
-              <w:t>lastUserMessageAt</w:t>
-            </w:r>
-            <w:proofErr w:type="spellEnd"/>
-            <w:r>
-              <w:rPr>
-                <w:sz w:val="18"/>
-                <w:szCs w:val="18"/>
-                <w:lang w:val="es-EC"/>
-              </w:rPr>
-              <w:t xml:space="preserve">, </w:t>
-            </w:r>
-            <w:proofErr w:type="spellStart"/>
-            <w:r>
-              <w:rPr>
-                <w:sz w:val="18"/>
-                <w:szCs w:val="18"/>
-                <w:lang w:val="es-EC"/>
-              </w:rPr>
-              <w:t>calcular</w:t>
-            </w:r>
-            <w:proofErr w:type="spellEnd"/>
-            <w:r>
-              <w:rPr>
-                <w:sz w:val="18"/>
-                <w:szCs w:val="18"/>
-                <w:lang w:val="es-EC"/>
-              </w:rPr>
-              <w:t xml:space="preserve"> </w:t>
-            </w:r>
-            <w:proofErr w:type="spellStart"/>
-            <w:r>
-              <w:rPr>
-                <w:sz w:val="18"/>
-                <w:szCs w:val="18"/>
-                <w:lang w:val="es-EC"/>
-              </w:rPr>
-              <w:t>windowExpiresAt</w:t>
-            </w:r>
-            <w:proofErr w:type="spellEnd"/>
-            <w:r>
-              <w:rPr>
-                <w:sz w:val="18"/>
-                <w:szCs w:val="18"/>
-                <w:lang w:val="es-EC"/>
-              </w:rPr>
-              <w:t xml:space="preserve"> </w:t>
-            </w:r>
-          </w:p>
-          <w:p>
-            <w:pPr>
-              <w:pStyle w:val="Textoindependiente2"/>
-              <w:numPr>
-                <w:ilvl w:val="0"/>
-                <w:numId w:val="6"/>
-              </w:numPr>
-              <w:spacing w:after="0" w:line="240" w:lineRule="auto"/>
-              <w:rPr>
-                <w:sz w:val="18"/>
-                <w:szCs w:val="18"/>
-                <w:lang w:val="es-EC"/>
-              </w:rPr>
-            </w:pPr>
-            <w:proofErr w:type="spellStart"/>
-            <w:r>
-              <w:rPr>
-                <w:sz w:val="18"/>
-                <w:szCs w:val="18"/>
-                <w:lang w:val="es-EC"/>
-              </w:rPr>
-              <w:t>Implementar</w:t>
-            </w:r>
-            <w:proofErr w:type="spellEnd"/>
-            <w:r>
-              <w:rPr>
-                <w:sz w:val="18"/>
-                <w:szCs w:val="18"/>
-                <w:lang w:val="es-EC"/>
-              </w:rPr>
-              <w:t xml:space="preserve"> </w:t>
+          </w:p>
+          <w:p>
+            <w:pPr>
+              <w:pStyle w:val="Textoindependiente2"/>
+              <w:numPr>
+                <w:ilvl w:val="0"/>
+                <w:numId w:val="6"/>
+              </w:numPr>
+              <w:spacing w:after="0" w:line="240" w:lineRule="auto"/>
+              <w:rPr>
+                <w:sz w:val="18"/>
+                <w:szCs w:val="18"/>
+                <w:lang w:val="es-EC"/>
+              </w:rPr>
+            </w:pPr>
+            <w:r>
+              <w:rPr>
+                <w:sz w:val="18"/>
+                <w:szCs w:val="18"/>
+                <w:lang w:val="es-EC"/>
+              </w:rPr>
+              <w:t xml:space="preserve">Implementar </w:t>
             </w:r>
             <w:proofErr w:type="spellStart"/>
             <w:proofErr w:type="gramStart"/>
@@ -13126,130 +11472,30 @@
                 <w:szCs w:val="18"/>
                 <w:lang w:val="es-EC"/>
               </w:rPr>
-              <w:t xml:space="preserve">) — 90% </w:t>
-            </w:r>
-            <w:proofErr w:type="spellStart"/>
-            <w:r>
-              <w:rPr>
-                <w:sz w:val="18"/>
-                <w:szCs w:val="18"/>
-                <w:lang w:val="es-EC"/>
-              </w:rPr>
-              <w:t>código</w:t>
-            </w:r>
-            <w:proofErr w:type="spellEnd"/>
-            <w:r>
-              <w:rPr>
-                <w:sz w:val="18"/>
-                <w:szCs w:val="18"/>
-                <w:lang w:val="es-EC"/>
-              </w:rPr>
-              <w:t xml:space="preserve"> </w:t>
-            </w:r>
-            <w:proofErr w:type="spellStart"/>
-            <w:r>
-              <w:rPr>
-                <w:sz w:val="18"/>
-                <w:szCs w:val="18"/>
-                <w:lang w:val="es-EC"/>
-              </w:rPr>
-              <w:t>compartido</w:t>
-            </w:r>
-            <w:proofErr w:type="spellEnd"/>
-            <w:r>
-              <w:rPr>
-                <w:sz w:val="18"/>
-                <w:szCs w:val="18"/>
-                <w:lang w:val="es-EC"/>
-              </w:rPr>
-              <w:t xml:space="preserve"> con Messenger</w:t>
-            </w:r>
-          </w:p>
-          <w:p>
-            <w:pPr>
-              <w:pStyle w:val="Textoindependiente2"/>
-              <w:numPr>
-                <w:ilvl w:val="0"/>
-                <w:numId w:val="6"/>
-              </w:numPr>
-              <w:spacing w:after="0" w:line="240" w:lineRule="auto"/>
-              <w:rPr>
-                <w:sz w:val="18"/>
-                <w:szCs w:val="18"/>
-                <w:lang w:val="es-EC"/>
-              </w:rPr>
-            </w:pPr>
-            <w:proofErr w:type="spellStart"/>
-            <w:r>
-              <w:rPr>
-                <w:sz w:val="18"/>
-                <w:szCs w:val="18"/>
-                <w:lang w:val="es-EC"/>
-              </w:rPr>
-              <w:t>Habilitar</w:t>
-            </w:r>
-            <w:proofErr w:type="spellEnd"/>
-            <w:r>
-              <w:rPr>
-                <w:sz w:val="18"/>
-                <w:szCs w:val="18"/>
-                <w:lang w:val="es-EC"/>
-              </w:rPr>
-              <w:t xml:space="preserve"> </w:t>
-            </w:r>
-            <w:proofErr w:type="spellStart"/>
-            <w:r>
-              <w:rPr>
-                <w:sz w:val="18"/>
-                <w:szCs w:val="18"/>
-                <w:lang w:val="es-EC"/>
-              </w:rPr>
-              <w:t>respuesta</w:t>
-            </w:r>
-            <w:proofErr w:type="spellEnd"/>
-            <w:r>
-              <w:rPr>
-                <w:sz w:val="18"/>
-                <w:szCs w:val="18"/>
-                <w:lang w:val="es-EC"/>
-              </w:rPr>
-              <w:t xml:space="preserve"> </w:t>
-            </w:r>
-            <w:proofErr w:type="spellStart"/>
-            <w:r>
-              <w:rPr>
-                <w:sz w:val="18"/>
-                <w:szCs w:val="18"/>
-                <w:lang w:val="es-EC"/>
-              </w:rPr>
-              <w:t>desde</w:t>
-            </w:r>
-            <w:proofErr w:type="spellEnd"/>
-            <w:r>
-              <w:rPr>
-                <w:sz w:val="18"/>
-                <w:szCs w:val="18"/>
-                <w:lang w:val="es-EC"/>
-              </w:rPr>
-              <w:t xml:space="preserve"> </w:t>
-            </w:r>
-            <w:proofErr w:type="spellStart"/>
-            <w:r>
-              <w:rPr>
-                <w:sz w:val="18"/>
-                <w:szCs w:val="18"/>
-                <w:lang w:val="es-EC"/>
-              </w:rPr>
-              <w:t>bandeja</w:t>
-            </w:r>
-            <w:proofErr w:type="spellEnd"/>
-            <w:r>
-              <w:rPr>
-                <w:sz w:val="18"/>
-                <w:szCs w:val="18"/>
-                <w:lang w:val="es-EC"/>
-              </w:rPr>
-              <w:t xml:space="preserve">: </w:t>
+              <w:t>) — 90% código compartido con Messenger</w:t>
+            </w:r>
+          </w:p>
+          <w:p>
+            <w:pPr>
+              <w:pStyle w:val="Textoindependiente2"/>
+              <w:numPr>
+                <w:ilvl w:val="0"/>
+                <w:numId w:val="6"/>
+              </w:numPr>
+              <w:spacing w:after="0" w:line="240" w:lineRule="auto"/>
+              <w:rPr>
+                <w:sz w:val="18"/>
+                <w:szCs w:val="18"/>
+                <w:lang w:val="es-EC"/>
+              </w:rPr>
+            </w:pPr>
+            <w:r>
+              <w:rPr>
+                <w:sz w:val="18"/>
+                <w:szCs w:val="18"/>
+                <w:lang w:val="es-EC"/>
+              </w:rPr>
+              <w:t xml:space="preserve">Habilitar respuesta desde bandeja: </w:t>
             </w:r>
             <w:proofErr w:type="spellStart"/>
             <w:r>
@@ -13267,82 +11513,74 @@
                 <w:szCs w:val="18"/>
                 <w:lang w:val="es-EC"/>
               </w:rPr>
-              <w:t xml:space="preserve"> + </w:t>
-            </w:r>
-            <w:proofErr w:type="spellStart"/>
-            <w:r>
-              <w:rPr>
-                <w:sz w:val="18"/>
-                <w:szCs w:val="18"/>
-                <w:lang w:val="es-EC"/>
-              </w:rPr>
-              <w:t>botón</w:t>
-            </w:r>
-            <w:proofErr w:type="spellEnd"/>
-            <w:r>
-              <w:rPr>
-                <w:sz w:val="18"/>
-                <w:szCs w:val="18"/>
-                <w:lang w:val="es-EC"/>
-              </w:rPr>
-              <w:t xml:space="preserve"> </w:t>
-            </w:r>
-            <w:proofErr w:type="spellStart"/>
-            <w:r>
-              <w:rPr>
-                <w:sz w:val="18"/>
-                <w:szCs w:val="18"/>
-                <w:lang w:val="es-EC"/>
-              </w:rPr>
-              <w:t>enviar</w:t>
-            </w:r>
-            <w:proofErr w:type="spellEnd"/>
-            <w:r>
-              <w:rPr>
-                <w:sz w:val="18"/>
-                <w:szCs w:val="18"/>
-                <w:lang w:val="es-EC"/>
-              </w:rPr>
-              <w:t xml:space="preserve"> → POST /</w:t>
-            </w:r>
-            <w:proofErr w:type="spellStart"/>
-            <w:r>
-              <w:rPr>
-                <w:sz w:val="18"/>
-                <w:szCs w:val="18"/>
-                <w:lang w:val="es-EC"/>
-              </w:rPr>
-              <w:t>api</w:t>
-            </w:r>
-            <w:proofErr w:type="spellEnd"/>
-            <w:r>
-              <w:rPr>
-                <w:sz w:val="18"/>
-                <w:szCs w:val="18"/>
-                <w:lang w:val="es-EC"/>
-              </w:rPr>
-              <w:t>/channels/messenger/send</w:t>
-            </w:r>
-          </w:p>
-          <w:p>
-            <w:pPr>
-              <w:pStyle w:val="Textoindependiente2"/>
-              <w:numPr>
-                <w:ilvl w:val="0"/>
-                <w:numId w:val="6"/>
-              </w:numPr>
-              <w:spacing w:after="0" w:line="240" w:lineRule="auto"/>
-              <w:rPr>
-                <w:sz w:val="18"/>
-                <w:szCs w:val="18"/>
-                <w:lang w:val="es-EC"/>
-              </w:rPr>
-            </w:pPr>
-            <w:r>
-              <w:rPr>
-                <w:sz w:val="18"/>
-                <w:szCs w:val="18"/>
-                <w:lang w:val="es-EC"/>
+              <w:t xml:space="preserve"> + botón enviar → POST /api/</w:t>
+            </w:r>
+            <w:proofErr w:type="spellStart"/>
+            <w:r>
+              <w:rPr>
+                <w:sz w:val="18"/>
+                <w:szCs w:val="18"/>
+                <w:lang w:val="es-EC"/>
+              </w:rPr>
+              <w:t>channels</w:t>
+            </w:r>
+            <w:proofErr w:type="spellEnd"/>
+            <w:r>
+              <w:rPr>
+                <w:sz w:val="18"/>
+                <w:szCs w:val="18"/>
+                <w:lang w:val="es-EC"/>
+              </w:rPr>
+              <w:t>/</w:t>
+            </w:r>
+            <w:proofErr w:type="spellStart"/>
+            <w:r>
+              <w:rPr>
+                <w:sz w:val="18"/>
+                <w:szCs w:val="18"/>
+                <w:lang w:val="es-EC"/>
+              </w:rPr>
+              <w:t>messenger</w:t>
+            </w:r>
+            <w:proofErr w:type="spellEnd"/>
+            <w:r>
+              <w:rPr>
+                <w:sz w:val="18"/>
+                <w:szCs w:val="18"/>
+                <w:lang w:val="es-EC"/>
+              </w:rPr>
+              <w:t>/</w:t>
+            </w:r>
+            <w:proofErr w:type="spellStart"/>
+            <w:r>
+              <w:rPr>
+                <w:sz w:val="18"/>
+                <w:szCs w:val="18"/>
+                <w:lang w:val="es-EC"/>
+              </w:rPr>
+              <w:t>send</w:t>
+            </w:r>
+            <w:proofErr w:type="spellEnd"/>
+          </w:p>
+          <w:p>
+            <w:pPr>
+              <w:pStyle w:val="Textoindependiente2"/>
+              <w:numPr>
+                <w:ilvl w:val="0"/>
+                <w:numId w:val="6"/>
+              </w:numPr>
+              <w:spacing w:after="0" w:line="240" w:lineRule="auto"/>
+              <w:rPr>
+                <w:sz w:val="18"/>
+                <w:szCs w:val="18"/>
+                <w:lang w:val="pt-PT"/>
+              </w:rPr>
+            </w:pPr>
+            <w:r>
+              <w:rPr>
+                <w:sz w:val="18"/>
+                <w:szCs w:val="18"/>
+                <w:lang w:val="pt-PT"/>
               </w:rPr>
               <w:t xml:space="preserve">Mostrar alerta visual cuando ventana 24h está por expirar (&lt;2h restantes) </w:t>
             </w:r>
@@ -13358,117 +11596,17 @@
               <w:rPr>
                 <w:sz w:val="18"/>
                 <w:szCs w:val="18"/>
-                <w:lang w:val="es-EC"/>
-              </w:rPr>
-            </w:pPr>
-            <w:r>
-              <w:rPr>
-                <w:sz w:val="18"/>
-                <w:szCs w:val="18"/>
-                <w:lang w:val="es-EC"/>
-              </w:rPr>
-              <w:t xml:space="preserve">Testing E2E: </w:t>
-            </w:r>
-            <w:proofErr w:type="spellStart"/>
-            <w:r>
-              <w:rPr>
-                <w:sz w:val="18"/>
-                <w:szCs w:val="18"/>
-                <w:lang w:val="es-EC"/>
-              </w:rPr>
-              <w:t>recibir</w:t>
-            </w:r>
-            <w:proofErr w:type="spellEnd"/>
-            <w:r>
-              <w:rPr>
-                <w:sz w:val="18"/>
-                <w:szCs w:val="18"/>
-                <w:lang w:val="es-EC"/>
-              </w:rPr>
-              <w:t xml:space="preserve"> </w:t>
-            </w:r>
-            <w:proofErr w:type="spellStart"/>
-            <w:r>
-              <w:rPr>
-                <w:sz w:val="18"/>
-                <w:szCs w:val="18"/>
-                <w:lang w:val="es-EC"/>
-              </w:rPr>
-              <w:t>mensaje</w:t>
-            </w:r>
-            <w:proofErr w:type="spellEnd"/>
-            <w:r>
-              <w:rPr>
-                <w:sz w:val="18"/>
-                <w:szCs w:val="18"/>
-                <w:lang w:val="es-EC"/>
-              </w:rPr>
-              <w:t xml:space="preserve"> Messenger → responder </w:t>
-            </w:r>
-            <w:proofErr w:type="spellStart"/>
-            <w:r>
-              <w:rPr>
-                <w:sz w:val="18"/>
-                <w:szCs w:val="18"/>
-                <w:lang w:val="es-EC"/>
-              </w:rPr>
-              <w:t>desde</w:t>
-            </w:r>
-            <w:proofErr w:type="spellEnd"/>
-            <w:r>
-              <w:rPr>
-                <w:sz w:val="18"/>
-                <w:szCs w:val="18"/>
-                <w:lang w:val="es-EC"/>
-              </w:rPr>
-              <w:t xml:space="preserve"> </w:t>
-            </w:r>
-            <w:proofErr w:type="spellStart"/>
-            <w:r>
-              <w:rPr>
-                <w:sz w:val="18"/>
-                <w:szCs w:val="18"/>
-                <w:lang w:val="es-EC"/>
-              </w:rPr>
-              <w:t>WhatsWay</w:t>
-            </w:r>
-            <w:proofErr w:type="spellEnd"/>
-            <w:r>
-              <w:rPr>
-                <w:sz w:val="18"/>
-                <w:szCs w:val="18"/>
-                <w:lang w:val="es-EC"/>
-              </w:rPr>
-              <w:t xml:space="preserve"> → </w:t>
-            </w:r>
-            <w:proofErr w:type="spellStart"/>
-            <w:r>
-              <w:rPr>
-                <w:sz w:val="18"/>
-                <w:szCs w:val="18"/>
-                <w:lang w:val="es-EC"/>
-              </w:rPr>
-              <w:t>verificar</w:t>
-            </w:r>
-            <w:proofErr w:type="spellEnd"/>
-            <w:r>
-              <w:rPr>
-                <w:sz w:val="18"/>
-                <w:szCs w:val="18"/>
-                <w:lang w:val="es-EC"/>
-              </w:rPr>
-              <w:t xml:space="preserve"> </w:t>
-            </w:r>
-            <w:proofErr w:type="spellStart"/>
-            <w:r>
-              <w:rPr>
-                <w:sz w:val="18"/>
-                <w:szCs w:val="18"/>
-                <w:lang w:val="es-EC"/>
-              </w:rPr>
-              <w:t>entrega</w:t>
-            </w:r>
-            <w:proofErr w:type="spellEnd"/>
+                <w:lang w:val="pt-PT"/>
+              </w:rPr>
+            </w:pPr>
+            <w:r>
+              <w:rPr>
+                <w:sz w:val="18"/>
+                <w:szCs w:val="18"/>
+                <w:lang w:val="pt-PT"/>
+              </w:rPr>
+              <w:t>Testing E2E: recibir mensaje Messenger → responder desde WhatsWay → verificar entrega</w:t>
+            </w:r>
           </w:p>
         </w:tc>
         <w:tc>
@@ -13568,15 +11706,15 @@
               <w:rPr>
                 <w:sz w:val="18"/>
                 <w:szCs w:val="18"/>
-                <w:lang w:val="es-EC"/>
-              </w:rPr>
-            </w:pPr>
-            <w:proofErr w:type="spellStart"/>
-            <w:r>
-              <w:rPr>
-                <w:sz w:val="18"/>
-                <w:szCs w:val="18"/>
-                <w:lang w:val="es-EC"/>
+                <w:lang w:val="en-CA"/>
+              </w:rPr>
+            </w:pPr>
+            <w:proofErr w:type="spellStart"/>
+            <w:r>
+              <w:rPr>
+                <w:sz w:val="18"/>
+                <w:szCs w:val="18"/>
+                <w:lang w:val="en-CA"/>
               </w:rPr>
               <w:t>Completar</w:t>
             </w:r>
@@ -13585,7 +11723,7 @@
               <w:rPr>
                 <w:sz w:val="18"/>
                 <w:szCs w:val="18"/>
-                <w:lang w:val="es-EC"/>
+                <w:lang w:val="en-CA"/>
               </w:rPr>
               <w:t xml:space="preserve"> </w:t>
             </w:r>
@@ -13595,7 +11733,7 @@
               <w:rPr>
                 <w:sz w:val="18"/>
                 <w:szCs w:val="18"/>
-                <w:lang w:val="es-EC"/>
+                <w:lang w:val="en-CA"/>
               </w:rPr>
               <w:t>instagram.connector</w:t>
             </w:r>
@@ -13604,7 +11742,7 @@
               <w:rPr>
                 <w:sz w:val="18"/>
                 <w:szCs w:val="18"/>
-                <w:lang w:val="es-EC"/>
+                <w:lang w:val="en-CA"/>
               </w:rPr>
               <w:t>.ts</w:t>
             </w:r>
@@ -13613,7 +11751,7 @@
               <w:rPr>
                 <w:sz w:val="18"/>
                 <w:szCs w:val="18"/>
-                <w:lang w:val="es-EC"/>
+                <w:lang w:val="en-CA"/>
               </w:rPr>
               <w:t xml:space="preserve">: </w:t>
             </w:r>
@@ -13623,7 +11761,7 @@
               <w:rPr>
                 <w:sz w:val="18"/>
                 <w:szCs w:val="18"/>
-                <w:lang w:val="es-EC"/>
+                <w:lang w:val="en-CA"/>
               </w:rPr>
               <w:t>sendMessage</w:t>
             </w:r>
@@ -13632,7 +11770,7 @@
               <w:rPr>
                 <w:sz w:val="18"/>
                 <w:szCs w:val="18"/>
-                <w:lang w:val="es-EC"/>
+                <w:lang w:val="en-CA"/>
               </w:rPr>
               <w:t>(</w:t>
             </w:r>
@@ -13641,7 +11779,7 @@
               <w:rPr>
                 <w:sz w:val="18"/>
                 <w:szCs w:val="18"/>
-                <w:lang w:val="es-EC"/>
+                <w:lang w:val="en-CA"/>
               </w:rPr>
               <w:t xml:space="preserve">), </w:t>
             </w:r>
@@ -13650,7 +11788,7 @@
               <w:rPr>
                 <w:sz w:val="18"/>
                 <w:szCs w:val="18"/>
-                <w:lang w:val="es-EC"/>
+                <w:lang w:val="en-CA"/>
               </w:rPr>
               <w:t>manejar</w:t>
             </w:r>
@@ -13659,7 +11797,7 @@
               <w:rPr>
                 <w:sz w:val="18"/>
                 <w:szCs w:val="18"/>
-                <w:lang w:val="es-EC"/>
+                <w:lang w:val="en-CA"/>
               </w:rPr>
               <w:t xml:space="preserve"> </w:t>
             </w:r>
@@ -13668,7 +11806,7 @@
               <w:rPr>
                 <w:sz w:val="18"/>
                 <w:szCs w:val="18"/>
-                <w:lang w:val="es-EC"/>
+                <w:lang w:val="en-CA"/>
               </w:rPr>
               <w:t>story_</w:t>
             </w:r>
@@ -13677,7 +11815,7 @@
               <w:rPr>
                 <w:sz w:val="18"/>
                 <w:szCs w:val="18"/>
-                <w:lang w:val="es-EC"/>
+                <w:lang w:val="en-CA"/>
               </w:rPr>
               <w:t>replies</w:t>
             </w:r>
@@ -13687,7 +11825,7 @@
               <w:rPr>
                 <w:sz w:val="18"/>
                 <w:szCs w:val="18"/>
-                <w:lang w:val="es-EC"/>
+                <w:lang w:val="en-CA"/>
               </w:rPr>
               <w:t xml:space="preserve"> y </w:t>
             </w:r>
@@ -13696,7 +11834,7 @@
               <w:rPr>
                 <w:sz w:val="18"/>
                 <w:szCs w:val="18"/>
-                <w:lang w:val="es-EC"/>
+                <w:lang w:val="en-CA"/>
               </w:rPr>
               <w:t>story_mentions</w:t>
             </w:r>
@@ -13705,7 +11843,7 @@
               <w:rPr>
                 <w:sz w:val="18"/>
                 <w:szCs w:val="18"/>
-                <w:lang w:val="es-EC"/>
+                <w:lang w:val="en-CA"/>
               </w:rPr>
               <w:t xml:space="preserve"> </w:t>
             </w:r>
@@ -13721,15 +11859,15 @@
               <w:rPr>
                 <w:sz w:val="18"/>
                 <w:szCs w:val="18"/>
-                <w:lang w:val="es-EC"/>
-              </w:rPr>
-            </w:pPr>
-            <w:proofErr w:type="spellStart"/>
-            <w:r>
-              <w:rPr>
-                <w:sz w:val="18"/>
-                <w:szCs w:val="18"/>
-                <w:lang w:val="es-EC"/>
+                <w:lang w:val="en-CA"/>
+              </w:rPr>
+            </w:pPr>
+            <w:proofErr w:type="spellStart"/>
+            <w:r>
+              <w:rPr>
+                <w:sz w:val="18"/>
+                <w:szCs w:val="18"/>
+                <w:lang w:val="en-CA"/>
               </w:rPr>
               <w:t>Implementar</w:t>
             </w:r>
@@ -13738,7 +11876,7 @@
               <w:rPr>
                 <w:sz w:val="18"/>
                 <w:szCs w:val="18"/>
-                <w:lang w:val="es-EC"/>
+                <w:lang w:val="en-CA"/>
               </w:rPr>
               <w:t xml:space="preserve"> comment-to-DM: webhook de comments → auto-</w:t>
             </w:r>
@@ -13747,7 +11885,7 @@
               <w:rPr>
                 <w:sz w:val="18"/>
                 <w:szCs w:val="18"/>
-                <w:lang w:val="es-EC"/>
+                <w:lang w:val="en-CA"/>
               </w:rPr>
               <w:lastRenderedPageBreak/>
               <w:t>reply</w:t>
@@ -13757,7 +11895,7 @@
               <w:rPr>
                 <w:sz w:val="18"/>
                 <w:szCs w:val="18"/>
-                <w:lang w:val="es-EC"/>
+                <w:lang w:val="en-CA"/>
               </w:rPr>
               <w:t xml:space="preserve"> con DM al </w:t>
             </w:r>
@@ -13766,7 +11904,7 @@
               <w:rPr>
                 <w:sz w:val="18"/>
                 <w:szCs w:val="18"/>
-                <w:lang w:val="es-EC"/>
+                <w:lang w:val="en-CA"/>
               </w:rPr>
               <w:t>usuario</w:t>
             </w:r>
@@ -13786,197 +11924,113 @@
                 <w:lang w:val="es-EC"/>
               </w:rPr>
             </w:pPr>
-            <w:proofErr w:type="spellStart"/>
-            <w:r>
-              <w:rPr>
-                <w:sz w:val="18"/>
-                <w:szCs w:val="18"/>
-                <w:lang w:val="es-EC"/>
-              </w:rPr>
-              <w:t>Agregar</w:t>
-            </w:r>
-            <w:proofErr w:type="spellEnd"/>
-            <w:r>
-              <w:rPr>
-                <w:sz w:val="18"/>
-                <w:szCs w:val="18"/>
-                <w:lang w:val="es-EC"/>
-              </w:rPr>
-              <w:t xml:space="preserve"> </w:t>
-            </w:r>
-            <w:proofErr w:type="spellStart"/>
-            <w:r>
-              <w:rPr>
-                <w:sz w:val="18"/>
-                <w:szCs w:val="18"/>
-                <w:lang w:val="es-EC"/>
-              </w:rPr>
-              <w:t>soporte</w:t>
-            </w:r>
-            <w:proofErr w:type="spellEnd"/>
-            <w:r>
-              <w:rPr>
-                <w:sz w:val="18"/>
-                <w:szCs w:val="18"/>
-                <w:lang w:val="es-EC"/>
-              </w:rPr>
-              <w:t xml:space="preserve"> para media (imágenes) en mensajes entrantes de IG</w:t>
-            </w:r>
-          </w:p>
-          <w:p>
-            <w:pPr>
-              <w:pStyle w:val="Textoindependiente2"/>
-              <w:numPr>
-                <w:ilvl w:val="0"/>
-                <w:numId w:val="6"/>
-              </w:numPr>
-              <w:spacing w:after="0" w:line="240" w:lineRule="auto"/>
-              <w:rPr>
-                <w:sz w:val="18"/>
-                <w:szCs w:val="18"/>
-                <w:lang w:val="es-EC"/>
-              </w:rPr>
-            </w:pPr>
-            <w:proofErr w:type="spellStart"/>
-            <w:r>
-              <w:rPr>
-                <w:sz w:val="18"/>
-                <w:szCs w:val="18"/>
-                <w:lang w:val="es-EC"/>
-              </w:rPr>
-              <w:t>Mostrar</w:t>
-            </w:r>
-            <w:proofErr w:type="spellEnd"/>
-            <w:r>
-              <w:rPr>
-                <w:sz w:val="18"/>
-                <w:szCs w:val="18"/>
-                <w:lang w:val="es-EC"/>
-              </w:rPr>
-              <w:t xml:space="preserve"> </w:t>
-            </w:r>
-            <w:proofErr w:type="spellStart"/>
-            <w:r>
-              <w:rPr>
-                <w:sz w:val="18"/>
-                <w:szCs w:val="18"/>
-                <w:lang w:val="es-EC"/>
-              </w:rPr>
-              <w:t>mensajes</w:t>
-            </w:r>
-            <w:proofErr w:type="spellEnd"/>
-            <w:r>
-              <w:rPr>
-                <w:sz w:val="18"/>
-                <w:szCs w:val="18"/>
-                <w:lang w:val="es-EC"/>
-              </w:rPr>
-              <w:t xml:space="preserve"> Instagram </w:t>
-            </w:r>
-            <w:proofErr w:type="spellStart"/>
-            <w:r>
-              <w:rPr>
-                <w:sz w:val="18"/>
-                <w:szCs w:val="18"/>
-                <w:lang w:val="es-EC"/>
-              </w:rPr>
-              <w:t>en</w:t>
-            </w:r>
-            <w:proofErr w:type="spellEnd"/>
-            <w:r>
-              <w:rPr>
-                <w:sz w:val="18"/>
-                <w:szCs w:val="18"/>
-                <w:lang w:val="es-EC"/>
-              </w:rPr>
-              <w:t xml:space="preserve"> </w:t>
-            </w:r>
-            <w:proofErr w:type="spellStart"/>
-            <w:r>
-              <w:rPr>
-                <w:sz w:val="18"/>
-                <w:szCs w:val="18"/>
-                <w:lang w:val="es-EC"/>
-              </w:rPr>
-              <w:t>bandeja</w:t>
-            </w:r>
-            <w:proofErr w:type="spellEnd"/>
-            <w:r>
-              <w:rPr>
-                <w:sz w:val="18"/>
-                <w:szCs w:val="18"/>
-                <w:lang w:val="es-EC"/>
-              </w:rPr>
-              <w:t xml:space="preserve"> con badge "Instagram" </w:t>
-            </w:r>
-          </w:p>
-          <w:p>
-            <w:pPr>
-              <w:pStyle w:val="Textoindependiente2"/>
-              <w:numPr>
-                <w:ilvl w:val="0"/>
-                <w:numId w:val="6"/>
-              </w:numPr>
-              <w:spacing w:after="0" w:line="240" w:lineRule="auto"/>
-              <w:rPr>
-                <w:sz w:val="18"/>
-                <w:szCs w:val="18"/>
-                <w:lang w:val="es-EC"/>
-              </w:rPr>
-            </w:pPr>
-            <w:proofErr w:type="spellStart"/>
-            <w:r>
-              <w:rPr>
-                <w:sz w:val="18"/>
-                <w:szCs w:val="18"/>
-                <w:lang w:val="es-EC"/>
-              </w:rPr>
-              <w:t>Agregar</w:t>
-            </w:r>
-            <w:proofErr w:type="spellEnd"/>
-            <w:r>
-              <w:rPr>
-                <w:sz w:val="18"/>
-                <w:szCs w:val="18"/>
-                <w:lang w:val="es-EC"/>
-              </w:rPr>
-              <w:t xml:space="preserve"> </w:t>
-            </w:r>
-            <w:proofErr w:type="spellStart"/>
-            <w:r>
-              <w:rPr>
-                <w:sz w:val="18"/>
-                <w:szCs w:val="18"/>
-                <w:lang w:val="es-EC"/>
-              </w:rPr>
-              <w:t>configuración</w:t>
-            </w:r>
-            <w:proofErr w:type="spellEnd"/>
-            <w:r>
-              <w:rPr>
-                <w:sz w:val="18"/>
-                <w:szCs w:val="18"/>
-                <w:lang w:val="es-EC"/>
-              </w:rPr>
-              <w:t xml:space="preserve"> comment-to-DM </w:t>
-            </w:r>
-            <w:proofErr w:type="spellStart"/>
-            <w:r>
-              <w:rPr>
-                <w:sz w:val="18"/>
-                <w:szCs w:val="18"/>
-                <w:lang w:val="es-EC"/>
-              </w:rPr>
-              <w:t>en</w:t>
-            </w:r>
-            <w:proofErr w:type="spellEnd"/>
-            <w:r>
-              <w:rPr>
-                <w:sz w:val="18"/>
-                <w:szCs w:val="18"/>
-                <w:lang w:val="es-EC"/>
-              </w:rPr>
-              <w:t xml:space="preserve"> </w:t>
+            <w:r>
+              <w:rPr>
+                <w:sz w:val="18"/>
+                <w:szCs w:val="18"/>
+                <w:lang w:val="es-EC"/>
+              </w:rPr>
+              <w:t>Agregar soporte para media (imágenes) en mensajes entrantes de IG</w:t>
+            </w:r>
+          </w:p>
+          <w:p>
+            <w:pPr>
+              <w:pStyle w:val="Textoindependiente2"/>
+              <w:numPr>
+                <w:ilvl w:val="0"/>
+                <w:numId w:val="6"/>
+              </w:numPr>
+              <w:spacing w:after="0" w:line="240" w:lineRule="auto"/>
+              <w:rPr>
+                <w:sz w:val="18"/>
+                <w:szCs w:val="18"/>
+                <w:lang w:val="es-EC"/>
+              </w:rPr>
+            </w:pPr>
+            <w:r>
+              <w:rPr>
+                <w:sz w:val="18"/>
+                <w:szCs w:val="18"/>
+                <w:lang w:val="es-EC"/>
+              </w:rPr>
+              <w:t xml:space="preserve">Mostrar mensajes Instagram en bandeja con </w:t>
+            </w:r>
+            <w:proofErr w:type="spellStart"/>
+            <w:r>
+              <w:rPr>
+                <w:sz w:val="18"/>
+                <w:szCs w:val="18"/>
+                <w:lang w:val="es-EC"/>
+              </w:rPr>
+              <w:t>badge</w:t>
+            </w:r>
+            <w:proofErr w:type="spellEnd"/>
+            <w:r>
+              <w:rPr>
+                <w:sz w:val="18"/>
+                <w:szCs w:val="18"/>
+                <w:lang w:val="es-EC"/>
+              </w:rPr>
+              <w:t xml:space="preserve"> "Instagram" </w:t>
+            </w:r>
+          </w:p>
+          <w:p>
+            <w:pPr>
+              <w:pStyle w:val="Textoindependiente2"/>
+              <w:numPr>
+                <w:ilvl w:val="0"/>
+                <w:numId w:val="6"/>
+              </w:numPr>
+              <w:spacing w:after="0" w:line="240" w:lineRule="auto"/>
+              <w:rPr>
+                <w:sz w:val="18"/>
+                <w:szCs w:val="18"/>
+                <w:lang w:val="es-EC"/>
+              </w:rPr>
+            </w:pPr>
+            <w:r>
+              <w:rPr>
+                <w:sz w:val="18"/>
+                <w:szCs w:val="18"/>
+                <w:lang w:val="es-EC"/>
+              </w:rPr>
+              <w:t xml:space="preserve">Agregar configuración </w:t>
+            </w:r>
+            <w:proofErr w:type="spellStart"/>
+            <w:r>
+              <w:rPr>
+                <w:sz w:val="18"/>
+                <w:szCs w:val="18"/>
+                <w:lang w:val="es-EC"/>
+              </w:rPr>
+              <w:t>comment</w:t>
+            </w:r>
+            <w:proofErr w:type="spellEnd"/>
+            <w:r>
+              <w:rPr>
+                <w:sz w:val="18"/>
+                <w:szCs w:val="18"/>
+                <w:lang w:val="es-EC"/>
+              </w:rPr>
+              <w:t>-</w:t>
+            </w:r>
+            <w:proofErr w:type="spellStart"/>
+            <w:r>
+              <w:rPr>
+                <w:sz w:val="18"/>
+                <w:szCs w:val="18"/>
+                <w:lang w:val="es-EC"/>
+              </w:rPr>
+              <w:t>to</w:t>
+            </w:r>
+            <w:proofErr w:type="spellEnd"/>
+            <w:r>
+              <w:rPr>
+                <w:sz w:val="18"/>
+                <w:szCs w:val="18"/>
+                <w:lang w:val="es-EC"/>
+              </w:rPr>
+              <w:t xml:space="preserve">-DM en </w:t>
             </w:r>
             <w:proofErr w:type="spellStart"/>
             <w:r>
@@ -13994,120 +12048,76 @@
                 <w:szCs w:val="18"/>
                 <w:lang w:val="es-EC"/>
               </w:rPr>
-              <w:t xml:space="preserve">: toggle + template de </w:t>
-            </w:r>
-            <w:proofErr w:type="spellStart"/>
-            <w:r>
-              <w:rPr>
-                <w:sz w:val="18"/>
-                <w:szCs w:val="18"/>
-                <w:lang w:val="es-EC"/>
-              </w:rPr>
-              <w:t>mensaje</w:t>
-            </w:r>
-            <w:proofErr w:type="spellEnd"/>
-            <w:r>
-              <w:rPr>
-                <w:sz w:val="18"/>
-                <w:szCs w:val="18"/>
-                <w:lang w:val="es-EC"/>
-              </w:rPr>
-              <w:t xml:space="preserve"> </w:t>
-            </w:r>
-          </w:p>
-          <w:p>
-            <w:pPr>
-              <w:pStyle w:val="Textoindependiente2"/>
-              <w:numPr>
-                <w:ilvl w:val="0"/>
-                <w:numId w:val="6"/>
-              </w:numPr>
-              <w:spacing w:after="0" w:line="240" w:lineRule="auto"/>
-              <w:rPr>
-                <w:sz w:val="18"/>
-                <w:szCs w:val="18"/>
-                <w:lang w:val="es-EC"/>
-              </w:rPr>
-            </w:pPr>
-            <w:r>
-              <w:rPr>
-                <w:sz w:val="18"/>
-                <w:szCs w:val="18"/>
-                <w:lang w:val="es-EC"/>
-              </w:rPr>
-              <w:t xml:space="preserve">Testing: </w:t>
-            </w:r>
-            <w:proofErr w:type="spellStart"/>
-            <w:r>
-              <w:rPr>
-                <w:sz w:val="18"/>
-                <w:szCs w:val="18"/>
-                <w:lang w:val="es-EC"/>
-              </w:rPr>
-              <w:t>mensaje</w:t>
-            </w:r>
-            <w:proofErr w:type="spellEnd"/>
-            <w:r>
-              <w:rPr>
-                <w:sz w:val="18"/>
-                <w:szCs w:val="18"/>
-                <w:lang w:val="es-EC"/>
-              </w:rPr>
-              <w:t xml:space="preserve"> IG </w:t>
-            </w:r>
-            <w:proofErr w:type="spellStart"/>
-            <w:r>
-              <w:rPr>
-                <w:sz w:val="18"/>
-                <w:szCs w:val="18"/>
-                <w:lang w:val="es-EC"/>
-              </w:rPr>
-              <w:t>entrante</w:t>
-            </w:r>
-            <w:proofErr w:type="spellEnd"/>
-            <w:r>
-              <w:rPr>
-                <w:sz w:val="18"/>
-                <w:szCs w:val="18"/>
-                <w:lang w:val="es-EC"/>
-              </w:rPr>
-              <w:t xml:space="preserve"> → lead </w:t>
-            </w:r>
-            <w:proofErr w:type="spellStart"/>
-            <w:r>
-              <w:rPr>
-                <w:sz w:val="18"/>
-                <w:szCs w:val="18"/>
-                <w:lang w:val="es-EC"/>
-              </w:rPr>
-              <w:t>creado</w:t>
-            </w:r>
-            <w:proofErr w:type="spellEnd"/>
-            <w:r>
-              <w:rPr>
-                <w:sz w:val="18"/>
-                <w:szCs w:val="18"/>
-                <w:lang w:val="es-EC"/>
-              </w:rPr>
-              <w:t xml:space="preserve"> → </w:t>
-            </w:r>
-            <w:proofErr w:type="spellStart"/>
-            <w:r>
-              <w:rPr>
-                <w:sz w:val="18"/>
-                <w:szCs w:val="18"/>
-                <w:lang w:val="es-EC"/>
-              </w:rPr>
-              <w:t>respuesta</w:t>
-            </w:r>
-            <w:proofErr w:type="spellEnd"/>
-            <w:r>
-              <w:rPr>
-                <w:sz w:val="18"/>
-                <w:szCs w:val="18"/>
-                <w:lang w:val="es-EC"/>
-              </w:rPr>
-              <w:t xml:space="preserve"> enviada → </w:t>
+              <w:t xml:space="preserve">: </w:t>
+            </w:r>
+            <w:proofErr w:type="spellStart"/>
+            <w:r>
+              <w:rPr>
+                <w:sz w:val="18"/>
+                <w:szCs w:val="18"/>
+                <w:lang w:val="es-EC"/>
+              </w:rPr>
+              <w:t>toggle</w:t>
+            </w:r>
+            <w:proofErr w:type="spellEnd"/>
+            <w:r>
+              <w:rPr>
+                <w:sz w:val="18"/>
+                <w:szCs w:val="18"/>
+                <w:lang w:val="es-EC"/>
+              </w:rPr>
+              <w:t xml:space="preserve"> + </w:t>
+            </w:r>
+            <w:proofErr w:type="spellStart"/>
+            <w:r>
+              <w:rPr>
+                <w:sz w:val="18"/>
+                <w:szCs w:val="18"/>
+                <w:lang w:val="es-EC"/>
+              </w:rPr>
+              <w:t>template</w:t>
+            </w:r>
+            <w:proofErr w:type="spellEnd"/>
+            <w:r>
+              <w:rPr>
+                <w:sz w:val="18"/>
+                <w:szCs w:val="18"/>
+                <w:lang w:val="es-EC"/>
+              </w:rPr>
+              <w:t xml:space="preserve"> de mensaje </w:t>
+            </w:r>
+          </w:p>
+          <w:p>
+            <w:pPr>
+              <w:pStyle w:val="Textoindependiente2"/>
+              <w:numPr>
+                <w:ilvl w:val="0"/>
+                <w:numId w:val="6"/>
+              </w:numPr>
+              <w:spacing w:after="0" w:line="240" w:lineRule="auto"/>
+              <w:rPr>
+                <w:sz w:val="18"/>
+                <w:szCs w:val="18"/>
+                <w:lang w:val="es-EC"/>
+              </w:rPr>
+            </w:pPr>
+            <w:proofErr w:type="spellStart"/>
+            <w:r>
+              <w:rPr>
+                <w:sz w:val="18"/>
+                <w:szCs w:val="18"/>
+                <w:lang w:val="es-EC"/>
+              </w:rPr>
+              <w:t>Testing</w:t>
+            </w:r>
+            <w:proofErr w:type="spellEnd"/>
+            <w:r>
+              <w:rPr>
+                <w:sz w:val="18"/>
+                <w:szCs w:val="18"/>
+                <w:lang w:val="es-EC"/>
+              </w:rPr>
+              <w:t xml:space="preserve">: mensaje IG entrante → lead creado → respuesta enviada → </w:t>
             </w:r>
             <w:proofErr w:type="spellStart"/>
             <w:r>
@@ -14255,15 +12265,15 @@
               <w:rPr>
                 <w:sz w:val="18"/>
                 <w:szCs w:val="18"/>
-                <w:lang w:val="es-EC"/>
-              </w:rPr>
-            </w:pPr>
-            <w:proofErr w:type="spellStart"/>
-            <w:r>
-              <w:rPr>
-                <w:sz w:val="18"/>
-                <w:szCs w:val="18"/>
-                <w:lang w:val="es-EC"/>
+                <w:lang w:val="en-CA"/>
+              </w:rPr>
+            </w:pPr>
+            <w:proofErr w:type="spellStart"/>
+            <w:r>
+              <w:rPr>
+                <w:sz w:val="18"/>
+                <w:szCs w:val="18"/>
+                <w:lang w:val="en-CA"/>
               </w:rPr>
               <w:t>Implementar</w:t>
             </w:r>
@@ -14272,7 +12282,7 @@
               <w:rPr>
                 <w:sz w:val="18"/>
                 <w:szCs w:val="18"/>
-                <w:lang w:val="es-EC"/>
+                <w:lang w:val="en-CA"/>
               </w:rPr>
               <w:t xml:space="preserve"> </w:t>
             </w:r>
@@ -14282,7 +12292,7 @@
               <w:rPr>
                 <w:sz w:val="18"/>
                 <w:szCs w:val="18"/>
-                <w:lang w:val="es-EC"/>
+                <w:lang w:val="en-CA"/>
               </w:rPr>
               <w:t>tiktok.connector</w:t>
             </w:r>
@@ -14291,7 +12301,7 @@
               <w:rPr>
                 <w:sz w:val="18"/>
                 <w:szCs w:val="18"/>
-                <w:lang w:val="es-EC"/>
+                <w:lang w:val="en-CA"/>
               </w:rPr>
               <w:t>.ts</w:t>
             </w:r>
@@ -14300,7 +12310,7 @@
               <w:rPr>
                 <w:sz w:val="18"/>
                 <w:szCs w:val="18"/>
-                <w:lang w:val="es-EC"/>
+                <w:lang w:val="en-CA"/>
               </w:rPr>
               <w:t xml:space="preserve">: webhook </w:t>
             </w:r>
@@ -14309,7 +12319,7 @@
               <w:rPr>
                 <w:sz w:val="18"/>
                 <w:szCs w:val="18"/>
-                <w:lang w:val="es-EC"/>
+                <w:lang w:val="en-CA"/>
               </w:rPr>
               <w:t>para TikTok</w:t>
             </w:r>
@@ -14318,7 +12328,7 @@
               <w:rPr>
                 <w:sz w:val="18"/>
                 <w:szCs w:val="18"/>
-                <w:lang w:val="es-EC"/>
+                <w:lang w:val="en-CA"/>
               </w:rPr>
               <w:t xml:space="preserve"> Lead Generation Ads                                                                               - </w:t>
             </w:r>
@@ -14327,7 +12337,7 @@
               <w:rPr>
                 <w:sz w:val="18"/>
                 <w:szCs w:val="18"/>
-                <w:lang w:val="es-EC"/>
+                <w:lang w:val="en-CA"/>
               </w:rPr>
               <w:t>Verificar</w:t>
             </w:r>
@@ -14336,7 +12346,7 @@
               <w:rPr>
                 <w:sz w:val="18"/>
                 <w:szCs w:val="18"/>
-                <w:lang w:val="es-EC"/>
+                <w:lang w:val="en-CA"/>
               </w:rPr>
               <w:t xml:space="preserve"> </w:t>
             </w:r>
@@ -14345,7 +12355,7 @@
               <w:rPr>
                 <w:sz w:val="18"/>
                 <w:szCs w:val="18"/>
-                <w:lang w:val="es-EC"/>
+                <w:lang w:val="en-CA"/>
               </w:rPr>
               <w:t>firma</w:t>
             </w:r>
@@ -14354,7 +12364,7 @@
               <w:rPr>
                 <w:sz w:val="18"/>
                 <w:szCs w:val="18"/>
-                <w:lang w:val="es-EC"/>
+                <w:lang w:val="en-CA"/>
               </w:rPr>
               <w:t xml:space="preserve"> con TikTok App Secret ads                                                   - </w:t>
             </w:r>
@@ -14363,7 +12373,7 @@
               <w:rPr>
                 <w:sz w:val="18"/>
                 <w:szCs w:val="18"/>
-                <w:lang w:val="es-EC"/>
+                <w:lang w:val="en-CA"/>
               </w:rPr>
               <w:t>Parsear</w:t>
             </w:r>
@@ -14372,7 +12382,7 @@
               <w:rPr>
                 <w:sz w:val="18"/>
                 <w:szCs w:val="18"/>
-                <w:lang w:val="es-EC"/>
+                <w:lang w:val="en-CA"/>
               </w:rPr>
               <w:t xml:space="preserve"> payload de Lead Ad → </w:t>
             </w:r>
@@ -14381,7 +12391,7 @@
               <w:rPr>
                 <w:sz w:val="18"/>
                 <w:szCs w:val="18"/>
-                <w:lang w:val="es-EC"/>
+                <w:lang w:val="en-CA"/>
               </w:rPr>
               <w:t>crear</w:t>
             </w:r>
@@ -14390,7 +12400,7 @@
               <w:rPr>
                 <w:sz w:val="18"/>
                 <w:szCs w:val="18"/>
-                <w:lang w:val="es-EC"/>
+                <w:lang w:val="en-CA"/>
               </w:rPr>
               <w:t xml:space="preserve"> Lead con source=</w:t>
             </w:r>
@@ -14399,7 +12409,7 @@
               <w:rPr>
                 <w:sz w:val="18"/>
                 <w:szCs w:val="18"/>
-                <w:lang w:val="es-EC"/>
+                <w:lang w:val="en-CA"/>
               </w:rPr>
               <w:t>tiktok_ads</w:t>
             </w:r>
@@ -14416,15 +12426,15 @@
               <w:rPr>
                 <w:sz w:val="18"/>
                 <w:szCs w:val="18"/>
-                <w:lang w:val="es-EC"/>
-              </w:rPr>
-            </w:pPr>
-            <w:proofErr w:type="spellStart"/>
-            <w:r>
-              <w:rPr>
-                <w:sz w:val="18"/>
-                <w:szCs w:val="18"/>
-                <w:lang w:val="es-EC"/>
+                <w:lang w:val="en-CA"/>
+              </w:rPr>
+            </w:pPr>
+            <w:proofErr w:type="spellStart"/>
+            <w:r>
+              <w:rPr>
+                <w:sz w:val="18"/>
+                <w:szCs w:val="18"/>
+                <w:lang w:val="en-CA"/>
               </w:rPr>
               <w:t>Implementar</w:t>
             </w:r>
@@ -14433,7 +12443,7 @@
               <w:rPr>
                 <w:sz w:val="18"/>
                 <w:szCs w:val="18"/>
-                <w:lang w:val="es-EC"/>
+                <w:lang w:val="en-CA"/>
               </w:rPr>
               <w:t xml:space="preserve"> lead-</w:t>
             </w:r>
@@ -14443,7 +12453,7 @@
               <w:rPr>
                 <w:sz w:val="18"/>
                 <w:szCs w:val="18"/>
-                <w:lang w:val="es-EC"/>
+                <w:lang w:val="en-CA"/>
               </w:rPr>
               <w:t>conversion.service</w:t>
             </w:r>
@@ -14452,7 +12462,7 @@
               <w:rPr>
                 <w:sz w:val="18"/>
                 <w:szCs w:val="18"/>
-                <w:lang w:val="es-EC"/>
+                <w:lang w:val="en-CA"/>
               </w:rPr>
               <w:t>.ts</w:t>
             </w:r>
@@ -14461,7 +12471,7 @@
               <w:rPr>
                 <w:sz w:val="18"/>
                 <w:szCs w:val="18"/>
-                <w:lang w:val="es-EC"/>
+                <w:lang w:val="en-CA"/>
               </w:rPr>
               <w:t>: convert(</w:t>
             </w:r>
@@ -14470,7 +12480,7 @@
               <w:rPr>
                 <w:sz w:val="18"/>
                 <w:szCs w:val="18"/>
-                <w:lang w:val="es-EC"/>
+                <w:lang w:val="en-CA"/>
               </w:rPr>
               <w:t>leadId</w:t>
             </w:r>
@@ -14479,7 +12489,7 @@
               <w:rPr>
                 <w:sz w:val="18"/>
                 <w:szCs w:val="18"/>
-                <w:lang w:val="es-EC"/>
+                <w:lang w:val="en-CA"/>
               </w:rPr>
               <w:t xml:space="preserve">) → </w:t>
             </w:r>
@@ -14488,7 +12498,7 @@
               <w:rPr>
                 <w:sz w:val="18"/>
                 <w:szCs w:val="18"/>
-                <w:lang w:val="es-EC"/>
+                <w:lang w:val="en-CA"/>
               </w:rPr>
               <w:t>crear</w:t>
             </w:r>
@@ -14497,7 +12507,7 @@
               <w:rPr>
                 <w:sz w:val="18"/>
                 <w:szCs w:val="18"/>
-                <w:lang w:val="es-EC"/>
+                <w:lang w:val="en-CA"/>
               </w:rPr>
               <w:t xml:space="preserve"> Customer                                                                                       - </w:t>
             </w:r>
@@ -14506,7 +12516,7 @@
               <w:rPr>
                 <w:sz w:val="18"/>
                 <w:szCs w:val="18"/>
-                <w:lang w:val="es-EC"/>
+                <w:lang w:val="en-CA"/>
               </w:rPr>
               <w:t>Copiar</w:t>
             </w:r>
@@ -14515,7 +12525,7 @@
               <w:rPr>
                 <w:sz w:val="18"/>
                 <w:szCs w:val="18"/>
-                <w:lang w:val="es-EC"/>
+                <w:lang w:val="en-CA"/>
               </w:rPr>
               <w:t xml:space="preserve"> </w:t>
             </w:r>
@@ -14524,7 +12534,7 @@
               <w:rPr>
                 <w:sz w:val="18"/>
                 <w:szCs w:val="18"/>
-                <w:lang w:val="es-EC"/>
+                <w:lang w:val="en-CA"/>
               </w:rPr>
               <w:t>datos</w:t>
             </w:r>
@@ -14533,7 +12543,7 @@
               <w:rPr>
                 <w:sz w:val="18"/>
                 <w:szCs w:val="18"/>
-                <w:lang w:val="es-EC"/>
+                <w:lang w:val="en-CA"/>
               </w:rPr>
               <w:t xml:space="preserve"> del Lead al Customer                                               - </w:t>
             </w:r>
@@ -14542,7 +12552,7 @@
               <w:rPr>
                 <w:sz w:val="18"/>
                 <w:szCs w:val="18"/>
-                <w:lang w:val="es-EC"/>
+                <w:lang w:val="en-CA"/>
               </w:rPr>
               <w:t>Setear</w:t>
             </w:r>
@@ -14551,7 +12561,7 @@
               <w:rPr>
                 <w:sz w:val="18"/>
                 <w:szCs w:val="18"/>
-                <w:lang w:val="es-EC"/>
+                <w:lang w:val="en-CA"/>
               </w:rPr>
               <w:t xml:space="preserve"> </w:t>
             </w:r>
@@ -14560,7 +12570,7 @@
               <w:rPr>
                 <w:sz w:val="18"/>
                 <w:szCs w:val="18"/>
-                <w:lang w:val="es-EC"/>
+                <w:lang w:val="en-CA"/>
               </w:rPr>
               <w:t>Lead.convertedAt</w:t>
             </w:r>
@@ -14569,7 +12579,7 @@
               <w:rPr>
                 <w:sz w:val="18"/>
                 <w:szCs w:val="18"/>
-                <w:lang w:val="es-EC"/>
+                <w:lang w:val="en-CA"/>
               </w:rPr>
               <w:t xml:space="preserve"> y </w:t>
             </w:r>
@@ -14578,7 +12588,7 @@
               <w:rPr>
                 <w:sz w:val="18"/>
                 <w:szCs w:val="18"/>
-                <w:lang w:val="es-EC"/>
+                <w:lang w:val="en-CA"/>
               </w:rPr>
               <w:t>Lead.customerId</w:t>
             </w:r>
@@ -14587,7 +12597,7 @@
               <w:rPr>
                 <w:sz w:val="18"/>
                 <w:szCs w:val="18"/>
-                <w:lang w:val="es-EC"/>
+                <w:lang w:val="en-CA"/>
               </w:rPr>
               <w:t xml:space="preserve">                                             - Mover lead </w:t>
             </w:r>
@@ -14596,7 +12606,7 @@
               <w:rPr>
                 <w:sz w:val="18"/>
                 <w:szCs w:val="18"/>
-                <w:lang w:val="es-EC"/>
+                <w:lang w:val="en-CA"/>
               </w:rPr>
               <w:t>a</w:t>
             </w:r>
@@ -14605,7 +12615,7 @@
               <w:rPr>
                 <w:sz w:val="18"/>
                 <w:szCs w:val="18"/>
-                <w:lang w:val="es-EC"/>
+                <w:lang w:val="en-CA"/>
               </w:rPr>
               <w:t xml:space="preserve"> </w:t>
             </w:r>
@@ -14614,7 +12624,7 @@
               <w:rPr>
                 <w:sz w:val="18"/>
                 <w:szCs w:val="18"/>
-                <w:lang w:val="es-EC"/>
+                <w:lang w:val="en-CA"/>
               </w:rPr>
               <w:t>etapa</w:t>
             </w:r>
@@ -14623,7 +12633,7 @@
               <w:rPr>
                 <w:sz w:val="18"/>
                 <w:szCs w:val="18"/>
-                <w:lang w:val="es-EC"/>
+                <w:lang w:val="en-CA"/>
               </w:rPr>
               <w:t xml:space="preserve"> "Ganado"</w:t>
             </w:r>
@@ -14639,139 +12649,39 @@
               <w:rPr>
                 <w:sz w:val="18"/>
                 <w:szCs w:val="18"/>
-                <w:lang w:val="es-EC"/>
-              </w:rPr>
-            </w:pPr>
-            <w:r>
-              <w:rPr>
-                <w:sz w:val="18"/>
-                <w:szCs w:val="18"/>
-                <w:lang w:val="es-EC"/>
-              </w:rPr>
-              <w:t xml:space="preserve">Crear </w:t>
-            </w:r>
-            <w:proofErr w:type="spellStart"/>
-            <w:r>
-              <w:rPr>
-                <w:sz w:val="18"/>
-                <w:szCs w:val="18"/>
-                <w:lang w:val="es-EC"/>
-              </w:rPr>
-              <w:t>sección</w:t>
-            </w:r>
-            <w:proofErr w:type="spellEnd"/>
-            <w:r>
-              <w:rPr>
-                <w:sz w:val="18"/>
-                <w:szCs w:val="18"/>
-                <w:lang w:val="es-EC"/>
-              </w:rPr>
-              <w:t xml:space="preserve"> TikTok </w:t>
-            </w:r>
-            <w:proofErr w:type="spellStart"/>
-            <w:r>
-              <w:rPr>
-                <w:sz w:val="18"/>
-                <w:szCs w:val="18"/>
-                <w:lang w:val="es-EC"/>
-              </w:rPr>
-              <w:t>en</w:t>
-            </w:r>
-            <w:proofErr w:type="spellEnd"/>
-            <w:r>
-              <w:rPr>
-                <w:sz w:val="18"/>
-                <w:szCs w:val="18"/>
-                <w:lang w:val="es-EC"/>
-              </w:rPr>
-              <w:t xml:space="preserve"> </w:t>
-            </w:r>
-            <w:proofErr w:type="spellStart"/>
-            <w:r>
-              <w:rPr>
-                <w:sz w:val="18"/>
-                <w:szCs w:val="18"/>
-                <w:lang w:val="es-EC"/>
-              </w:rPr>
-              <w:t>ChannelSettingsPage</w:t>
-            </w:r>
-            <w:proofErr w:type="spellEnd"/>
-            <w:r>
-              <w:rPr>
-                <w:sz w:val="18"/>
-                <w:szCs w:val="18"/>
-                <w:lang w:val="es-EC"/>
-              </w:rPr>
-              <w:t>: App ID, App Secret, Pixel ID</w:t>
-            </w:r>
-          </w:p>
-          <w:p>
-            <w:pPr>
-              <w:pStyle w:val="Textoindependiente2"/>
-              <w:numPr>
-                <w:ilvl w:val="0"/>
-                <w:numId w:val="6"/>
-              </w:numPr>
-              <w:spacing w:after="0" w:line="240" w:lineRule="auto"/>
-              <w:rPr>
-                <w:sz w:val="18"/>
-                <w:szCs w:val="18"/>
-                <w:lang w:val="es-EC"/>
-              </w:rPr>
-            </w:pPr>
-            <w:proofErr w:type="spellStart"/>
-            <w:r>
-              <w:rPr>
-                <w:sz w:val="18"/>
-                <w:szCs w:val="18"/>
-                <w:lang w:val="es-EC"/>
-              </w:rPr>
-              <w:t>Agregar</w:t>
-            </w:r>
-            <w:proofErr w:type="spellEnd"/>
-            <w:r>
-              <w:rPr>
-                <w:sz w:val="18"/>
-                <w:szCs w:val="18"/>
-                <w:lang w:val="es-EC"/>
-              </w:rPr>
-              <w:t xml:space="preserve"> </w:t>
-            </w:r>
-            <w:proofErr w:type="spellStart"/>
-            <w:r>
-              <w:rPr>
-                <w:sz w:val="18"/>
-                <w:szCs w:val="18"/>
-                <w:lang w:val="es-EC"/>
-              </w:rPr>
-              <w:t>botón</w:t>
-            </w:r>
-            <w:proofErr w:type="spellEnd"/>
-            <w:r>
-              <w:rPr>
-                <w:sz w:val="18"/>
-                <w:szCs w:val="18"/>
-                <w:lang w:val="es-EC"/>
-              </w:rPr>
-              <w:t xml:space="preserve"> "</w:t>
-            </w:r>
-            <w:proofErr w:type="spellStart"/>
-            <w:r>
-              <w:rPr>
-                <w:sz w:val="18"/>
-                <w:szCs w:val="18"/>
-                <w:lang w:val="es-EC"/>
-              </w:rPr>
-              <w:t>Convertir</w:t>
-            </w:r>
-            <w:proofErr w:type="spellEnd"/>
-            <w:r>
-              <w:rPr>
-                <w:sz w:val="18"/>
-                <w:szCs w:val="18"/>
-                <w:lang w:val="es-EC"/>
-              </w:rPr>
-              <w:t xml:space="preserve"> a Cliente" en </w:t>
+                <w:lang w:val="en-CA"/>
+              </w:rPr>
+            </w:pPr>
+            <w:r>
+              <w:rPr>
+                <w:sz w:val="18"/>
+                <w:szCs w:val="18"/>
+                <w:lang w:val="en-CA"/>
+              </w:rPr>
+              <w:t>Crear sección TikTok en ChannelSettingsPage: App ID, App Secret, Pixel ID</w:t>
+            </w:r>
+          </w:p>
+          <w:p>
+            <w:pPr>
+              <w:pStyle w:val="Textoindependiente2"/>
+              <w:numPr>
+                <w:ilvl w:val="0"/>
+                <w:numId w:val="6"/>
+              </w:numPr>
+              <w:spacing w:after="0" w:line="240" w:lineRule="auto"/>
+              <w:rPr>
+                <w:sz w:val="18"/>
+                <w:szCs w:val="18"/>
+                <w:lang w:val="es-EC"/>
+              </w:rPr>
+            </w:pPr>
+            <w:r>
+              <w:rPr>
+                <w:sz w:val="18"/>
+                <w:szCs w:val="18"/>
+                <w:lang w:val="es-EC"/>
+              </w:rPr>
+              <w:t xml:space="preserve">Agregar botón "Convertir a Cliente" en </w:t>
             </w:r>
             <w:proofErr w:type="spellStart"/>
             <w:r>
@@ -14789,50 +12699,30 @@
                 <w:szCs w:val="18"/>
                 <w:lang w:val="es-EC"/>
               </w:rPr>
-              <w:t xml:space="preserve"> con modal de </w:t>
-            </w:r>
-            <w:proofErr w:type="spellStart"/>
-            <w:r>
-              <w:rPr>
-                <w:sz w:val="18"/>
-                <w:szCs w:val="18"/>
-                <w:lang w:val="es-EC"/>
-              </w:rPr>
-              <w:t>confirmación</w:t>
-            </w:r>
-            <w:proofErr w:type="spellEnd"/>
-          </w:p>
-          <w:p>
-            <w:pPr>
-              <w:pStyle w:val="Textoindependiente2"/>
-              <w:numPr>
-                <w:ilvl w:val="0"/>
-                <w:numId w:val="6"/>
-              </w:numPr>
-              <w:spacing w:after="0" w:line="240" w:lineRule="auto"/>
-              <w:rPr>
-                <w:sz w:val="18"/>
-                <w:szCs w:val="18"/>
-                <w:lang w:val="es-EC"/>
-              </w:rPr>
-            </w:pPr>
-            <w:proofErr w:type="spellStart"/>
-            <w:r>
-              <w:rPr>
-                <w:sz w:val="18"/>
-                <w:szCs w:val="18"/>
-                <w:lang w:val="es-EC"/>
-              </w:rPr>
-              <w:t>Implementar</w:t>
-            </w:r>
-            <w:proofErr w:type="spellEnd"/>
-            <w:r>
-              <w:rPr>
-                <w:sz w:val="18"/>
-                <w:szCs w:val="18"/>
-                <w:lang w:val="es-EC"/>
-              </w:rPr>
-              <w:t xml:space="preserve"> </w:t>
+              <w:t xml:space="preserve"> con modal de confirmación</w:t>
+            </w:r>
+          </w:p>
+          <w:p>
+            <w:pPr>
+              <w:pStyle w:val="Textoindependiente2"/>
+              <w:numPr>
+                <w:ilvl w:val="0"/>
+                <w:numId w:val="6"/>
+              </w:numPr>
+              <w:spacing w:after="0" w:line="240" w:lineRule="auto"/>
+              <w:rPr>
+                <w:sz w:val="18"/>
+                <w:szCs w:val="18"/>
+                <w:lang w:val="es-EC"/>
+              </w:rPr>
+            </w:pPr>
+            <w:r>
+              <w:rPr>
+                <w:sz w:val="18"/>
+                <w:szCs w:val="18"/>
+                <w:lang w:val="es-EC"/>
+              </w:rPr>
+              <w:t xml:space="preserve">Implementar </w:t>
             </w:r>
             <w:proofErr w:type="spellStart"/>
             <w:r>
@@ -14850,79 +12740,7 @@
                 <w:szCs w:val="18"/>
                 <w:lang w:val="es-EC"/>
               </w:rPr>
-              <w:t xml:space="preserve"> </w:t>
-            </w:r>
-            <w:proofErr w:type="spellStart"/>
-            <w:r>
-              <w:rPr>
-                <w:sz w:val="18"/>
-                <w:szCs w:val="18"/>
-                <w:lang w:val="es-EC"/>
-              </w:rPr>
-              <w:t>básica</w:t>
-            </w:r>
-            <w:proofErr w:type="spellEnd"/>
-            <w:r>
-              <w:rPr>
-                <w:sz w:val="18"/>
-                <w:szCs w:val="18"/>
-                <w:lang w:val="es-EC"/>
-              </w:rPr>
-              <w:t xml:space="preserve">: </w:t>
-            </w:r>
-            <w:proofErr w:type="spellStart"/>
-            <w:r>
-              <w:rPr>
-                <w:sz w:val="18"/>
-                <w:szCs w:val="18"/>
-                <w:lang w:val="es-EC"/>
-              </w:rPr>
-              <w:t>tabla</w:t>
-            </w:r>
-            <w:proofErr w:type="spellEnd"/>
-            <w:r>
-              <w:rPr>
-                <w:sz w:val="18"/>
-                <w:szCs w:val="18"/>
-                <w:lang w:val="es-EC"/>
-              </w:rPr>
-              <w:t xml:space="preserve"> con </w:t>
-            </w:r>
-            <w:proofErr w:type="spellStart"/>
-            <w:r>
-              <w:rPr>
-                <w:sz w:val="18"/>
-                <w:szCs w:val="18"/>
-                <w:lang w:val="es-EC"/>
-              </w:rPr>
-              <w:t>nombre</w:t>
-            </w:r>
-            <w:proofErr w:type="spellEnd"/>
-            <w:r>
-              <w:rPr>
-                <w:sz w:val="18"/>
-                <w:szCs w:val="18"/>
-                <w:lang w:val="es-EC"/>
-              </w:rPr>
-              <w:t xml:space="preserve">, </w:t>
-            </w:r>
-            <w:proofErr w:type="spellStart"/>
-            <w:r>
-              <w:rPr>
-                <w:sz w:val="18"/>
-                <w:szCs w:val="18"/>
-                <w:lang w:val="es-EC"/>
-              </w:rPr>
-              <w:t>teléfono</w:t>
-            </w:r>
-            <w:proofErr w:type="spellEnd"/>
-            <w:r>
-              <w:rPr>
-                <w:sz w:val="18"/>
-                <w:szCs w:val="18"/>
-                <w:lang w:val="es-EC"/>
-              </w:rPr>
-              <w:t xml:space="preserve">, email, fecha conversión, </w:t>
+              <w:t xml:space="preserve"> básica: tabla con nombre, teléfono, email, fecha conversión, </w:t>
             </w:r>
             <w:proofErr w:type="spellStart"/>
             <w:r>
@@ -15033,53 +12851,158 @@
               <w:rPr>
                 <w:sz w:val="18"/>
                 <w:szCs w:val="18"/>
-                <w:lang w:val="es-EC"/>
-              </w:rPr>
-            </w:pPr>
-            <w:proofErr w:type="spellStart"/>
-            <w:r>
-              <w:rPr>
-                <w:sz w:val="18"/>
-                <w:szCs w:val="18"/>
-                <w:lang w:val="es-EC"/>
-              </w:rPr>
-              <w:t>Implementar</w:t>
-            </w:r>
-            <w:proofErr w:type="spellEnd"/>
-            <w:r>
-              <w:rPr>
-                <w:sz w:val="18"/>
-                <w:szCs w:val="18"/>
-                <w:lang w:val="es-EC"/>
-              </w:rPr>
-              <w:t xml:space="preserve"> CRUD </w:t>
-            </w:r>
-            <w:proofErr w:type="spellStart"/>
-            <w:r>
-              <w:rPr>
-                <w:sz w:val="18"/>
-                <w:szCs w:val="18"/>
-                <w:lang w:val="es-EC"/>
-              </w:rPr>
-              <w:t>productos</w:t>
-            </w:r>
-            <w:proofErr w:type="spellEnd"/>
-            <w:r>
-              <w:rPr>
-                <w:sz w:val="18"/>
-                <w:szCs w:val="18"/>
-                <w:lang w:val="es-EC"/>
-              </w:rPr>
-              <w:t>: GET, POST, PUT, DELETE /</w:t>
-            </w:r>
-            <w:proofErr w:type="spellStart"/>
-            <w:r>
-              <w:rPr>
-                <w:sz w:val="18"/>
-                <w:szCs w:val="18"/>
-                <w:lang w:val="es-EC"/>
-              </w:rPr>
-              <w:t>api</w:t>
+                <w:lang w:val="en-CA"/>
+              </w:rPr>
+            </w:pPr>
+            <w:r>
+              <w:rPr>
+                <w:sz w:val="18"/>
+                <w:szCs w:val="18"/>
+                <w:lang w:val="en-CA"/>
+              </w:rPr>
+              <w:t>Implementar CRUD productos: GET, POST, PUT, DELETE /api/crm/products</w:t>
+            </w:r>
+          </w:p>
+          <w:p>
+            <w:pPr>
+              <w:pStyle w:val="Textoindependiente2"/>
+              <w:numPr>
+                <w:ilvl w:val="0"/>
+                <w:numId w:val="6"/>
+              </w:numPr>
+              <w:spacing w:after="0" w:line="240" w:lineRule="auto"/>
+              <w:rPr>
+                <w:sz w:val="18"/>
+                <w:szCs w:val="18"/>
+                <w:lang w:val="es-EC"/>
+              </w:rPr>
+            </w:pPr>
+            <w:r>
+              <w:rPr>
+                <w:sz w:val="18"/>
+                <w:szCs w:val="18"/>
+                <w:lang w:val="es-EC"/>
+              </w:rPr>
+              <w:t xml:space="preserve">Agregar campos comerciales a </w:t>
+            </w:r>
+            <w:proofErr w:type="spellStart"/>
+            <w:r>
+              <w:rPr>
+                <w:sz w:val="18"/>
+                <w:szCs w:val="18"/>
+                <w:lang w:val="es-EC"/>
+              </w:rPr>
+              <w:t>Customer</w:t>
+            </w:r>
+            <w:proofErr w:type="spellEnd"/>
+            <w:r>
+              <w:rPr>
+                <w:sz w:val="18"/>
+                <w:szCs w:val="18"/>
+                <w:lang w:val="es-EC"/>
+              </w:rPr>
+              <w:t xml:space="preserve">: </w:t>
+            </w:r>
+            <w:proofErr w:type="spellStart"/>
+            <w:r>
+              <w:rPr>
+                <w:sz w:val="18"/>
+                <w:szCs w:val="18"/>
+                <w:lang w:val="es-EC"/>
+              </w:rPr>
+              <w:t>discountPercent</w:t>
+            </w:r>
+            <w:proofErr w:type="spellEnd"/>
+            <w:r>
+              <w:rPr>
+                <w:sz w:val="18"/>
+                <w:szCs w:val="18"/>
+                <w:lang w:val="es-EC"/>
+              </w:rPr>
+              <w:t xml:space="preserve">, </w:t>
+            </w:r>
+            <w:proofErr w:type="spellStart"/>
+            <w:r>
+              <w:rPr>
+                <w:sz w:val="18"/>
+                <w:szCs w:val="18"/>
+                <w:lang w:val="es-EC"/>
+              </w:rPr>
+              <w:t>creditDays</w:t>
+            </w:r>
+            <w:proofErr w:type="spellEnd"/>
+            <w:r>
+              <w:rPr>
+                <w:sz w:val="18"/>
+                <w:szCs w:val="18"/>
+                <w:lang w:val="es-EC"/>
+              </w:rPr>
+              <w:t xml:space="preserve">, </w:t>
+            </w:r>
+            <w:proofErr w:type="spellStart"/>
+            <w:r>
+              <w:rPr>
+                <w:sz w:val="18"/>
+                <w:szCs w:val="18"/>
+                <w:lang w:val="es-EC"/>
+              </w:rPr>
+              <w:t>creditLimit</w:t>
+            </w:r>
+            <w:proofErr w:type="spellEnd"/>
+          </w:p>
+          <w:p>
+            <w:pPr>
+              <w:pStyle w:val="Textoindependiente2"/>
+              <w:numPr>
+                <w:ilvl w:val="0"/>
+                <w:numId w:val="6"/>
+              </w:numPr>
+              <w:spacing w:after="0" w:line="240" w:lineRule="auto"/>
+              <w:rPr>
+                <w:sz w:val="18"/>
+                <w:szCs w:val="18"/>
+                <w:lang w:val="en-CA"/>
+              </w:rPr>
+            </w:pPr>
+            <w:r>
+              <w:rPr>
+                <w:sz w:val="18"/>
+                <w:szCs w:val="18"/>
+                <w:lang w:val="en-CA"/>
+              </w:rPr>
+              <w:t>Implementar PATCH /api/crm/customers/:id/conditions (0.5h)</w:t>
+            </w:r>
+          </w:p>
+          <w:p>
+            <w:pPr>
+              <w:pStyle w:val="Textoindependiente2"/>
+              <w:numPr>
+                <w:ilvl w:val="0"/>
+                <w:numId w:val="6"/>
+              </w:numPr>
+              <w:spacing w:after="0" w:line="240" w:lineRule="auto"/>
+              <w:rPr>
+                <w:sz w:val="18"/>
+                <w:szCs w:val="18"/>
+                <w:lang w:val="es-EC"/>
+              </w:rPr>
+            </w:pPr>
+            <w:r>
+              <w:rPr>
+                <w:sz w:val="18"/>
+                <w:szCs w:val="18"/>
+                <w:lang w:val="es-EC"/>
+              </w:rPr>
+              <w:t>Implementar GET /api/</w:t>
+            </w:r>
+            <w:proofErr w:type="spellStart"/>
+            <w:r>
+              <w:rPr>
+                <w:sz w:val="18"/>
+                <w:szCs w:val="18"/>
+                <w:lang w:val="es-EC"/>
+              </w:rPr>
+              <w:t>crm</w:t>
             </w:r>
             <w:proofErr w:type="spellEnd"/>
             <w:r>
@@ -15097,269 +13020,16 @@
                 <w:szCs w:val="18"/>
                 <w:lang w:val="es-EC"/>
               </w:rPr>
-              <w:t>crm</w:t>
-            </w:r>
-            <w:proofErr w:type="spellEnd"/>
-            <w:r>
-              <w:rPr>
-                <w:sz w:val="18"/>
-                <w:szCs w:val="18"/>
-                <w:lang w:val="es-EC"/>
-              </w:rPr>
-              <w:t>/products</w:t>
-            </w:r>
-          </w:p>
-          <w:p>
-            <w:pPr>
-              <w:pStyle w:val="Textoindependiente2"/>
-              <w:numPr>
-                <w:ilvl w:val="0"/>
-                <w:numId w:val="6"/>
-              </w:numPr>
-              <w:spacing w:after="0" w:line="240" w:lineRule="auto"/>
-              <w:rPr>
-                <w:sz w:val="18"/>
-                <w:szCs w:val="18"/>
-                <w:lang w:val="es-EC"/>
-              </w:rPr>
-            </w:pPr>
-            <w:proofErr w:type="spellStart"/>
-            <w:r>
-              <w:rPr>
-                <w:sz w:val="18"/>
-                <w:szCs w:val="18"/>
-                <w:lang w:val="es-EC"/>
-              </w:rPr>
-              <w:t>Agregar</w:t>
-            </w:r>
-            <w:proofErr w:type="spellEnd"/>
-            <w:r>
-              <w:rPr>
-                <w:sz w:val="18"/>
-                <w:szCs w:val="18"/>
-                <w:lang w:val="es-EC"/>
-              </w:rPr>
-              <w:t xml:space="preserve"> campos </w:t>
-            </w:r>
-            <w:proofErr w:type="spellStart"/>
-            <w:r>
-              <w:rPr>
-                <w:sz w:val="18"/>
-                <w:szCs w:val="18"/>
-                <w:lang w:val="es-EC"/>
-              </w:rPr>
-              <w:t>comerciales</w:t>
-            </w:r>
-            <w:proofErr w:type="spellEnd"/>
-            <w:r>
-              <w:rPr>
-                <w:sz w:val="18"/>
-                <w:szCs w:val="18"/>
-                <w:lang w:val="es-EC"/>
-              </w:rPr>
-              <w:t xml:space="preserve"> a </w:t>
-            </w:r>
-            <w:proofErr w:type="gramStart"/>
-            <w:r>
-              <w:rPr>
-                <w:sz w:val="18"/>
-                <w:szCs w:val="18"/>
-                <w:lang w:val="es-EC"/>
-              </w:rPr>
-              <w:t>Customer</w:t>
-            </w:r>
-            <w:proofErr w:type="gramEnd"/>
-            <w:r>
-              <w:rPr>
-                <w:sz w:val="18"/>
-                <w:szCs w:val="18"/>
-                <w:lang w:val="es-EC"/>
-              </w:rPr>
-              <w:t xml:space="preserve">: </w:t>
-            </w:r>
-            <w:proofErr w:type="spellStart"/>
-            <w:r>
-              <w:rPr>
-                <w:sz w:val="18"/>
-                <w:szCs w:val="18"/>
-                <w:lang w:val="es-EC"/>
-              </w:rPr>
-              <w:t>discountPercent</w:t>
-            </w:r>
-            <w:proofErr w:type="spellEnd"/>
-            <w:r>
-              <w:rPr>
-                <w:sz w:val="18"/>
-                <w:szCs w:val="18"/>
-                <w:lang w:val="es-EC"/>
-              </w:rPr>
-              <w:t xml:space="preserve">, </w:t>
-            </w:r>
-            <w:proofErr w:type="spellStart"/>
-            <w:r>
-              <w:rPr>
-                <w:sz w:val="18"/>
-                <w:szCs w:val="18"/>
-                <w:lang w:val="es-EC"/>
-              </w:rPr>
-              <w:t>creditDays</w:t>
-            </w:r>
-            <w:proofErr w:type="spellEnd"/>
-            <w:r>
-              <w:rPr>
-                <w:sz w:val="18"/>
-                <w:szCs w:val="18"/>
-                <w:lang w:val="es-EC"/>
-              </w:rPr>
-              <w:t xml:space="preserve">, </w:t>
-            </w:r>
-            <w:proofErr w:type="spellStart"/>
-            <w:r>
-              <w:rPr>
-                <w:sz w:val="18"/>
-                <w:szCs w:val="18"/>
-                <w:lang w:val="es-EC"/>
-              </w:rPr>
-              <w:t>creditLimit</w:t>
-            </w:r>
-            <w:proofErr w:type="spellEnd"/>
-          </w:p>
-          <w:p>
-            <w:pPr>
-              <w:pStyle w:val="Textoindependiente2"/>
-              <w:numPr>
-                <w:ilvl w:val="0"/>
-                <w:numId w:val="6"/>
-              </w:numPr>
-              <w:spacing w:after="0" w:line="240" w:lineRule="auto"/>
-              <w:rPr>
-                <w:sz w:val="18"/>
-                <w:szCs w:val="18"/>
-                <w:lang w:val="es-EC"/>
-              </w:rPr>
-            </w:pPr>
-            <w:proofErr w:type="spellStart"/>
-            <w:r>
-              <w:rPr>
-                <w:sz w:val="18"/>
-                <w:szCs w:val="18"/>
-                <w:lang w:val="es-EC"/>
-              </w:rPr>
-              <w:t>Implementar</w:t>
-            </w:r>
-            <w:proofErr w:type="spellEnd"/>
-            <w:r>
-              <w:rPr>
-                <w:sz w:val="18"/>
-                <w:szCs w:val="18"/>
-                <w:lang w:val="es-EC"/>
-              </w:rPr>
-              <w:t xml:space="preserve"> PATCH /</w:t>
-            </w:r>
-            <w:proofErr w:type="spellStart"/>
-            <w:r>
-              <w:rPr>
-                <w:sz w:val="18"/>
-                <w:szCs w:val="18"/>
-                <w:lang w:val="es-EC"/>
-              </w:rPr>
-              <w:t>api</w:t>
-            </w:r>
-            <w:proofErr w:type="spellEnd"/>
-            <w:r>
-              <w:rPr>
-                <w:sz w:val="18"/>
-                <w:szCs w:val="18"/>
-                <w:lang w:val="es-EC"/>
-              </w:rPr>
-              <w:t>/</w:t>
-            </w:r>
-            <w:proofErr w:type="spellStart"/>
-            <w:r>
-              <w:rPr>
-                <w:sz w:val="18"/>
-                <w:szCs w:val="18"/>
-                <w:lang w:val="es-EC"/>
-              </w:rPr>
-              <w:t>crm</w:t>
-            </w:r>
-            <w:proofErr w:type="spellEnd"/>
-            <w:r>
-              <w:rPr>
-                <w:sz w:val="18"/>
-                <w:szCs w:val="18"/>
-                <w:lang w:val="es-EC"/>
-              </w:rPr>
-              <w:t>/customers/:id/conditions (0.5h)</w:t>
-            </w:r>
-          </w:p>
-          <w:p>
-            <w:pPr>
-              <w:pStyle w:val="Textoindependiente2"/>
-              <w:numPr>
-                <w:ilvl w:val="0"/>
-                <w:numId w:val="6"/>
-              </w:numPr>
-              <w:spacing w:after="0" w:line="240" w:lineRule="auto"/>
-              <w:rPr>
-                <w:sz w:val="18"/>
-                <w:szCs w:val="18"/>
-                <w:lang w:val="es-EC"/>
-              </w:rPr>
-            </w:pPr>
-            <w:proofErr w:type="spellStart"/>
-            <w:r>
-              <w:rPr>
-                <w:sz w:val="18"/>
-                <w:szCs w:val="18"/>
-                <w:lang w:val="es-EC"/>
-              </w:rPr>
-              <w:t>Implementar</w:t>
-            </w:r>
-            <w:proofErr w:type="spellEnd"/>
-            <w:r>
-              <w:rPr>
-                <w:sz w:val="18"/>
-                <w:szCs w:val="18"/>
-                <w:lang w:val="es-EC"/>
-              </w:rPr>
-              <w:t xml:space="preserve"> GET /</w:t>
-            </w:r>
-            <w:proofErr w:type="spellStart"/>
-            <w:r>
-              <w:rPr>
-                <w:sz w:val="18"/>
-                <w:szCs w:val="18"/>
-                <w:lang w:val="es-EC"/>
-              </w:rPr>
-              <w:t>api</w:t>
-            </w:r>
-            <w:proofErr w:type="spellEnd"/>
-            <w:r>
-              <w:rPr>
-                <w:sz w:val="18"/>
-                <w:szCs w:val="18"/>
-                <w:lang w:val="es-EC"/>
-              </w:rPr>
-              <w:t>/</w:t>
-            </w:r>
-            <w:proofErr w:type="spellStart"/>
-            <w:r>
-              <w:rPr>
-                <w:sz w:val="18"/>
-                <w:szCs w:val="18"/>
-                <w:lang w:val="es-EC"/>
-              </w:rPr>
-              <w:t>crm</w:t>
-            </w:r>
-            <w:proofErr w:type="spellEnd"/>
-            <w:r>
-              <w:rPr>
-                <w:sz w:val="18"/>
-                <w:szCs w:val="18"/>
-                <w:lang w:val="es-EC"/>
-              </w:rPr>
-              <w:t>/customers/:id con leads asociados y condiciones</w:t>
+              <w:t>customers</w:t>
+            </w:r>
+            <w:proofErr w:type="spellEnd"/>
+            <w:r>
+              <w:rPr>
+                <w:sz w:val="18"/>
+                <w:szCs w:val="18"/>
+                <w:lang w:val="es-EC"/>
+              </w:rPr>
+              <w:t>/:id con leads asociados y condiciones</w:t>
             </w:r>
           </w:p>
           <w:p>
@@ -15560,14 +13230,14 @@
               <w:rPr>
                 <w:sz w:val="18"/>
                 <w:szCs w:val="18"/>
-                <w:lang w:val="es-EC"/>
-              </w:rPr>
-            </w:pPr>
-            <w:r>
-              <w:rPr>
-                <w:sz w:val="18"/>
-                <w:szCs w:val="18"/>
-                <w:lang w:val="es-EC"/>
+                <w:lang w:val="en-CA"/>
+              </w:rPr>
+            </w:pPr>
+            <w:r>
+              <w:rPr>
+                <w:sz w:val="18"/>
+                <w:szCs w:val="18"/>
+                <w:lang w:val="en-CA"/>
               </w:rPr>
               <w:t xml:space="preserve">Crear </w:t>
             </w:r>
@@ -15576,7 +13246,7 @@
               <w:rPr>
                 <w:sz w:val="18"/>
                 <w:szCs w:val="18"/>
-                <w:lang w:val="es-EC"/>
+                <w:lang w:val="en-CA"/>
               </w:rPr>
               <w:t>modelos</w:t>
             </w:r>
@@ -15585,7 +13255,7 @@
               <w:rPr>
                 <w:sz w:val="18"/>
                 <w:szCs w:val="18"/>
-                <w:lang w:val="es-EC"/>
+                <w:lang w:val="en-CA"/>
               </w:rPr>
               <w:t xml:space="preserve"> Prisma: </w:t>
             </w:r>
@@ -15594,7 +13264,7 @@
               <w:rPr>
                 <w:sz w:val="18"/>
                 <w:szCs w:val="18"/>
-                <w:lang w:val="es-EC"/>
+                <w:lang w:val="en-CA"/>
               </w:rPr>
               <w:t>EmailCampaign</w:t>
             </w:r>
@@ -15603,7 +13273,7 @@
               <w:rPr>
                 <w:sz w:val="18"/>
                 <w:szCs w:val="18"/>
-                <w:lang w:val="es-EC"/>
+                <w:lang w:val="en-CA"/>
               </w:rPr>
               <w:t xml:space="preserve">, </w:t>
             </w:r>
@@ -15612,7 +13282,7 @@
               <w:rPr>
                 <w:sz w:val="18"/>
                 <w:szCs w:val="18"/>
-                <w:lang w:val="es-EC"/>
+                <w:lang w:val="en-CA"/>
               </w:rPr>
               <w:t>EmailTemplate</w:t>
             </w:r>
@@ -15621,7 +13291,7 @@
               <w:rPr>
                 <w:sz w:val="18"/>
                 <w:szCs w:val="18"/>
-                <w:lang w:val="es-EC"/>
+                <w:lang w:val="en-CA"/>
               </w:rPr>
               <w:t xml:space="preserve">, </w:t>
             </w:r>
@@ -15630,7 +13300,7 @@
               <w:rPr>
                 <w:sz w:val="18"/>
                 <w:szCs w:val="18"/>
-                <w:lang w:val="es-EC"/>
+                <w:lang w:val="en-CA"/>
               </w:rPr>
               <w:t>EmailSend</w:t>
             </w:r>
@@ -15639,7 +13309,7 @@
               <w:rPr>
                 <w:sz w:val="18"/>
                 <w:szCs w:val="18"/>
-                <w:lang w:val="es-EC"/>
+                <w:lang w:val="en-CA"/>
               </w:rPr>
               <w:t xml:space="preserve">                                                                                       - </w:t>
             </w:r>
@@ -15648,7 +13318,7 @@
               <w:rPr>
                 <w:sz w:val="18"/>
                 <w:szCs w:val="18"/>
-                <w:lang w:val="es-EC"/>
+                <w:lang w:val="en-CA"/>
               </w:rPr>
               <w:t>EmailCampaign</w:t>
             </w:r>
@@ -15657,7 +13327,7 @@
               <w:rPr>
                 <w:sz w:val="18"/>
                 <w:szCs w:val="18"/>
-                <w:lang w:val="es-EC"/>
+                <w:lang w:val="en-CA"/>
               </w:rPr>
               <w:t xml:space="preserve">: </w:t>
             </w:r>
@@ -15666,7 +13336,7 @@
               <w:rPr>
                 <w:sz w:val="18"/>
                 <w:szCs w:val="18"/>
-                <w:lang w:val="es-EC"/>
+                <w:lang w:val="en-CA"/>
               </w:rPr>
               <w:t xml:space="preserve">{ </w:t>
             </w:r>
@@ -15675,7 +13345,7 @@
               <w:rPr>
                 <w:sz w:val="18"/>
                 <w:szCs w:val="18"/>
-                <w:lang w:val="es-EC"/>
+                <w:lang w:val="en-CA"/>
               </w:rPr>
               <w:t>tenantId</w:t>
             </w:r>
@@ -15685,7 +13355,7 @@
               <w:rPr>
                 <w:sz w:val="18"/>
                 <w:szCs w:val="18"/>
-                <w:lang w:val="es-EC"/>
+                <w:lang w:val="en-CA"/>
               </w:rPr>
               <w:t xml:space="preserve">, name, subject, </w:t>
             </w:r>
@@ -15694,7 +13364,7 @@
               <w:rPr>
                 <w:sz w:val="18"/>
                 <w:szCs w:val="18"/>
-                <w:lang w:val="es-EC"/>
+                <w:lang w:val="en-CA"/>
               </w:rPr>
               <w:t>templateId</w:t>
             </w:r>
@@ -15703,7 +13373,7 @@
               <w:rPr>
                 <w:sz w:val="18"/>
                 <w:szCs w:val="18"/>
-                <w:lang w:val="es-EC"/>
+                <w:lang w:val="en-CA"/>
               </w:rPr>
               <w:t xml:space="preserve">, status, </w:t>
             </w:r>
@@ -15712,7 +13382,7 @@
               <w:rPr>
                 <w:sz w:val="18"/>
                 <w:szCs w:val="18"/>
-                <w:lang w:val="es-EC"/>
+                <w:lang w:val="en-CA"/>
               </w:rPr>
               <w:t>scheduledAt</w:t>
             </w:r>
@@ -15721,7 +13391,7 @@
               <w:rPr>
                 <w:sz w:val="18"/>
                 <w:szCs w:val="18"/>
-                <w:lang w:val="es-EC"/>
+                <w:lang w:val="en-CA"/>
               </w:rPr>
               <w:t xml:space="preserve">, </w:t>
             </w:r>
@@ -15730,7 +13400,7 @@
               <w:rPr>
                 <w:sz w:val="18"/>
                 <w:szCs w:val="18"/>
-                <w:lang w:val="es-EC"/>
+                <w:lang w:val="en-CA"/>
               </w:rPr>
               <w:t>sentAt</w:t>
             </w:r>
@@ -15739,7 +13409,7 @@
               <w:rPr>
                 <w:sz w:val="18"/>
                 <w:szCs w:val="18"/>
-                <w:lang w:val="es-EC"/>
+                <w:lang w:val="en-CA"/>
               </w:rPr>
               <w:t xml:space="preserve">, </w:t>
             </w:r>
@@ -15748,7 +13418,7 @@
               <w:rPr>
                 <w:sz w:val="18"/>
                 <w:szCs w:val="18"/>
-                <w:lang w:val="es-EC"/>
+                <w:lang w:val="en-CA"/>
               </w:rPr>
               <w:t>stats }</w:t>
             </w:r>
@@ -15757,7 +13427,7 @@
               <w:rPr>
                 <w:sz w:val="18"/>
                 <w:szCs w:val="18"/>
-                <w:lang w:val="es-EC"/>
+                <w:lang w:val="en-CA"/>
               </w:rPr>
               <w:t xml:space="preserve">                                                             - </w:t>
             </w:r>
@@ -15766,7 +13436,7 @@
               <w:rPr>
                 <w:sz w:val="18"/>
                 <w:szCs w:val="18"/>
-                <w:lang w:val="es-EC"/>
+                <w:lang w:val="en-CA"/>
               </w:rPr>
               <w:t>EmailTemplate</w:t>
             </w:r>
@@ -15775,7 +13445,7 @@
               <w:rPr>
                 <w:sz w:val="18"/>
                 <w:szCs w:val="18"/>
-                <w:lang w:val="es-EC"/>
+                <w:lang w:val="en-CA"/>
               </w:rPr>
               <w:t xml:space="preserve">: </w:t>
             </w:r>
@@ -15784,7 +13454,7 @@
               <w:rPr>
                 <w:sz w:val="18"/>
                 <w:szCs w:val="18"/>
-                <w:lang w:val="es-EC"/>
+                <w:lang w:val="en-CA"/>
               </w:rPr>
               <w:t xml:space="preserve">{ </w:t>
             </w:r>
@@ -15793,7 +13463,7 @@
               <w:rPr>
                 <w:sz w:val="18"/>
                 <w:szCs w:val="18"/>
-                <w:lang w:val="es-EC"/>
+                <w:lang w:val="en-CA"/>
               </w:rPr>
               <w:t>tenantId</w:t>
             </w:r>
@@ -15803,7 +13473,7 @@
               <w:rPr>
                 <w:sz w:val="18"/>
                 <w:szCs w:val="18"/>
-                <w:lang w:val="es-EC"/>
+                <w:lang w:val="en-CA"/>
               </w:rPr>
               <w:t xml:space="preserve">, name, </w:t>
             </w:r>
@@ -15812,7 +13482,7 @@
               <w:rPr>
                 <w:sz w:val="18"/>
                 <w:szCs w:val="18"/>
-                <w:lang w:val="es-EC"/>
+                <w:lang w:val="en-CA"/>
               </w:rPr>
               <w:t>htmlContent</w:t>
             </w:r>
@@ -15821,7 +13491,7 @@
               <w:rPr>
                 <w:sz w:val="18"/>
                 <w:szCs w:val="18"/>
-                <w:lang w:val="es-EC"/>
+                <w:lang w:val="en-CA"/>
               </w:rPr>
               <w:t xml:space="preserve">, </w:t>
             </w:r>
@@ -15830,7 +13500,7 @@
               <w:rPr>
                 <w:sz w:val="18"/>
                 <w:szCs w:val="18"/>
-                <w:lang w:val="es-EC"/>
+                <w:lang w:val="en-CA"/>
               </w:rPr>
               <w:t>variables[] }</w:t>
             </w:r>
@@ -15839,7 +13509,7 @@
               <w:rPr>
                 <w:sz w:val="18"/>
                 <w:szCs w:val="18"/>
-                <w:lang w:val="es-EC"/>
+                <w:lang w:val="en-CA"/>
               </w:rPr>
               <w:t xml:space="preserve">                                    - </w:t>
             </w:r>
@@ -15848,7 +13518,7 @@
               <w:rPr>
                 <w:sz w:val="18"/>
                 <w:szCs w:val="18"/>
-                <w:lang w:val="es-EC"/>
+                <w:lang w:val="en-CA"/>
               </w:rPr>
               <w:t>EmailSend</w:t>
             </w:r>
@@ -15857,7 +13527,7 @@
               <w:rPr>
                 <w:sz w:val="18"/>
                 <w:szCs w:val="18"/>
-                <w:lang w:val="es-EC"/>
+                <w:lang w:val="en-CA"/>
               </w:rPr>
               <w:t xml:space="preserve">: </w:t>
             </w:r>
@@ -15866,7 +13536,7 @@
               <w:rPr>
                 <w:sz w:val="18"/>
                 <w:szCs w:val="18"/>
-                <w:lang w:val="es-EC"/>
+                <w:lang w:val="en-CA"/>
               </w:rPr>
               <w:t xml:space="preserve">{ </w:t>
             </w:r>
@@ -15875,7 +13545,7 @@
               <w:rPr>
                 <w:sz w:val="18"/>
                 <w:szCs w:val="18"/>
-                <w:lang w:val="es-EC"/>
+                <w:lang w:val="en-CA"/>
               </w:rPr>
               <w:t>campaignId</w:t>
             </w:r>
@@ -15885,7 +13555,7 @@
               <w:rPr>
                 <w:sz w:val="18"/>
                 <w:szCs w:val="18"/>
-                <w:lang w:val="es-EC"/>
+                <w:lang w:val="en-CA"/>
               </w:rPr>
               <w:t xml:space="preserve">, </w:t>
             </w:r>
@@ -15894,7 +13564,7 @@
               <w:rPr>
                 <w:sz w:val="18"/>
                 <w:szCs w:val="18"/>
-                <w:lang w:val="es-EC"/>
+                <w:lang w:val="en-CA"/>
               </w:rPr>
               <w:t>recipientEmail</w:t>
             </w:r>
@@ -15903,7 +13573,7 @@
               <w:rPr>
                 <w:sz w:val="18"/>
                 <w:szCs w:val="18"/>
-                <w:lang w:val="es-EC"/>
+                <w:lang w:val="en-CA"/>
               </w:rPr>
               <w:t xml:space="preserve">, </w:t>
             </w:r>
@@ -15912,7 +13582,7 @@
               <w:rPr>
                 <w:sz w:val="18"/>
                 <w:szCs w:val="18"/>
-                <w:lang w:val="es-EC"/>
+                <w:lang w:val="en-CA"/>
               </w:rPr>
               <w:t>recipientName</w:t>
             </w:r>
@@ -15921,7 +13591,7 @@
               <w:rPr>
                 <w:sz w:val="18"/>
                 <w:szCs w:val="18"/>
-                <w:lang w:val="es-EC"/>
+                <w:lang w:val="en-CA"/>
               </w:rPr>
               <w:t xml:space="preserve">, status, </w:t>
             </w:r>
@@ -15930,7 +13600,7 @@
               <w:rPr>
                 <w:sz w:val="18"/>
                 <w:szCs w:val="18"/>
-                <w:lang w:val="es-EC"/>
+                <w:lang w:val="en-CA"/>
               </w:rPr>
               <w:t>openedAt</w:t>
             </w:r>
@@ -15939,7 +13609,7 @@
               <w:rPr>
                 <w:sz w:val="18"/>
                 <w:szCs w:val="18"/>
-                <w:lang w:val="es-EC"/>
+                <w:lang w:val="en-CA"/>
               </w:rPr>
               <w:t xml:space="preserve">, </w:t>
             </w:r>
@@ -15949,7 +13619,7 @@
               <w:rPr>
                 <w:sz w:val="18"/>
                 <w:szCs w:val="18"/>
-                <w:lang w:val="es-EC"/>
+                <w:lang w:val="en-CA"/>
               </w:rPr>
               <w:t>clickedAt</w:t>
             </w:r>
@@ -15958,7 +13628,7 @@
               <w:rPr>
                 <w:sz w:val="18"/>
                 <w:szCs w:val="18"/>
-                <w:lang w:val="es-EC"/>
+                <w:lang w:val="en-CA"/>
               </w:rPr>
               <w:t xml:space="preserve"> }</w:t>
             </w:r>
@@ -15978,23 +13648,13 @@
                 <w:lang w:val="es-EC"/>
               </w:rPr>
             </w:pPr>
-            <w:proofErr w:type="spellStart"/>
-            <w:r>
-              <w:rPr>
-                <w:sz w:val="18"/>
-                <w:szCs w:val="18"/>
-                <w:lang w:val="es-EC"/>
-              </w:rPr>
-              <w:t>Implementar</w:t>
-            </w:r>
-            <w:proofErr w:type="spellEnd"/>
-            <w:r>
-              <w:rPr>
-                <w:sz w:val="18"/>
-                <w:szCs w:val="18"/>
-                <w:lang w:val="es-EC"/>
-              </w:rPr>
-              <w:t xml:space="preserve"> </w:t>
+            <w:r>
+              <w:rPr>
+                <w:sz w:val="18"/>
+                <w:szCs w:val="18"/>
+                <w:lang w:val="es-EC"/>
+              </w:rPr>
+              <w:t xml:space="preserve">Implementar </w:t>
             </w:r>
             <w:proofErr w:type="spellStart"/>
             <w:proofErr w:type="gramStart"/>
@@ -16078,76 +13738,30 @@
                 <w:szCs w:val="18"/>
                 <w:lang w:val="es-EC"/>
               </w:rPr>
-              <w:t xml:space="preserve">) </w:t>
-            </w:r>
-            <w:proofErr w:type="spellStart"/>
-            <w:r>
-              <w:rPr>
-                <w:sz w:val="18"/>
-                <w:szCs w:val="18"/>
-                <w:lang w:val="es-EC"/>
-              </w:rPr>
-              <w:t>usando</w:t>
-            </w:r>
-            <w:proofErr w:type="spellEnd"/>
-            <w:r>
-              <w:rPr>
-                <w:sz w:val="18"/>
-                <w:szCs w:val="18"/>
-                <w:lang w:val="es-EC"/>
-              </w:rPr>
-              <w:t xml:space="preserve"> Brevo API v3</w:t>
-            </w:r>
-          </w:p>
-          <w:p>
-            <w:pPr>
-              <w:pStyle w:val="Textoindependiente2"/>
-              <w:numPr>
-                <w:ilvl w:val="0"/>
-                <w:numId w:val="6"/>
-              </w:numPr>
-              <w:spacing w:after="0" w:line="240" w:lineRule="auto"/>
-              <w:rPr>
-                <w:sz w:val="18"/>
-                <w:szCs w:val="18"/>
-                <w:lang w:val="es-EC"/>
-              </w:rPr>
-            </w:pPr>
-            <w:proofErr w:type="spellStart"/>
-            <w:r>
-              <w:rPr>
-                <w:sz w:val="18"/>
-                <w:szCs w:val="18"/>
-                <w:lang w:val="es-EC"/>
-              </w:rPr>
-              <w:t>Implementar</w:t>
-            </w:r>
-            <w:proofErr w:type="spellEnd"/>
-            <w:r>
-              <w:rPr>
-                <w:sz w:val="18"/>
-                <w:szCs w:val="18"/>
-                <w:lang w:val="es-EC"/>
-              </w:rPr>
-              <w:t xml:space="preserve"> CRUD templates: GET, POST, PUT, DELETE /</w:t>
-            </w:r>
-            <w:proofErr w:type="spellStart"/>
-            <w:r>
-              <w:rPr>
-                <w:sz w:val="18"/>
-                <w:szCs w:val="18"/>
-                <w:lang w:val="es-EC"/>
-              </w:rPr>
-              <w:t>api</w:t>
-            </w:r>
-            <w:proofErr w:type="spellEnd"/>
-            <w:r>
-              <w:rPr>
-                <w:sz w:val="18"/>
-                <w:szCs w:val="18"/>
-                <w:lang w:val="es-EC"/>
-              </w:rPr>
-              <w:t>/email/templates</w:t>
+              <w:t>) usando Brevo API v3</w:t>
+            </w:r>
+          </w:p>
+          <w:p>
+            <w:pPr>
+              <w:pStyle w:val="Textoindependiente2"/>
+              <w:numPr>
+                <w:ilvl w:val="0"/>
+                <w:numId w:val="6"/>
+              </w:numPr>
+              <w:spacing w:after="0" w:line="240" w:lineRule="auto"/>
+              <w:rPr>
+                <w:sz w:val="18"/>
+                <w:szCs w:val="18"/>
+                <w:lang w:val="en-CA"/>
+              </w:rPr>
+            </w:pPr>
+            <w:r>
+              <w:rPr>
+                <w:sz w:val="18"/>
+                <w:szCs w:val="18"/>
+                <w:lang w:val="en-CA"/>
+              </w:rPr>
+              <w:t>Implementar CRUD templates: GET, POST, PUT, DELETE /api/email/templates</w:t>
             </w:r>
           </w:p>
           <w:p>
@@ -16277,23 +13891,13 @@
                 <w:lang w:val="es-EC"/>
               </w:rPr>
             </w:pPr>
-            <w:proofErr w:type="spellStart"/>
-            <w:r>
-              <w:rPr>
-                <w:sz w:val="18"/>
-                <w:szCs w:val="18"/>
-                <w:lang w:val="es-EC"/>
-              </w:rPr>
-              <w:t>Agregar</w:t>
-            </w:r>
-            <w:proofErr w:type="spellEnd"/>
-            <w:r>
-              <w:rPr>
-                <w:sz w:val="18"/>
-                <w:szCs w:val="18"/>
-                <w:lang w:val="es-EC"/>
-              </w:rPr>
-              <w:t xml:space="preserve"> "Email Marketing" al </w:t>
+            <w:r>
+              <w:rPr>
+                <w:sz w:val="18"/>
+                <w:szCs w:val="18"/>
+                <w:lang w:val="es-EC"/>
+              </w:rPr>
+              <w:t xml:space="preserve">Agregar "Email Marketing" al </w:t>
             </w:r>
             <w:proofErr w:type="spellStart"/>
             <w:r>
@@ -16556,41 +14160,21 @@
                 <w:lang w:val="es-EC"/>
               </w:rPr>
             </w:pPr>
-            <w:proofErr w:type="spellStart"/>
-            <w:r>
-              <w:rPr>
-                <w:sz w:val="18"/>
-                <w:szCs w:val="18"/>
-                <w:lang w:val="es-EC"/>
-              </w:rPr>
-              <w:t>Agregar</w:t>
-            </w:r>
-            <w:proofErr w:type="spellEnd"/>
-            <w:r>
-              <w:rPr>
-                <w:sz w:val="18"/>
-                <w:szCs w:val="18"/>
-                <w:lang w:val="es-EC"/>
-              </w:rPr>
-              <w:t xml:space="preserve"> </w:t>
-            </w:r>
-            <w:proofErr w:type="spellStart"/>
-            <w:r>
-              <w:rPr>
-                <w:sz w:val="18"/>
-                <w:szCs w:val="18"/>
-                <w:lang w:val="es-EC"/>
-              </w:rPr>
-              <w:t>emailOptOut</w:t>
-            </w:r>
-            <w:proofErr w:type="spellEnd"/>
-            <w:r>
-              <w:rPr>
-                <w:sz w:val="18"/>
-                <w:szCs w:val="18"/>
-                <w:lang w:val="es-EC"/>
-              </w:rPr>
-              <w:t xml:space="preserve"> a Lead/Customer. Filtrar automáticamente en envíos</w:t>
+            <w:r>
+              <w:rPr>
+                <w:sz w:val="18"/>
+                <w:szCs w:val="18"/>
+                <w:lang w:val="en-CA"/>
+              </w:rPr>
+              <w:t xml:space="preserve">Agregar emailOptOut a Lead/Customer. </w:t>
+            </w:r>
+            <w:r>
+              <w:rPr>
+                <w:sz w:val="18"/>
+                <w:szCs w:val="18"/>
+                <w:lang w:val="es-EC"/>
+              </w:rPr>
+              <w:t>Filtrar automáticamente en envíos</w:t>
             </w:r>
           </w:p>
           <w:p>
@@ -16649,23 +14233,7 @@
                 <w:szCs w:val="18"/>
                 <w:lang w:val="es-EC"/>
               </w:rPr>
-              <w:t xml:space="preserve">, escribir asunto, elegir segmento                   </w:t>
-            </w:r>
-            <w:r>
-              <w:rPr>
-                <w:sz w:val="18"/>
-                <w:szCs w:val="18"/>
-                <w:lang w:val="es-EC"/>
-              </w:rPr>
-              <w:t xml:space="preserve">                                                         </w:t>
-            </w:r>
-            <w:r>
-              <w:rPr>
-                <w:sz w:val="18"/>
-                <w:szCs w:val="18"/>
-                <w:lang w:val="es-EC"/>
-              </w:rPr>
-              <w:t xml:space="preserve">- </w:t>
+              <w:t xml:space="preserve">, escribir asunto, elegir segmento                                                                            - </w:t>
             </w:r>
             <w:proofErr w:type="spellStart"/>
             <w:r>
@@ -16724,25 +14292,7 @@
                 <w:szCs w:val="18"/>
                 <w:lang w:val="es-EC"/>
               </w:rPr>
-              <w:t xml:space="preserve">: </w:t>
-            </w:r>
-            <w:proofErr w:type="spellStart"/>
-            <w:r>
-              <w:rPr>
-                <w:sz w:val="18"/>
-                <w:szCs w:val="18"/>
-                <w:lang w:val="es-EC"/>
-              </w:rPr>
-              <w:t>historial</w:t>
-            </w:r>
-            <w:proofErr w:type="spellEnd"/>
-            <w:r>
-              <w:rPr>
-                <w:sz w:val="18"/>
-                <w:szCs w:val="18"/>
-                <w:lang w:val="es-EC"/>
-              </w:rPr>
-              <w:t xml:space="preserve"> de campañas con </w:t>
+              <w:t xml:space="preserve">: historial de campañas con </w:t>
             </w:r>
             <w:r>
               <w:rPr>
@@ -16876,15 +14426,15 @@
               <w:rPr>
                 <w:sz w:val="18"/>
                 <w:szCs w:val="18"/>
-                <w:lang w:val="es-EC"/>
-              </w:rPr>
-            </w:pPr>
-            <w:proofErr w:type="spellStart"/>
-            <w:r>
-              <w:rPr>
-                <w:sz w:val="18"/>
-                <w:szCs w:val="18"/>
-                <w:lang w:val="es-EC"/>
+                <w:lang w:val="en-CA"/>
+              </w:rPr>
+            </w:pPr>
+            <w:proofErr w:type="spellStart"/>
+            <w:r>
+              <w:rPr>
+                <w:sz w:val="18"/>
+                <w:szCs w:val="18"/>
+                <w:lang w:val="en-CA"/>
               </w:rPr>
               <w:t>Implementar</w:t>
             </w:r>
@@ -16893,7 +14443,7 @@
               <w:rPr>
                 <w:sz w:val="18"/>
                 <w:szCs w:val="18"/>
-                <w:lang w:val="es-EC"/>
+                <w:lang w:val="en-CA"/>
               </w:rPr>
               <w:t xml:space="preserve"> tracking pixel: GET /</w:t>
             </w:r>
@@ -16902,7 +14452,7 @@
               <w:rPr>
                 <w:sz w:val="18"/>
                 <w:szCs w:val="18"/>
-                <w:lang w:val="es-EC"/>
+                <w:lang w:val="en-CA"/>
               </w:rPr>
               <w:t>api</w:t>
             </w:r>
@@ -16911,7 +14461,7 @@
               <w:rPr>
                 <w:sz w:val="18"/>
                 <w:szCs w:val="18"/>
-                <w:lang w:val="es-EC"/>
+                <w:lang w:val="en-CA"/>
               </w:rPr>
               <w:t>/email/track/open</w:t>
             </w:r>
@@ -16920,7 +14470,7 @@
               <w:rPr>
                 <w:sz w:val="18"/>
                 <w:szCs w:val="18"/>
-                <w:lang w:val="es-EC"/>
+                <w:lang w:val="en-CA"/>
               </w:rPr>
               <w:t>/:</w:t>
             </w:r>
@@ -16929,7 +14479,7 @@
               <w:rPr>
                 <w:sz w:val="18"/>
                 <w:szCs w:val="18"/>
-                <w:lang w:val="es-EC"/>
+                <w:lang w:val="en-CA"/>
               </w:rPr>
               <w:t>sendId</w:t>
             </w:r>
@@ -16939,7 +14489,7 @@
               <w:rPr>
                 <w:sz w:val="18"/>
                 <w:szCs w:val="18"/>
-                <w:lang w:val="es-EC"/>
+                <w:lang w:val="en-CA"/>
               </w:rPr>
               <w:t xml:space="preserve"> → registrar </w:t>
             </w:r>
@@ -16948,7 +14498,7 @@
               <w:rPr>
                 <w:sz w:val="18"/>
                 <w:szCs w:val="18"/>
-                <w:lang w:val="es-EC"/>
+                <w:lang w:val="en-CA"/>
               </w:rPr>
               <w:t>openedAt</w:t>
             </w:r>
@@ -16957,7 +14507,7 @@
               <w:rPr>
                 <w:sz w:val="18"/>
                 <w:szCs w:val="18"/>
-                <w:lang w:val="es-EC"/>
+                <w:lang w:val="en-CA"/>
               </w:rPr>
               <w:t xml:space="preserve">, </w:t>
             </w:r>
@@ -16966,7 +14516,7 @@
               <w:rPr>
                 <w:sz w:val="18"/>
                 <w:szCs w:val="18"/>
-                <w:lang w:val="es-EC"/>
+                <w:lang w:val="en-CA"/>
               </w:rPr>
               <w:t>servir</w:t>
             </w:r>
@@ -16975,7 +14525,7 @@
               <w:rPr>
                 <w:sz w:val="18"/>
                 <w:szCs w:val="18"/>
-                <w:lang w:val="es-EC"/>
+                <w:lang w:val="en-CA"/>
               </w:rPr>
               <w:t xml:space="preserve"> 1x1 GIF </w:t>
             </w:r>
@@ -16984,7 +14534,7 @@
               <w:rPr>
                 <w:sz w:val="18"/>
                 <w:szCs w:val="18"/>
-                <w:lang w:val="es-EC"/>
+                <w:lang w:val="en-CA"/>
               </w:rPr>
               <w:t>transparente</w:t>
             </w:r>
@@ -16993,7 +14543,7 @@
               <w:rPr>
                 <w:sz w:val="18"/>
                 <w:szCs w:val="18"/>
-                <w:lang w:val="es-EC"/>
+                <w:lang w:val="en-CA"/>
               </w:rPr>
               <w:t xml:space="preserve"> </w:t>
             </w:r>
@@ -17009,15 +14559,15 @@
               <w:rPr>
                 <w:sz w:val="18"/>
                 <w:szCs w:val="18"/>
-                <w:lang w:val="es-EC"/>
-              </w:rPr>
-            </w:pPr>
-            <w:proofErr w:type="spellStart"/>
-            <w:r>
-              <w:rPr>
-                <w:sz w:val="18"/>
-                <w:szCs w:val="18"/>
-                <w:lang w:val="es-EC"/>
+                <w:lang w:val="en-CA"/>
+              </w:rPr>
+            </w:pPr>
+            <w:proofErr w:type="spellStart"/>
+            <w:r>
+              <w:rPr>
+                <w:sz w:val="18"/>
+                <w:szCs w:val="18"/>
+                <w:lang w:val="en-CA"/>
               </w:rPr>
               <w:t>Implementar</w:t>
             </w:r>
@@ -17026,7 +14576,7 @@
               <w:rPr>
                 <w:sz w:val="18"/>
                 <w:szCs w:val="18"/>
-                <w:lang w:val="es-EC"/>
+                <w:lang w:val="en-CA"/>
               </w:rPr>
               <w:t xml:space="preserve"> tracking </w:t>
             </w:r>
@@ -17035,7 +14585,7 @@
               <w:rPr>
                 <w:sz w:val="18"/>
                 <w:szCs w:val="18"/>
-                <w:lang w:val="es-EC"/>
+                <w:lang w:val="en-CA"/>
               </w:rPr>
               <w:t>clics</w:t>
             </w:r>
@@ -17044,7 +14594,7 @@
               <w:rPr>
                 <w:sz w:val="18"/>
                 <w:szCs w:val="18"/>
-                <w:lang w:val="es-EC"/>
+                <w:lang w:val="en-CA"/>
               </w:rPr>
               <w:t>: GET /</w:t>
             </w:r>
@@ -17053,7 +14603,7 @@
               <w:rPr>
                 <w:sz w:val="18"/>
                 <w:szCs w:val="18"/>
-                <w:lang w:val="es-EC"/>
+                <w:lang w:val="en-CA"/>
               </w:rPr>
               <w:t>api</w:t>
             </w:r>
@@ -17062,7 +14612,7 @@
               <w:rPr>
                 <w:sz w:val="18"/>
                 <w:szCs w:val="18"/>
-                <w:lang w:val="es-EC"/>
+                <w:lang w:val="en-CA"/>
               </w:rPr>
               <w:t>/email/track/click</w:t>
             </w:r>
@@ -17071,7 +14621,7 @@
               <w:rPr>
                 <w:sz w:val="18"/>
                 <w:szCs w:val="18"/>
-                <w:lang w:val="es-EC"/>
+                <w:lang w:val="en-CA"/>
               </w:rPr>
               <w:t>/:</w:t>
             </w:r>
@@ -17080,7 +14630,7 @@
               <w:rPr>
                 <w:sz w:val="18"/>
                 <w:szCs w:val="18"/>
-                <w:lang w:val="es-EC"/>
+                <w:lang w:val="en-CA"/>
               </w:rPr>
               <w:t>sendId</w:t>
             </w:r>
@@ -17089,7 +14639,7 @@
               <w:rPr>
                 <w:sz w:val="18"/>
                 <w:szCs w:val="18"/>
-                <w:lang w:val="es-EC"/>
+                <w:lang w:val="en-CA"/>
               </w:rPr>
               <w:t>/:</w:t>
             </w:r>
@@ -17098,7 +14648,7 @@
               <w:rPr>
                 <w:sz w:val="18"/>
                 <w:szCs w:val="18"/>
-                <w:lang w:val="es-EC"/>
+                <w:lang w:val="en-CA"/>
               </w:rPr>
               <w:t>linkIndex</w:t>
             </w:r>
@@ -17108,7 +14658,7 @@
               <w:rPr>
                 <w:sz w:val="18"/>
                 <w:szCs w:val="18"/>
-                <w:lang w:val="es-EC"/>
+                <w:lang w:val="en-CA"/>
               </w:rPr>
               <w:t xml:space="preserve"> → registrar </w:t>
             </w:r>
@@ -17117,7 +14667,7 @@
               <w:rPr>
                 <w:sz w:val="18"/>
                 <w:szCs w:val="18"/>
-                <w:lang w:val="es-EC"/>
+                <w:lang w:val="en-CA"/>
               </w:rPr>
               <w:t>clickedAt</w:t>
             </w:r>
@@ -17126,7 +14676,7 @@
               <w:rPr>
                 <w:sz w:val="18"/>
                 <w:szCs w:val="18"/>
-                <w:lang w:val="es-EC"/>
+                <w:lang w:val="en-CA"/>
               </w:rPr>
               <w:t>, redirect a URL original</w:t>
             </w:r>
@@ -17142,15 +14692,15 @@
               <w:rPr>
                 <w:sz w:val="18"/>
                 <w:szCs w:val="18"/>
-                <w:lang w:val="es-EC"/>
-              </w:rPr>
-            </w:pPr>
-            <w:proofErr w:type="spellStart"/>
-            <w:r>
-              <w:rPr>
-                <w:sz w:val="18"/>
-                <w:szCs w:val="18"/>
-                <w:lang w:val="es-EC"/>
+                <w:lang w:val="en-CA"/>
+              </w:rPr>
+            </w:pPr>
+            <w:proofErr w:type="spellStart"/>
+            <w:r>
+              <w:rPr>
+                <w:sz w:val="18"/>
+                <w:szCs w:val="18"/>
+                <w:lang w:val="en-CA"/>
               </w:rPr>
               <w:t>Implementar</w:t>
             </w:r>
@@ -17159,7 +14709,7 @@
               <w:rPr>
                 <w:sz w:val="18"/>
                 <w:szCs w:val="18"/>
-                <w:lang w:val="es-EC"/>
+                <w:lang w:val="en-CA"/>
               </w:rPr>
               <w:t xml:space="preserve"> GET /</w:t>
             </w:r>
@@ -17168,7 +14718,7 @@
               <w:rPr>
                 <w:sz w:val="18"/>
                 <w:szCs w:val="18"/>
-                <w:lang w:val="es-EC"/>
+                <w:lang w:val="en-CA"/>
               </w:rPr>
               <w:t>api</w:t>
             </w:r>
@@ -17177,7 +14727,7 @@
               <w:rPr>
                 <w:sz w:val="18"/>
                 <w:szCs w:val="18"/>
-                <w:lang w:val="es-EC"/>
+                <w:lang w:val="en-CA"/>
               </w:rPr>
               <w:t>/email/campaigns/:id/</w:t>
             </w:r>
@@ -17186,7 +14736,7 @@
               <w:rPr>
                 <w:sz w:val="18"/>
                 <w:szCs w:val="18"/>
-                <w:lang w:val="es-EC"/>
+                <w:lang w:val="en-CA"/>
               </w:rPr>
               <w:t>stats:</w:t>
             </w:r>
@@ -17195,7 +14745,7 @@
               <w:rPr>
                 <w:sz w:val="18"/>
                 <w:szCs w:val="18"/>
-                <w:lang w:val="es-EC"/>
+                <w:lang w:val="en-CA"/>
               </w:rPr>
               <w:t xml:space="preserve"> opens, clicks, bounces, unsubs </w:t>
             </w:r>
@@ -17204,7 +14754,7 @@
               <w:rPr>
                 <w:sz w:val="18"/>
                 <w:szCs w:val="18"/>
-                <w:lang w:val="es-EC"/>
+                <w:lang w:val="en-CA"/>
               </w:rPr>
               <w:t>por</w:t>
             </w:r>
@@ -17213,7 +14763,7 @@
               <w:rPr>
                 <w:sz w:val="18"/>
                 <w:szCs w:val="18"/>
-                <w:lang w:val="es-EC"/>
+                <w:lang w:val="en-CA"/>
               </w:rPr>
               <w:t xml:space="preserve"> </w:t>
             </w:r>
@@ -17222,7 +14772,7 @@
               <w:rPr>
                 <w:sz w:val="18"/>
                 <w:szCs w:val="18"/>
-                <w:lang w:val="es-EC"/>
+                <w:lang w:val="en-CA"/>
               </w:rPr>
               <w:t>campaña</w:t>
             </w:r>
@@ -17242,23 +14792,49 @@
                 <w:lang w:val="es-EC"/>
               </w:rPr>
             </w:pPr>
-            <w:proofErr w:type="spellStart"/>
-            <w:r>
-              <w:rPr>
-                <w:sz w:val="18"/>
-                <w:szCs w:val="18"/>
-                <w:lang w:val="es-EC"/>
-              </w:rPr>
-              <w:t>Implementar</w:t>
-            </w:r>
-            <w:proofErr w:type="spellEnd"/>
-            <w:r>
-              <w:rPr>
-                <w:sz w:val="18"/>
-                <w:szCs w:val="18"/>
-                <w:lang w:val="es-EC"/>
-              </w:rPr>
-              <w:t xml:space="preserve"> link de unsubscribe en </w:t>
+            <w:r>
+              <w:rPr>
+                <w:sz w:val="18"/>
+                <w:szCs w:val="18"/>
+                <w:lang w:val="es-EC"/>
+              </w:rPr>
+              <w:t xml:space="preserve">Implementar </w:t>
+            </w:r>
+            <w:proofErr w:type="gramStart"/>
+            <w:r>
+              <w:rPr>
+                <w:sz w:val="18"/>
+                <w:szCs w:val="18"/>
+                <w:lang w:val="es-EC"/>
+              </w:rPr>
+              <w:t>link</w:t>
+            </w:r>
+            <w:proofErr w:type="gramEnd"/>
+            <w:r>
+              <w:rPr>
+                <w:sz w:val="18"/>
+                <w:szCs w:val="18"/>
+                <w:lang w:val="es-EC"/>
+              </w:rPr>
+              <w:t xml:space="preserve"> de </w:t>
+            </w:r>
+            <w:proofErr w:type="spellStart"/>
+            <w:r>
+              <w:rPr>
+                <w:sz w:val="18"/>
+                <w:szCs w:val="18"/>
+                <w:lang w:val="es-EC"/>
+              </w:rPr>
+              <w:t>unsubscribe</w:t>
+            </w:r>
+            <w:proofErr w:type="spellEnd"/>
+            <w:r>
+              <w:rPr>
+                <w:sz w:val="18"/>
+                <w:szCs w:val="18"/>
+                <w:lang w:val="es-EC"/>
+              </w:rPr>
+              <w:t xml:space="preserve"> en </w:t>
             </w:r>
             <w:proofErr w:type="spellStart"/>
             <w:r>
@@ -17813,91 +15389,17 @@
               <w:rPr>
                 <w:sz w:val="18"/>
                 <w:szCs w:val="18"/>
-                <w:lang w:val="es-EC"/>
-              </w:rPr>
-            </w:pPr>
-            <w:proofErr w:type="spellStart"/>
-            <w:r>
-              <w:rPr>
-                <w:sz w:val="18"/>
-                <w:szCs w:val="18"/>
-                <w:lang w:val="es-EC"/>
-              </w:rPr>
-              <w:t>Documentar</w:t>
-            </w:r>
-            <w:proofErr w:type="spellEnd"/>
-            <w:r>
-              <w:rPr>
-                <w:sz w:val="18"/>
-                <w:szCs w:val="18"/>
-                <w:lang w:val="es-EC"/>
-              </w:rPr>
-              <w:t xml:space="preserve"> API endpoints </w:t>
-            </w:r>
-            <w:proofErr w:type="spellStart"/>
-            <w:r>
-              <w:rPr>
-                <w:sz w:val="18"/>
-                <w:szCs w:val="18"/>
-                <w:lang w:val="es-EC"/>
-              </w:rPr>
-              <w:t>nuevos</w:t>
-            </w:r>
-            <w:proofErr w:type="spellEnd"/>
-            <w:r>
-              <w:rPr>
-                <w:sz w:val="18"/>
-                <w:szCs w:val="18"/>
-                <w:lang w:val="es-EC"/>
-              </w:rPr>
-              <w:t xml:space="preserve"> </w:t>
-            </w:r>
-            <w:proofErr w:type="spellStart"/>
-            <w:r>
-              <w:rPr>
-                <w:sz w:val="18"/>
-                <w:szCs w:val="18"/>
-                <w:lang w:val="es-EC"/>
-              </w:rPr>
-              <w:t>en</w:t>
-            </w:r>
-            <w:proofErr w:type="spellEnd"/>
-            <w:r>
-              <w:rPr>
-                <w:sz w:val="18"/>
-                <w:szCs w:val="18"/>
-                <w:lang w:val="es-EC"/>
-              </w:rPr>
-              <w:t xml:space="preserve"> API_DOCS.md                         - Channels: config, webhooks, send                                                          - Email: templates, campaigns, tracking                                              - Analytics: </w:t>
-            </w:r>
-            <w:proofErr w:type="spellStart"/>
-            <w:r>
-              <w:rPr>
-                <w:sz w:val="18"/>
-                <w:szCs w:val="18"/>
-                <w:lang w:val="es-EC"/>
-              </w:rPr>
-              <w:t>métricas</w:t>
-            </w:r>
-            <w:proofErr w:type="spellEnd"/>
-            <w:r>
-              <w:rPr>
-                <w:sz w:val="18"/>
-                <w:szCs w:val="18"/>
-                <w:lang w:val="es-EC"/>
-              </w:rPr>
-              <w:t xml:space="preserve"> </w:t>
-            </w:r>
-            <w:proofErr w:type="spellStart"/>
-            <w:r>
-              <w:rPr>
-                <w:sz w:val="18"/>
-                <w:szCs w:val="18"/>
-                <w:lang w:val="es-EC"/>
-              </w:rPr>
-              <w:t>omnicanal</w:t>
-            </w:r>
-            <w:proofErr w:type="spellEnd"/>
+                <w:lang w:val="en-CA"/>
+              </w:rPr>
+            </w:pPr>
+            <w:r>
+              <w:rPr>
+                <w:sz w:val="18"/>
+                <w:szCs w:val="18"/>
+                <w:lang w:val="en-CA"/>
+              </w:rPr>
+              <w:t>Documentar API endpoints nuevos en API_DOCS.md                         - Channels: config, webhooks, send                                                          - Email: templates, campaigns, tracking                                              - Analytics: métricas omnicanal</w:t>
+            </w:r>
           </w:p>
           <w:p>
             <w:pPr>
@@ -18349,47 +15851,7 @@
           <w:szCs w:val="18"/>
           <w:lang w:val="es-EC"/>
         </w:rPr>
-        <w:t xml:space="preserve">) para que funcione como una PWA. Esto permitiría a los usuarios instalar la aplicación directamente en sus teléfonos sin necesidad de tiendas de aplicaciones, optimizando los tiempos de carga y permitiendo el acceso rápido al QR incluso con </w:t>
-      </w:r>
-      <w:proofErr w:type="spellStart"/>
-      <w:r>
-        <w:rPr>
-          <w:rFonts w:ascii="Times New Roman" w:hAnsi="Times New Roman"/>
-          <w:sz w:val="18"/>
-          <w:szCs w:val="18"/>
-          <w:lang w:val="es-EC"/>
-        </w:rPr>
-        <w:t>conexiones</w:t>
-      </w:r>
-      <w:proofErr w:type="spellEnd"/>
-      <w:r>
-        <w:rPr>
-          <w:rFonts w:ascii="Times New Roman" w:hAnsi="Times New Roman"/>
-          <w:sz w:val="18"/>
-          <w:szCs w:val="18"/>
-          <w:lang w:val="es-EC"/>
-        </w:rPr>
-        <w:t xml:space="preserve"> de internet </w:t>
-      </w:r>
-      <w:proofErr w:type="spellStart"/>
-      <w:r>
-        <w:rPr>
-          <w:rFonts w:ascii="Times New Roman" w:hAnsi="Times New Roman"/>
-          <w:sz w:val="18"/>
-          <w:szCs w:val="18"/>
-          <w:lang w:val="es-EC"/>
-        </w:rPr>
-        <w:t>inestables</w:t>
-      </w:r>
-      <w:proofErr w:type="spellEnd"/>
-      <w:r>
-        <w:rPr>
-          <w:rFonts w:ascii="Times New Roman" w:hAnsi="Times New Roman"/>
-          <w:sz w:val="18"/>
-          <w:szCs w:val="18"/>
-          <w:lang w:val="es-EC"/>
-        </w:rPr>
-        <w:t>.</w:t>
+        <w:t>) para que funcione como una PWA. Esto permitiría a los usuarios instalar la aplicación directamente en sus teléfonos sin necesidad de tiendas de aplicaciones, optimizando los tiempos de carga y permitiendo el acceso rápido al QR incluso con conexiones de internet inestables.</w:t>
       </w:r>
     </w:p>
     <w:p>
@@ -18847,6 +16309,7 @@
                 </w:p>
                 <w:p>
                   <w:pPr>
+                    <w:jc w:val="center"/>
                     <w:rPr>
                       <w:b/>
                       <w:sz w:val="16"/>
@@ -18859,27 +16322,12 @@
                       <w:sz w:val="16"/>
                       <w:szCs w:val="16"/>
                     </w:rPr>
-                    <w:t>Tutor</w:t>
-                  </w:r>
-                  <w:r>
-                    <w:rPr>
-                      <w:b/>
-                      <w:sz w:val="16"/>
-                      <w:szCs w:val="16"/>
-                    </w:rPr>
-                    <w:t>(a)</w:t>
-                  </w:r>
-                  <w:r>
-                    <w:rPr>
-                      <w:b/>
-                      <w:sz w:val="16"/>
-                      <w:szCs w:val="16"/>
-                    </w:rPr>
-                    <w:t xml:space="preserve"> Empresarial / Institucional/ Representante de la Comunidad</w:t>
+                    <w:t>Tutor Empresarial</w:t>
                   </w:r>
                 </w:p>
                 <w:p>
                   <w:pPr>
+                    <w:jc w:val="center"/>
                     <w:rPr>
                       <w:b/>
                       <w:sz w:val="16"/>
@@ -18892,49 +16340,18 @@
                       <w:sz w:val="16"/>
                       <w:szCs w:val="16"/>
                     </w:rPr>
-                    <w:t>Nombres y apellidos:</w:t>
-                  </w:r>
-                  <w:r>
-                    <w:rPr>
-                      <w:b/>
-                      <w:sz w:val="16"/>
-                      <w:szCs w:val="16"/>
-                    </w:rPr>
-                    <w:t xml:space="preserve"> </w:t>
-                  </w:r>
-                  <w:r>
-                    <w:rPr>
-                      <w:b/>
-                      <w:sz w:val="16"/>
-                      <w:szCs w:val="16"/>
-                    </w:rPr>
                     <w:t>Juan Fernando Peña Calhorrano</w:t>
                   </w:r>
                 </w:p>
                 <w:p>
                   <w:pPr>
+                    <w:jc w:val="center"/>
                     <w:rPr>
                       <w:b/>
                       <w:sz w:val="16"/>
                       <w:szCs w:val="16"/>
                     </w:rPr>
                   </w:pPr>
-                  <w:r>
-                    <w:rPr>
-                      <w:b/>
-                      <w:sz w:val="16"/>
-                      <w:szCs w:val="16"/>
-                    </w:rPr>
-                    <w:t>CC:</w:t>
-                  </w:r>
-                  <w:r>
-                    <w:rPr>
-                      <w:b/>
-                      <w:sz w:val="16"/>
-                      <w:szCs w:val="16"/>
-                    </w:rPr>
-                    <w:t xml:space="preserve"> </w:t>
-                  </w:r>
                   <w:r>
                     <w:rPr>
                       <w:b/>
@@ -19011,6 +16428,7 @@
                 </w:p>
                 <w:p>
                   <w:pPr>
+                    <w:jc w:val="center"/>
                     <w:rPr>
                       <w:b/>
                       <w:sz w:val="16"/>
@@ -19023,49 +16441,18 @@
                       <w:sz w:val="16"/>
                       <w:szCs w:val="16"/>
                     </w:rPr>
-                    <w:t>Nombres y apellidos:</w:t>
-                  </w:r>
-                  <w:r>
-                    <w:rPr>
-                      <w:b/>
-                      <w:sz w:val="16"/>
-                      <w:szCs w:val="16"/>
-                    </w:rPr>
-                    <w:t xml:space="preserve"> </w:t>
-                  </w:r>
-                  <w:r>
-                    <w:rPr>
-                      <w:b/>
-                      <w:sz w:val="16"/>
-                      <w:szCs w:val="16"/>
-                    </w:rPr>
                     <w:t>Jeffrey Alexander Manobanda Chabla</w:t>
                   </w:r>
                 </w:p>
                 <w:p>
                   <w:pPr>
+                    <w:jc w:val="center"/>
                     <w:rPr>
                       <w:b/>
                       <w:sz w:val="16"/>
                       <w:szCs w:val="16"/>
                     </w:rPr>
                   </w:pPr>
-                  <w:r>
-                    <w:rPr>
-                      <w:b/>
-                      <w:sz w:val="16"/>
-                      <w:szCs w:val="16"/>
-                    </w:rPr>
-                    <w:t>CC:</w:t>
-                  </w:r>
-                  <w:r>
-                    <w:rPr>
-                      <w:b/>
-                      <w:sz w:val="16"/>
-                      <w:szCs w:val="16"/>
-                    </w:rPr>
-                    <w:t xml:space="preserve"> </w:t>
-                  </w:r>
                   <w:r>
                     <w:rPr>
                       <w:b/>
@@ -19153,7 +16540,7 @@
                       <w:sz w:val="16"/>
                       <w:szCs w:val="16"/>
                     </w:rPr>
-                    <w:t>(a)</w:t>
+                    <w:t>a</w:t>
                   </w:r>
                   <w:r>
                     <w:rPr>
@@ -19161,11 +16548,20 @@
                       <w:sz w:val="16"/>
                       <w:szCs w:val="16"/>
                     </w:rPr>
-                    <w:t xml:space="preserve"> Académico</w:t>
+                    <w:t xml:space="preserve"> Académic</w:t>
+                  </w:r>
+                  <w:r>
+                    <w:rPr>
+                      <w:b/>
+                      <w:sz w:val="16"/>
+                      <w:szCs w:val="16"/>
+                    </w:rPr>
+                    <w:t>a</w:t>
                   </w:r>
                 </w:p>
                 <w:p>
                   <w:pPr>
+                    <w:jc w:val="center"/>
                     <w:rPr>
                       <w:b/>
                       <w:sz w:val="16"/>
@@ -19178,49 +16574,18 @@
                       <w:sz w:val="16"/>
                       <w:szCs w:val="16"/>
                     </w:rPr>
-                    <w:t>Nombres y apellidos:</w:t>
-                  </w:r>
-                  <w:r>
-                    <w:rPr>
-                      <w:b/>
-                      <w:sz w:val="16"/>
-                      <w:szCs w:val="16"/>
-                    </w:rPr>
-                    <w:t xml:space="preserve"> </w:t>
-                  </w:r>
-                  <w:r>
-                    <w:rPr>
-                      <w:b/>
-                      <w:sz w:val="16"/>
-                      <w:szCs w:val="16"/>
-                    </w:rPr>
                     <w:t>Jenny Alexandra Ruiz Robalino</w:t>
                   </w:r>
                 </w:p>
                 <w:p>
                   <w:pPr>
+                    <w:jc w:val="center"/>
                     <w:rPr>
                       <w:b/>
                       <w:sz w:val="16"/>
                       <w:szCs w:val="16"/>
                     </w:rPr>
                   </w:pPr>
-                  <w:r>
-                    <w:rPr>
-                      <w:b/>
-                      <w:sz w:val="16"/>
-                      <w:szCs w:val="16"/>
-                    </w:rPr>
-                    <w:t>CC:</w:t>
-                  </w:r>
-                  <w:r>
-                    <w:rPr>
-                      <w:b/>
-                      <w:sz w:val="16"/>
-                      <w:szCs w:val="16"/>
-                    </w:rPr>
-                    <w:t xml:space="preserve"> </w:t>
-                  </w:r>
                   <w:r>
                     <w:rPr>
                       <w:b/>
@@ -21071,6 +18436,7 @@
   <w:style w:type="character" w:default="1" w:styleId="Fuentedeprrafopredeter">
     <w:name w:val="Default Paragraph Font"/>
     <w:uiPriority w:val="1"/>
+    <w:semiHidden/>
     <w:unhideWhenUsed/>
   </w:style>
   <w:style w:type="table" w:default="1" w:styleId="Tablanormal">
